--- a/docs/32_시니어_나들이_계획서.docx
+++ b/docs/32_시니어_나들이_계획서.docx
@@ -11,7 +11,7 @@
         <w:rPr>
           <w:b w:val="0"/>
         </w:rPr>
-        <w:t>(교회명) 어르신 행복 나들이 및 경로 행사 계획서</w:t>
+        <w:t>________년 (교회명) 어르신 나들이·경로 행사 계획서</w:t>
       </w:r>
     </w:p>
     <w:p>
@@ -22,7 +22,7 @@
         <w:rPr>
           <w:b w:val="0"/>
         </w:rPr>
-        <w:t>1. 행사 개요</w:t>
+        <w:t>개요</w:t>
       </w:r>
     </w:p>
     <w:p>
@@ -31,15 +31,9 @@
       </w:pPr>
       <w:r>
         <w:rPr>
-          <w:b/>
-        </w:rPr>
-        <w:t>행사명:</w:t>
-      </w:r>
-      <w:r>
-        <w:rPr>
           <w:b w:val="0"/>
         </w:rPr>
-        <w:t xml:space="preserve"> 제 ________회 (교회명) 어르신 초청 행복 나들이</w:t>
+        <w:t>주제 : 함께 걷고 나누는 감사</w:t>
       </w:r>
     </w:p>
     <w:p>
@@ -48,15 +42,9 @@
       </w:pPr>
       <w:r>
         <w:rPr>
-          <w:b/>
-        </w:rPr>
-        <w:t>주제:</w:t>
-      </w:r>
-      <w:r>
-        <w:rPr>
           <w:b w:val="0"/>
         </w:rPr>
-        <w:t xml:space="preserve"> "늙어도 여전히 결실하며 진액이 풍족하고 빛이 청청하니"</w:t>
+        <w:t>주제 말씀 : 시편 92:14</w:t>
       </w:r>
     </w:p>
     <w:p>
@@ -65,15 +53,9 @@
       </w:pPr>
       <w:r>
         <w:rPr>
-          <w:b/>
-        </w:rPr>
-        <w:t>성경 본문:</w:t>
-      </w:r>
-      <w:r>
-        <w:rPr>
           <w:b w:val="0"/>
         </w:rPr>
-        <w:t xml:space="preserve"> 시편 92:14-15</w:t>
+        <w:t>목적 : 어르신의 교제와 쉼, 감사 나눔</w:t>
       </w:r>
     </w:p>
     <w:p>
@@ -82,15 +64,9 @@
       </w:pPr>
       <w:r>
         <w:rPr>
-          <w:b/>
-        </w:rPr>
-        <w:t>목적:</w:t>
-      </w:r>
-      <w:r>
-        <w:rPr>
           <w:b w:val="0"/>
         </w:rPr>
-        <w:t xml:space="preserve"> 평소 장거리 이동이 어려운 어르신들에게 교제의 기회를 제공하고, 예수 그리스도의 사랑으로 위로하며 경로효친의 신앙 전통을 실천함.</w:t>
+        <w:t>장소 : ________</w:t>
       </w:r>
     </w:p>
     <w:p>
@@ -99,15 +75,9 @@
       </w:pPr>
       <w:r>
         <w:rPr>
-          <w:b/>
-        </w:rPr>
-        <w:t>일시:</w:t>
-      </w:r>
-      <w:r>
-        <w:rPr>
           <w:b w:val="0"/>
         </w:rPr>
-        <w:t xml:space="preserve"> 2024년 ________월 ________일(요일) 오전 9시 30분 ~ 오후 4시 00분</w:t>
+        <w:t>일시 : ________년 ____월 ____일 ____시~____시</w:t>
       </w:r>
     </w:p>
     <w:p>
@@ -116,15 +86,9 @@
       </w:pPr>
       <w:r>
         <w:rPr>
-          <w:b/>
-        </w:rPr>
-        <w:t>장소:</w:t>
-      </w:r>
-      <w:r>
-        <w:rPr>
           <w:b w:val="0"/>
         </w:rPr>
-        <w:t xml:space="preserve"> (확인 필요: 장소명)</w:t>
+        <w:t>담당 : ________</w:t>
       </w:r>
     </w:p>
     <w:p>
@@ -133,15 +97,9 @@
       </w:pPr>
       <w:r>
         <w:rPr>
-          <w:b/>
-        </w:rPr>
-        <w:t>대상:</w:t>
-      </w:r>
-      <w:r>
-        <w:rPr>
           <w:b w:val="0"/>
         </w:rPr>
-        <w:t xml:space="preserve"> (교회명) 소속 65세 이상 어르신 및 지역 어르신 총 ________명</w:t>
+        <w:t>대상 : (예상 인원 ____명: 어르신 ____, 동행 봉사자 ____, 운전자 ____)</w:t>
       </w:r>
     </w:p>
     <w:p>
@@ -152,7 +110,7 @@
         <w:rPr>
           <w:b w:val="0"/>
         </w:rPr>
-        <w:t>2. 장소 선정 기준 및 사전 답사 결과</w:t>
+        <w:t>장소 선정 기준</w:t>
       </w:r>
     </w:p>
     <w:tbl>
@@ -189,7 +147,7 @@
               <w:rPr>
                 <w:b/>
               </w:rPr>
-              <w:t>상세 기준</w:t>
+              <w:t>확인 기준</w:t>
             </w:r>
           </w:p>
         </w:tc>
@@ -202,7 +160,7 @@
               <w:rPr>
                 <w:b/>
               </w:rPr>
-              <w:t>비고</w:t>
+              <w:t>확인 결과</w:t>
             </w:r>
           </w:p>
         </w:tc>
@@ -215,7 +173,7 @@
           <w:p>
             <w:r>
               <w:rPr>
-                <w:b/>
+                <w:b w:val="0"/>
               </w:rPr>
               <w:t>이동 거리</w:t>
             </w:r>
@@ -230,7 +188,7 @@
               <w:rPr>
                 <w:b w:val="0"/>
               </w:rPr>
-              <w:t>교회 출발 기준 편도 1시간 20분 이내 (최대 60km 미만)</w:t>
+              <w:t>교회에서 편도 1시간 이내 우선, 승하차 장소 가까운 곳</w:t>
             </w:r>
           </w:p>
         </w:tc>
@@ -243,7 +201,7 @@
               <w:rPr>
                 <w:b w:val="0"/>
               </w:rPr>
-              <w:t>어르신 피로도 고려</w:t>
+              <w:t>________</w:t>
             </w:r>
           </w:p>
         </w:tc>
@@ -256,7 +214,7 @@
           <w:p>
             <w:r>
               <w:rPr>
-                <w:b/>
+                <w:b w:val="0"/>
               </w:rPr>
               <w:t>화장실</w:t>
             </w:r>
@@ -271,7 +229,7 @@
               <w:rPr>
                 <w:b w:val="0"/>
               </w:rPr>
-              <w:t>각 경유지 및 목적지별 도보 5분 이내 화장실 확보 여부</w:t>
+              <w:t>식사·활동 장소 가까이 위치, 장애인 화장실 및 안전 손잡이 확인</w:t>
             </w:r>
           </w:p>
         </w:tc>
@@ -284,7 +242,7 @@
               <w:rPr>
                 <w:b w:val="0"/>
               </w:rPr>
-              <w:t>하차 직후 화장실 이용 필수</w:t>
+              <w:t>________</w:t>
             </w:r>
           </w:p>
         </w:tc>
@@ -297,9 +255,9 @@
           <w:p>
             <w:r>
               <w:rPr>
-                <w:b/>
+                <w:b w:val="0"/>
               </w:rPr>
-              <w:t>장애물</w:t>
+              <w:t>휠체어 접근</w:t>
             </w:r>
           </w:p>
         </w:tc>
@@ -312,7 +270,7 @@
               <w:rPr>
                 <w:b w:val="0"/>
               </w:rPr>
-              <w:t>경사로 설치 여부, 계단 유무, 휠체어 진입 가능 여부</w:t>
+              <w:t>주차장부터 활동 장소까지 경사로·승강기·문턱 확인</w:t>
             </w:r>
           </w:p>
         </w:tc>
@@ -325,7 +283,7 @@
               <w:rPr>
                 <w:b w:val="0"/>
               </w:rPr>
-              <w:t>문턱 없는 곳 선정</w:t>
+              <w:t>________</w:t>
             </w:r>
           </w:p>
         </w:tc>
@@ -338,7 +296,7 @@
           <w:p>
             <w:r>
               <w:rPr>
-                <w:b/>
+                <w:b w:val="0"/>
               </w:rPr>
               <w:t>휴식 공간</w:t>
             </w:r>
@@ -353,7 +311,7 @@
               <w:rPr>
                 <w:b w:val="0"/>
               </w:rPr>
-              <w:t>행사장 내 벤치 또는 그늘막 등 충분한 의자 확보 여부</w:t>
+              <w:t>의자·그늘·실내 휴식 공간 확보, 계단과 긴 도보 구간 피하기</w:t>
             </w:r>
           </w:p>
         </w:tc>
@@ -366,7 +324,48 @@
               <w:rPr>
                 <w:b w:val="0"/>
               </w:rPr>
-              <w:t>수시 휴식 필요</w:t>
+              <w:t>________</w:t>
+            </w:r>
+          </w:p>
+        </w:tc>
+      </w:tr>
+      <w:tr>
+        <w:tc>
+          <w:tcPr>
+            <w:tcW w:type="dxa" w:w="2880"/>
+          </w:tcPr>
+          <w:p>
+            <w:r>
+              <w:rPr>
+                <w:b w:val="0"/>
+              </w:rPr>
+              <w:t>우천 대안</w:t>
+            </w:r>
+          </w:p>
+        </w:tc>
+        <w:tc>
+          <w:tcPr>
+            <w:tcW w:type="dxa" w:w="2880"/>
+          </w:tcPr>
+          <w:p>
+            <w:r>
+              <w:rPr>
+                <w:b w:val="0"/>
+              </w:rPr>
+              <w:t>실내 대체 장소와 취소·변경 연락 시점 확인</w:t>
+            </w:r>
+          </w:p>
+        </w:tc>
+        <w:tc>
+          <w:tcPr>
+            <w:tcW w:type="dxa" w:w="2880"/>
+          </w:tcPr>
+          <w:p>
+            <w:r>
+              <w:rPr>
+                <w:b w:val="0"/>
+              </w:rPr>
+              <w:t>________</w:t>
             </w:r>
           </w:p>
         </w:tc>
@@ -381,591 +380,7 @@
         <w:rPr>
           <w:b w:val="0"/>
         </w:rPr>
-        <w:t>3. 행사 일정표 (무리 없는 일정 배분)</w:t>
-      </w:r>
-    </w:p>
-    <w:tbl>
-      <w:tblPr>
-        <w:tblStyle w:val="TableGrid"/>
-        <w:tblW w:type="auto" w:w="0"/>
-        <w:tblLook w:firstColumn="1" w:firstRow="1" w:lastColumn="0" w:lastRow="0" w:noHBand="0" w:noVBand="1" w:val="04A0"/>
-      </w:tblPr>
-      <w:tblGrid>
-        <w:gridCol w:w="2160"/>
-        <w:gridCol w:w="2160"/>
-        <w:gridCol w:w="2160"/>
-        <w:gridCol w:w="2160"/>
-      </w:tblGrid>
-      <w:tr>
-        <w:tc>
-          <w:tcPr>
-            <w:tcW w:type="dxa" w:w="2160"/>
-          </w:tcPr>
-          <w:p>
-            <w:r>
-              <w:rPr>
-                <w:b/>
-              </w:rPr>
-              <w:t>시간</w:t>
-            </w:r>
-          </w:p>
-        </w:tc>
-        <w:tc>
-          <w:tcPr>
-            <w:tcW w:type="dxa" w:w="2160"/>
-          </w:tcPr>
-          <w:p>
-            <w:r>
-              <w:rPr>
-                <w:b/>
-              </w:rPr>
-              <w:t>내용</w:t>
-            </w:r>
-          </w:p>
-        </w:tc>
-        <w:tc>
-          <w:tcPr>
-            <w:tcW w:type="dxa" w:w="2160"/>
-          </w:tcPr>
-          <w:p>
-            <w:r>
-              <w:rPr>
-                <w:b/>
-              </w:rPr>
-              <w:t>장소</w:t>
-            </w:r>
-          </w:p>
-        </w:tc>
-        <w:tc>
-          <w:tcPr>
-            <w:tcW w:type="dxa" w:w="2160"/>
-          </w:tcPr>
-          <w:p>
-            <w:r>
-              <w:rPr>
-                <w:b/>
-              </w:rPr>
-              <w:t>비고</w:t>
-            </w:r>
-          </w:p>
-        </w:tc>
-      </w:tr>
-      <w:tr>
-        <w:tc>
-          <w:tcPr>
-            <w:tcW w:type="dxa" w:w="2160"/>
-          </w:tcPr>
-          <w:p>
-            <w:r>
-              <w:rPr>
-                <w:b w:val="0"/>
-              </w:rPr>
-              <w:t>09:00 - 09:30</w:t>
-            </w:r>
-          </w:p>
-        </w:tc>
-        <w:tc>
-          <w:tcPr>
-            <w:tcW w:type="dxa" w:w="2160"/>
-          </w:tcPr>
-          <w:p>
-            <w:r>
-              <w:rPr>
-                <w:b w:val="0"/>
-              </w:rPr>
-              <w:t>집결 및 인원 점검</w:t>
-            </w:r>
-          </w:p>
-        </w:tc>
-        <w:tc>
-          <w:tcPr>
-            <w:tcW w:type="dxa" w:w="2160"/>
-          </w:tcPr>
-          <w:p>
-            <w:r>
-              <w:rPr>
-                <w:b w:val="0"/>
-              </w:rPr>
-              <w:t>교회 마당</w:t>
-            </w:r>
-          </w:p>
-        </w:tc>
-        <w:tc>
-          <w:tcPr>
-            <w:tcW w:type="dxa" w:w="2160"/>
-          </w:tcPr>
-          <w:p>
-            <w:r>
-              <w:rPr>
-                <w:b w:val="0"/>
-              </w:rPr>
-              <w:t>이름표 착용, 건강상태 확인</w:t>
-            </w:r>
-          </w:p>
-        </w:tc>
-      </w:tr>
-      <w:tr>
-        <w:tc>
-          <w:tcPr>
-            <w:tcW w:type="dxa" w:w="2160"/>
-          </w:tcPr>
-          <w:p>
-            <w:r>
-              <w:rPr>
-                <w:b w:val="0"/>
-              </w:rPr>
-              <w:t>09:30 - 09:40</w:t>
-            </w:r>
-          </w:p>
-        </w:tc>
-        <w:tc>
-          <w:tcPr>
-            <w:tcW w:type="dxa" w:w="2160"/>
-          </w:tcPr>
-          <w:p>
-            <w:r>
-              <w:rPr>
-                <w:b w:val="0"/>
-              </w:rPr>
-              <w:t>출발 감사 예배</w:t>
-            </w:r>
-          </w:p>
-        </w:tc>
-        <w:tc>
-          <w:tcPr>
-            <w:tcW w:type="dxa" w:w="2160"/>
-          </w:tcPr>
-          <w:p>
-            <w:r>
-              <w:rPr>
-                <w:b w:val="0"/>
-              </w:rPr>
-              <w:t>버스 내 또는 본당</w:t>
-            </w:r>
-          </w:p>
-        </w:tc>
-        <w:tc>
-          <w:tcPr>
-            <w:tcW w:type="dxa" w:w="2160"/>
-          </w:tcPr>
-          <w:p>
-            <w:r>
-              <w:rPr>
-                <w:b w:val="0"/>
-              </w:rPr>
-              <w:t>찬송, 기도, 일정 안내</w:t>
-            </w:r>
-          </w:p>
-        </w:tc>
-      </w:tr>
-      <w:tr>
-        <w:tc>
-          <w:tcPr>
-            <w:tcW w:type="dxa" w:w="2160"/>
-          </w:tcPr>
-          <w:p>
-            <w:r>
-              <w:rPr>
-                <w:b w:val="0"/>
-              </w:rPr>
-              <w:t>09:40 - 11:00</w:t>
-            </w:r>
-          </w:p>
-        </w:tc>
-        <w:tc>
-          <w:tcPr>
-            <w:tcW w:type="dxa" w:w="2160"/>
-          </w:tcPr>
-          <w:p>
-            <w:r>
-              <w:rPr>
-                <w:b w:val="0"/>
-              </w:rPr>
-              <w:t>장소 이동</w:t>
-            </w:r>
-          </w:p>
-        </w:tc>
-        <w:tc>
-          <w:tcPr>
-            <w:tcW w:type="dxa" w:w="2160"/>
-          </w:tcPr>
-          <w:p>
-            <w:r>
-              <w:rPr>
-                <w:b w:val="0"/>
-              </w:rPr>
-              <w:t>버스 안</w:t>
-            </w:r>
-          </w:p>
-        </w:tc>
-        <w:tc>
-          <w:tcPr>
-            <w:tcW w:type="dxa" w:w="2160"/>
-          </w:tcPr>
-          <w:p>
-            <w:r>
-              <w:rPr>
-                <w:b w:val="0"/>
-              </w:rPr>
-              <w:t>중간 휴게소 1회 방문 필수</w:t>
-            </w:r>
-          </w:p>
-        </w:tc>
-      </w:tr>
-      <w:tr>
-        <w:tc>
-          <w:tcPr>
-            <w:tcW w:type="dxa" w:w="2160"/>
-          </w:tcPr>
-          <w:p>
-            <w:r>
-              <w:rPr>
-                <w:b w:val="0"/>
-              </w:rPr>
-              <w:t>11:00 - 12:00</w:t>
-            </w:r>
-          </w:p>
-        </w:tc>
-        <w:tc>
-          <w:tcPr>
-            <w:tcW w:type="dxa" w:w="2160"/>
-          </w:tcPr>
-          <w:p>
-            <w:r>
-              <w:rPr>
-                <w:b w:val="0"/>
-              </w:rPr>
-              <w:t>산책 및 사진 촬영</w:t>
-            </w:r>
-          </w:p>
-        </w:tc>
-        <w:tc>
-          <w:tcPr>
-            <w:tcW w:type="dxa" w:w="2160"/>
-          </w:tcPr>
-          <w:p>
-            <w:r>
-              <w:rPr>
-                <w:b w:val="0"/>
-              </w:rPr>
-              <w:t>(장소명)</w:t>
-            </w:r>
-          </w:p>
-        </w:tc>
-        <w:tc>
-          <w:tcPr>
-            <w:tcW w:type="dxa" w:w="2160"/>
-          </w:tcPr>
-          <w:p>
-            <w:r>
-              <w:rPr>
-                <w:b w:val="0"/>
-              </w:rPr>
-              <w:t>2인 1조 봉사자 동행</w:t>
-            </w:r>
-          </w:p>
-        </w:tc>
-      </w:tr>
-      <w:tr>
-        <w:tc>
-          <w:tcPr>
-            <w:tcW w:type="dxa" w:w="2160"/>
-          </w:tcPr>
-          <w:p>
-            <w:r>
-              <w:rPr>
-                <w:b w:val="0"/>
-              </w:rPr>
-              <w:t>12:00 - 13:30</w:t>
-            </w:r>
-          </w:p>
-        </w:tc>
-        <w:tc>
-          <w:tcPr>
-            <w:tcW w:type="dxa" w:w="2160"/>
-          </w:tcPr>
-          <w:p>
-            <w:r>
-              <w:rPr>
-                <w:b w:val="0"/>
-              </w:rPr>
-              <w:t>점심 식사</w:t>
-            </w:r>
-          </w:p>
-        </w:tc>
-        <w:tc>
-          <w:tcPr>
-            <w:tcW w:type="dxa" w:w="2160"/>
-          </w:tcPr>
-          <w:p>
-            <w:r>
-              <w:rPr>
-                <w:b w:val="0"/>
-              </w:rPr>
-              <w:t>(식당명)</w:t>
-            </w:r>
-          </w:p>
-        </w:tc>
-        <w:tc>
-          <w:tcPr>
-            <w:tcW w:type="dxa" w:w="2160"/>
-          </w:tcPr>
-          <w:p>
-            <w:r>
-              <w:rPr>
-                <w:b w:val="0"/>
-              </w:rPr>
-              <w:t>부드러운 음식 위주</w:t>
-            </w:r>
-          </w:p>
-        </w:tc>
-      </w:tr>
-      <w:tr>
-        <w:tc>
-          <w:tcPr>
-            <w:tcW w:type="dxa" w:w="2160"/>
-          </w:tcPr>
-          <w:p>
-            <w:r>
-              <w:rPr>
-                <w:b w:val="0"/>
-              </w:rPr>
-              <w:t>13:30 - 14:30</w:t>
-            </w:r>
-          </w:p>
-        </w:tc>
-        <w:tc>
-          <w:tcPr>
-            <w:tcW w:type="dxa" w:w="2160"/>
-          </w:tcPr>
-          <w:p>
-            <w:r>
-              <w:rPr>
-                <w:b w:val="0"/>
-              </w:rPr>
-              <w:t>레크리에이션 및 공연</w:t>
-            </w:r>
-          </w:p>
-        </w:tc>
-        <w:tc>
-          <w:tcPr>
-            <w:tcW w:type="dxa" w:w="2160"/>
-          </w:tcPr>
-          <w:p>
-            <w:r>
-              <w:rPr>
-                <w:b w:val="0"/>
-              </w:rPr>
-              <w:t>식당 내 또는 카페</w:t>
-            </w:r>
-          </w:p>
-        </w:tc>
-        <w:tc>
-          <w:tcPr>
-            <w:tcW w:type="dxa" w:w="2160"/>
-          </w:tcPr>
-          <w:p>
-            <w:r>
-              <w:rPr>
-                <w:b w:val="0"/>
-              </w:rPr>
-              <w:t>찬양 부르기, 퀴즈, 선물 증정</w:t>
-            </w:r>
-          </w:p>
-        </w:tc>
-      </w:tr>
-      <w:tr>
-        <w:tc>
-          <w:tcPr>
-            <w:tcW w:type="dxa" w:w="2160"/>
-          </w:tcPr>
-          <w:p>
-            <w:r>
-              <w:rPr>
-                <w:b w:val="0"/>
-              </w:rPr>
-              <w:t>14:30 - 15:30</w:t>
-            </w:r>
-          </w:p>
-        </w:tc>
-        <w:tc>
-          <w:tcPr>
-            <w:tcW w:type="dxa" w:w="2160"/>
-          </w:tcPr>
-          <w:p>
-            <w:r>
-              <w:rPr>
-                <w:b w:val="0"/>
-              </w:rPr>
-              <w:t>복귀 이동</w:t>
-            </w:r>
-          </w:p>
-        </w:tc>
-        <w:tc>
-          <w:tcPr>
-            <w:tcW w:type="dxa" w:w="2160"/>
-          </w:tcPr>
-          <w:p>
-            <w:r>
-              <w:rPr>
-                <w:b w:val="0"/>
-              </w:rPr>
-              <w:t>버스 안</w:t>
-            </w:r>
-          </w:p>
-        </w:tc>
-        <w:tc>
-          <w:tcPr>
-            <w:tcW w:type="dxa" w:w="2160"/>
-          </w:tcPr>
-          <w:p>
-            <w:r>
-              <w:rPr>
-                <w:b w:val="0"/>
-              </w:rPr>
-              <w:t>휴식 및 수면 유도</w:t>
-            </w:r>
-          </w:p>
-        </w:tc>
-      </w:tr>
-      <w:tr>
-        <w:tc>
-          <w:tcPr>
-            <w:tcW w:type="dxa" w:w="2160"/>
-          </w:tcPr>
-          <w:p>
-            <w:r>
-              <w:rPr>
-                <w:b w:val="0"/>
-              </w:rPr>
-              <w:t>15:30 - 16:00</w:t>
-            </w:r>
-          </w:p>
-        </w:tc>
-        <w:tc>
-          <w:tcPr>
-            <w:tcW w:type="dxa" w:w="2160"/>
-          </w:tcPr>
-          <w:p>
-            <w:r>
-              <w:rPr>
-                <w:b w:val="0"/>
-              </w:rPr>
-              <w:t>도착 및 해산</w:t>
-            </w:r>
-          </w:p>
-        </w:tc>
-        <w:tc>
-          <w:tcPr>
-            <w:tcW w:type="dxa" w:w="2160"/>
-          </w:tcPr>
-          <w:p>
-            <w:r>
-              <w:rPr>
-                <w:b w:val="0"/>
-              </w:rPr>
-              <w:t>교회 마당</w:t>
-            </w:r>
-          </w:p>
-        </w:tc>
-        <w:tc>
-          <w:tcPr>
-            <w:tcW w:type="dxa" w:w="2160"/>
-          </w:tcPr>
-          <w:p>
-            <w:r>
-              <w:rPr>
-                <w:b w:val="0"/>
-              </w:rPr>
-              <w:t>기념품 증정 및 귀가 도움</w:t>
-            </w:r>
-          </w:p>
-        </w:tc>
-      </w:tr>
-    </w:tbl>
-    <w:p/>
-    <w:p>
-      <w:pPr>
-        <w:pStyle w:val="Heading2"/>
-      </w:pPr>
-      <w:r>
-        <w:rPr>
-          <w:b w:val="0"/>
-        </w:rPr>
-        <w:t>4. 차량 배차 및 동행 봉사자 편성</w:t>
-      </w:r>
-    </w:p>
-    <w:p>
-      <w:pPr>
-        <w:pStyle w:val="Heading3"/>
-      </w:pPr>
-      <w:r>
-        <w:rPr>
-          <w:b w:val="0"/>
-        </w:rPr>
-        <w:t>4.1. 차량 운용 계획</w:t>
-      </w:r>
-    </w:p>
-    <w:p>
-      <w:pPr>
-        <w:pStyle w:val="ListBullet"/>
-      </w:pPr>
-      <w:r>
-        <w:rPr>
-          <w:b/>
-        </w:rPr>
-        <w:t>1호차(대형/승합):</w:t>
-      </w:r>
-      <w:r>
-        <w:rPr>
-          <w:b w:val="0"/>
-        </w:rPr>
-        <w:t xml:space="preserve"> 운전원 ________, 인솔자 ________, 탑승인원 ________명</w:t>
-      </w:r>
-    </w:p>
-    <w:p>
-      <w:pPr>
-        <w:pStyle w:val="ListBullet"/>
-      </w:pPr>
-      <w:r>
-        <w:rPr>
-          <w:b/>
-        </w:rPr>
-        <w:t>2호차(승합):</w:t>
-      </w:r>
-      <w:r>
-        <w:rPr>
-          <w:b w:val="0"/>
-        </w:rPr>
-        <w:t xml:space="preserve"> 운전원 ________, 인솔자 ________, 탑승인원 ________명</w:t>
-      </w:r>
-    </w:p>
-    <w:p>
-      <w:pPr>
-        <w:pStyle w:val="ListBullet"/>
-      </w:pPr>
-      <w:r>
-        <w:rPr>
-          <w:b/>
-        </w:rPr>
-        <w:t>비상용 차량:</w:t>
-      </w:r>
-      <w:r>
-        <w:rPr>
-          <w:b w:val="0"/>
-        </w:rPr>
-        <w:t xml:space="preserve"> (확인 필요) 개인 승용차 1대 대기 (응급 이송용)</w:t>
-      </w:r>
-    </w:p>
-    <w:p>
-      <w:pPr>
-        <w:pStyle w:val="Heading3"/>
-      </w:pPr>
-      <w:r>
-        <w:rPr>
-          <w:b w:val="0"/>
-        </w:rPr>
-        <w:t>4.2. 봉사자 역할 분담</w:t>
+        <w:t>준비물</w:t>
       </w:r>
     </w:p>
     <w:tbl>
@@ -1002,7 +417,7 @@
               <w:rPr>
                 <w:b/>
               </w:rPr>
-              <w:t>성명</w:t>
+              <w:t>준비물</w:t>
             </w:r>
           </w:p>
         </w:tc>
@@ -1015,7 +430,7 @@
               <w:rPr>
                 <w:b/>
               </w:rPr>
-              <w:t>주요 역할</w:t>
+              <w:t>비고</w:t>
             </w:r>
           </w:p>
         </w:tc>
@@ -1028,9 +443,1027 @@
           <w:p>
             <w:r>
               <w:rPr>
+                <w:b w:val="0"/>
+              </w:rPr>
+              <w:t>개인</w:t>
+            </w:r>
+          </w:p>
+        </w:tc>
+        <w:tc>
+          <w:tcPr>
+            <w:tcW w:type="dxa" w:w="2880"/>
+          </w:tcPr>
+          <w:p>
+            <w:r>
+              <w:rPr>
+                <w:b w:val="0"/>
+              </w:rPr>
+              <w:t>편한 신발, 겉옷, 모자, 개인 복용약</w:t>
+            </w:r>
+          </w:p>
+        </w:tc>
+        <w:tc>
+          <w:tcPr>
+            <w:tcW w:type="dxa" w:w="2880"/>
+          </w:tcPr>
+          <w:p>
+            <w:r>
+              <w:rPr>
+                <w:b w:val="0"/>
+              </w:rPr>
+              <w:t>복용 시간 사전 확인</w:t>
+            </w:r>
+          </w:p>
+        </w:tc>
+      </w:tr>
+      <w:tr>
+        <w:tc>
+          <w:tcPr>
+            <w:tcW w:type="dxa" w:w="2880"/>
+          </w:tcPr>
+          <w:p>
+            <w:r>
+              <w:rPr>
+                <w:b w:val="0"/>
+              </w:rPr>
+              <w:t>이동</w:t>
+            </w:r>
+          </w:p>
+        </w:tc>
+        <w:tc>
+          <w:tcPr>
+            <w:tcW w:type="dxa" w:w="2880"/>
+          </w:tcPr>
+          <w:p>
+            <w:r>
+              <w:rPr>
+                <w:b w:val="0"/>
+              </w:rPr>
+              <w:t>차량 명단, 휠체어·보행 보조기, 생수</w:t>
+            </w:r>
+          </w:p>
+        </w:tc>
+        <w:tc>
+          <w:tcPr>
+            <w:tcW w:type="dxa" w:w="2880"/>
+          </w:tcPr>
+          <w:p>
+            <w:r>
+              <w:rPr>
+                <w:b w:val="0"/>
+              </w:rPr>
+              <w:t>보조기 적재 공간 확인</w:t>
+            </w:r>
+          </w:p>
+        </w:tc>
+      </w:tr>
+      <w:tr>
+        <w:tc>
+          <w:tcPr>
+            <w:tcW w:type="dxa" w:w="2880"/>
+          </w:tcPr>
+          <w:p>
+            <w:r>
+              <w:rPr>
+                <w:b w:val="0"/>
+              </w:rPr>
+              <w:t>식사</w:t>
+            </w:r>
+          </w:p>
+        </w:tc>
+        <w:tc>
+          <w:tcPr>
+            <w:tcW w:type="dxa" w:w="2880"/>
+          </w:tcPr>
+          <w:p>
+            <w:r>
+              <w:rPr>
+                <w:b w:val="0"/>
+              </w:rPr>
+              <w:t>부드러운 식사, 물, 물티슈</w:t>
+            </w:r>
+          </w:p>
+        </w:tc>
+        <w:tc>
+          <w:tcPr>
+            <w:tcW w:type="dxa" w:w="2880"/>
+          </w:tcPr>
+          <w:p>
+            <w:r>
+              <w:rPr>
+                <w:b w:val="0"/>
+              </w:rPr>
+              <w:t>떡·견과류 등 삼키기 어려운 음식 주의</w:t>
+            </w:r>
+          </w:p>
+        </w:tc>
+      </w:tr>
+      <w:tr>
+        <w:tc>
+          <w:tcPr>
+            <w:tcW w:type="dxa" w:w="2880"/>
+          </w:tcPr>
+          <w:p>
+            <w:r>
+              <w:rPr>
+                <w:b w:val="0"/>
+              </w:rPr>
+              <w:t>안전</w:t>
+            </w:r>
+          </w:p>
+        </w:tc>
+        <w:tc>
+          <w:tcPr>
+            <w:tcW w:type="dxa" w:w="2880"/>
+          </w:tcPr>
+          <w:p>
+            <w:r>
+              <w:rPr>
+                <w:b w:val="0"/>
+              </w:rPr>
+              <w:t>구급함, 비상연락망, 휴대전화·충전기</w:t>
+            </w:r>
+          </w:p>
+        </w:tc>
+        <w:tc>
+          <w:tcPr>
+            <w:tcW w:type="dxa" w:w="2880"/>
+          </w:tcPr>
+          <w:p>
+            <w:r>
+              <w:rPr>
+                <w:b w:val="0"/>
+              </w:rPr>
+              <w:t>건강정보·연락망은 담당자만 보관</w:t>
+            </w:r>
+          </w:p>
+        </w:tc>
+      </w:tr>
+    </w:tbl>
+    <w:p/>
+    <w:p>
+      <w:pPr>
+        <w:pStyle w:val="Heading2"/>
+      </w:pPr>
+      <w:r>
+        <w:rPr>
+          <w:b w:val="0"/>
+        </w:rPr>
+        <w:t>시간표</w:t>
+      </w:r>
+    </w:p>
+    <w:tbl>
+      <w:tblPr>
+        <w:tblStyle w:val="TableGrid"/>
+        <w:tblW w:type="auto" w:w="0"/>
+        <w:tblLook w:firstColumn="1" w:firstRow="1" w:lastColumn="0" w:lastRow="0" w:noHBand="0" w:noVBand="1" w:val="04A0"/>
+      </w:tblPr>
+      <w:tblGrid>
+        <w:gridCol w:w="2880"/>
+        <w:gridCol w:w="2880"/>
+        <w:gridCol w:w="2880"/>
+      </w:tblGrid>
+      <w:tr>
+        <w:tc>
+          <w:tcPr>
+            <w:tcW w:type="dxa" w:w="2880"/>
+          </w:tcPr>
+          <w:p>
+            <w:r>
+              <w:rPr>
                 <w:b/>
               </w:rPr>
-              <w:t>총괄</w:t>
+              <w:t>시간</w:t>
+            </w:r>
+          </w:p>
+        </w:tc>
+        <w:tc>
+          <w:tcPr>
+            <w:tcW w:type="dxa" w:w="2880"/>
+          </w:tcPr>
+          <w:p>
+            <w:r>
+              <w:rPr>
+                <w:b/>
+              </w:rPr>
+              <w:t>1일차</w:t>
+            </w:r>
+          </w:p>
+        </w:tc>
+        <w:tc>
+          <w:tcPr>
+            <w:tcW w:type="dxa" w:w="2880"/>
+          </w:tcPr>
+          <w:p>
+            <w:r>
+              <w:rPr>
+                <w:b/>
+              </w:rPr>
+              <w:t>2일차</w:t>
+            </w:r>
+          </w:p>
+        </w:tc>
+      </w:tr>
+      <w:tr>
+        <w:tc>
+          <w:tcPr>
+            <w:tcW w:type="dxa" w:w="2880"/>
+          </w:tcPr>
+          <w:p>
+            <w:r>
+              <w:rPr>
+                <w:b w:val="0"/>
+              </w:rPr>
+              <w:t>09:30~10:00</w:t>
+            </w:r>
+          </w:p>
+        </w:tc>
+        <w:tc>
+          <w:tcPr>
+            <w:tcW w:type="dxa" w:w="2880"/>
+          </w:tcPr>
+          <w:p>
+            <w:r>
+              <w:rPr>
+                <w:b w:val="0"/>
+              </w:rPr>
+              <w:t>교회 집결, 건강 상태·인원 확인, 화장실 이용</w:t>
+            </w:r>
+          </w:p>
+        </w:tc>
+        <w:tc>
+          <w:tcPr>
+            <w:tcW w:type="dxa" w:w="2880"/>
+          </w:tcPr>
+          <w:p>
+            <w:r>
+              <w:rPr>
+                <w:b w:val="0"/>
+              </w:rPr>
+              <w:t>해당 없음(당일 행사)</w:t>
+            </w:r>
+          </w:p>
+        </w:tc>
+      </w:tr>
+      <w:tr>
+        <w:tc>
+          <w:tcPr>
+            <w:tcW w:type="dxa" w:w="2880"/>
+          </w:tcPr>
+          <w:p>
+            <w:r>
+              <w:rPr>
+                <w:b w:val="0"/>
+              </w:rPr>
+              <w:t>10:00~11:00</w:t>
+            </w:r>
+          </w:p>
+        </w:tc>
+        <w:tc>
+          <w:tcPr>
+            <w:tcW w:type="dxa" w:w="2880"/>
+          </w:tcPr>
+          <w:p>
+            <w:r>
+              <w:rPr>
+                <w:b w:val="0"/>
+              </w:rPr>
+              <w:t>차량 이동, 필요 시 휴게 정차</w:t>
+            </w:r>
+          </w:p>
+        </w:tc>
+        <w:tc>
+          <w:tcPr>
+            <w:tcW w:type="dxa" w:w="2880"/>
+          </w:tcPr>
+          <w:p>
+            <w:r>
+              <w:rPr>
+                <w:b w:val="0"/>
+              </w:rPr>
+              <w:t>—</w:t>
+            </w:r>
+          </w:p>
+        </w:tc>
+      </w:tr>
+      <w:tr>
+        <w:tc>
+          <w:tcPr>
+            <w:tcW w:type="dxa" w:w="2880"/>
+          </w:tcPr>
+          <w:p>
+            <w:r>
+              <w:rPr>
+                <w:b w:val="0"/>
+              </w:rPr>
+              <w:t>11:00~11:20</w:t>
+            </w:r>
+          </w:p>
+        </w:tc>
+        <w:tc>
+          <w:tcPr>
+            <w:tcW w:type="dxa" w:w="2880"/>
+          </w:tcPr>
+          <w:p>
+            <w:r>
+              <w:rPr>
+                <w:b w:val="0"/>
+              </w:rPr>
+              <w:t>도착, 화장실 이용, 앉아서 휴식</w:t>
+            </w:r>
+          </w:p>
+        </w:tc>
+        <w:tc>
+          <w:tcPr>
+            <w:tcW w:type="dxa" w:w="2880"/>
+          </w:tcPr>
+          <w:p>
+            <w:r>
+              <w:rPr>
+                <w:b w:val="0"/>
+              </w:rPr>
+              <w:t>—</w:t>
+            </w:r>
+          </w:p>
+        </w:tc>
+      </w:tr>
+      <w:tr>
+        <w:tc>
+          <w:tcPr>
+            <w:tcW w:type="dxa" w:w="2880"/>
+          </w:tcPr>
+          <w:p>
+            <w:r>
+              <w:rPr>
+                <w:b w:val="0"/>
+              </w:rPr>
+              <w:t>11:20~11:50</w:t>
+            </w:r>
+          </w:p>
+        </w:tc>
+        <w:tc>
+          <w:tcPr>
+            <w:tcW w:type="dxa" w:w="2880"/>
+          </w:tcPr>
+          <w:p>
+            <w:r>
+              <w:rPr>
+                <w:b w:val="0"/>
+              </w:rPr>
+              <w:t>짧은 산책 또는 앉아서 교제</w:t>
+            </w:r>
+          </w:p>
+        </w:tc>
+        <w:tc>
+          <w:tcPr>
+            <w:tcW w:type="dxa" w:w="2880"/>
+          </w:tcPr>
+          <w:p>
+            <w:r>
+              <w:rPr>
+                <w:b w:val="0"/>
+              </w:rPr>
+              <w:t>—</w:t>
+            </w:r>
+          </w:p>
+        </w:tc>
+      </w:tr>
+      <w:tr>
+        <w:tc>
+          <w:tcPr>
+            <w:tcW w:type="dxa" w:w="2880"/>
+          </w:tcPr>
+          <w:p>
+            <w:r>
+              <w:rPr>
+                <w:b w:val="0"/>
+              </w:rPr>
+              <w:t>11:50~13:00</w:t>
+            </w:r>
+          </w:p>
+        </w:tc>
+        <w:tc>
+          <w:tcPr>
+            <w:tcW w:type="dxa" w:w="2880"/>
+          </w:tcPr>
+          <w:p>
+            <w:r>
+              <w:rPr>
+                <w:b w:val="0"/>
+              </w:rPr>
+              <w:t>점심 식사, 개인 약 복용·휴식</w:t>
+            </w:r>
+          </w:p>
+        </w:tc>
+        <w:tc>
+          <w:tcPr>
+            <w:tcW w:type="dxa" w:w="2880"/>
+          </w:tcPr>
+          <w:p>
+            <w:r>
+              <w:rPr>
+                <w:b w:val="0"/>
+              </w:rPr>
+              <w:t>—</w:t>
+            </w:r>
+          </w:p>
+        </w:tc>
+      </w:tr>
+      <w:tr>
+        <w:tc>
+          <w:tcPr>
+            <w:tcW w:type="dxa" w:w="2880"/>
+          </w:tcPr>
+          <w:p>
+            <w:r>
+              <w:rPr>
+                <w:b w:val="0"/>
+              </w:rPr>
+              <w:t>13:00~13:30</w:t>
+            </w:r>
+          </w:p>
+        </w:tc>
+        <w:tc>
+          <w:tcPr>
+            <w:tcW w:type="dxa" w:w="2880"/>
+          </w:tcPr>
+          <w:p>
+            <w:r>
+              <w:rPr>
+                <w:b w:val="0"/>
+              </w:rPr>
+              <w:t>감사 나눔, 희망자 기념사진</w:t>
+            </w:r>
+          </w:p>
+        </w:tc>
+        <w:tc>
+          <w:tcPr>
+            <w:tcW w:type="dxa" w:w="2880"/>
+          </w:tcPr>
+          <w:p>
+            <w:r>
+              <w:rPr>
+                <w:b w:val="0"/>
+              </w:rPr>
+              <w:t>—</w:t>
+            </w:r>
+          </w:p>
+        </w:tc>
+      </w:tr>
+      <w:tr>
+        <w:tc>
+          <w:tcPr>
+            <w:tcW w:type="dxa" w:w="2880"/>
+          </w:tcPr>
+          <w:p>
+            <w:r>
+              <w:rPr>
+                <w:b w:val="0"/>
+              </w:rPr>
+              <w:t>13:30~14:00</w:t>
+            </w:r>
+          </w:p>
+        </w:tc>
+        <w:tc>
+          <w:tcPr>
+            <w:tcW w:type="dxa" w:w="2880"/>
+          </w:tcPr>
+          <w:p>
+            <w:r>
+              <w:rPr>
+                <w:b w:val="0"/>
+              </w:rPr>
+              <w:t>화장실 이용, 인원 확인, 승차</w:t>
+            </w:r>
+          </w:p>
+        </w:tc>
+        <w:tc>
+          <w:tcPr>
+            <w:tcW w:type="dxa" w:w="2880"/>
+          </w:tcPr>
+          <w:p>
+            <w:r>
+              <w:rPr>
+                <w:b w:val="0"/>
+              </w:rPr>
+              <w:t>—</w:t>
+            </w:r>
+          </w:p>
+        </w:tc>
+      </w:tr>
+      <w:tr>
+        <w:tc>
+          <w:tcPr>
+            <w:tcW w:type="dxa" w:w="2880"/>
+          </w:tcPr>
+          <w:p>
+            <w:r>
+              <w:rPr>
+                <w:b w:val="0"/>
+              </w:rPr>
+              <w:t>14:00~15:00</w:t>
+            </w:r>
+          </w:p>
+        </w:tc>
+        <w:tc>
+          <w:tcPr>
+            <w:tcW w:type="dxa" w:w="2880"/>
+          </w:tcPr>
+          <w:p>
+            <w:r>
+              <w:rPr>
+                <w:b w:val="0"/>
+              </w:rPr>
+              <w:t>교회로 이동, 필요 시 휴게 정차</w:t>
+            </w:r>
+          </w:p>
+        </w:tc>
+        <w:tc>
+          <w:tcPr>
+            <w:tcW w:type="dxa" w:w="2880"/>
+          </w:tcPr>
+          <w:p>
+            <w:r>
+              <w:rPr>
+                <w:b w:val="0"/>
+              </w:rPr>
+              <w:t>—</w:t>
+            </w:r>
+          </w:p>
+        </w:tc>
+      </w:tr>
+      <w:tr>
+        <w:tc>
+          <w:tcPr>
+            <w:tcW w:type="dxa" w:w="2880"/>
+          </w:tcPr>
+          <w:p>
+            <w:r>
+              <w:rPr>
+                <w:b w:val="0"/>
+              </w:rPr>
+              <w:t>15:00~15:20</w:t>
+            </w:r>
+          </w:p>
+        </w:tc>
+        <w:tc>
+          <w:tcPr>
+            <w:tcW w:type="dxa" w:w="2880"/>
+          </w:tcPr>
+          <w:p>
+            <w:r>
+              <w:rPr>
+                <w:b w:val="0"/>
+              </w:rPr>
+              <w:t>건강 상태 확인, 보호자 인계·귀가 확인</w:t>
+            </w:r>
+          </w:p>
+        </w:tc>
+        <w:tc>
+          <w:tcPr>
+            <w:tcW w:type="dxa" w:w="2880"/>
+          </w:tcPr>
+          <w:p>
+            <w:r>
+              <w:rPr>
+                <w:b w:val="0"/>
+              </w:rPr>
+              <w:t>—</w:t>
+            </w:r>
+          </w:p>
+        </w:tc>
+      </w:tr>
+    </w:tbl>
+    <w:p/>
+    <w:p>
+      <w:pPr>
+        <w:pStyle w:val="Heading2"/>
+      </w:pPr>
+      <w:r>
+        <w:rPr>
+          <w:b w:val="0"/>
+        </w:rPr>
+        <w:t>특별활동</w:t>
+      </w:r>
+    </w:p>
+    <w:p>
+      <w:r>
+        <w:rPr>
+          <w:b w:val="0"/>
+        </w:rPr>
+        <w:t xml:space="preserve">1) </w:t>
+      </w:r>
+      <w:r>
+        <w:rPr>
+          <w:b/>
+        </w:rPr>
+        <w:t>선택 산책</w:t>
+      </w:r>
+      <w:r>
+        <w:rPr>
+          <w:b w:val="0"/>
+        </w:rPr>
+        <w:t xml:space="preserve"> : 평탄한 길에서 20~30분 이내로 진행. 걷기 어려운 분은 봉사자와 휴식 공간에서 교제.</w:t>
+      </w:r>
+    </w:p>
+    <w:p>
+      <w:r>
+        <w:rPr>
+          <w:b w:val="0"/>
+        </w:rPr>
+        <w:t xml:space="preserve">2) </w:t>
+      </w:r>
+      <w:r>
+        <w:rPr>
+          <w:b/>
+        </w:rPr>
+        <w:t>감사 나눔</w:t>
+      </w:r>
+      <w:r>
+        <w:rPr>
+          <w:b w:val="0"/>
+        </w:rPr>
+        <w:t xml:space="preserve"> : 앉아서 찬송하고 감사 제목 한 가지씩 나눔. 발언은 희망자만 참여.</w:t>
+      </w:r>
+    </w:p>
+    <w:p>
+      <w:r>
+        <w:rPr>
+          <w:b w:val="0"/>
+        </w:rPr>
+        <w:t xml:space="preserve">3) </w:t>
+      </w:r>
+      <w:r>
+        <w:rPr>
+          <w:b/>
+        </w:rPr>
+        <w:t>경로 인사</w:t>
+      </w:r>
+      <w:r>
+        <w:rPr>
+          <w:b w:val="0"/>
+        </w:rPr>
+        <w:t xml:space="preserve"> : 축복기도와 작은 선물 전달. 기념사진은 촬영 의사를 확인한 뒤 진행.</w:t>
+      </w:r>
+    </w:p>
+    <w:p>
+      <w:pPr>
+        <w:pStyle w:val="Heading2"/>
+      </w:pPr>
+      <w:r>
+        <w:rPr>
+          <w:b w:val="0"/>
+        </w:rPr>
+        <w:t>차량·동행 봉사자</w:t>
+      </w:r>
+    </w:p>
+    <w:tbl>
+      <w:tblPr>
+        <w:tblStyle w:val="TableGrid"/>
+        <w:tblW w:type="auto" w:w="0"/>
+        <w:tblLook w:firstColumn="1" w:firstRow="1" w:lastColumn="0" w:lastRow="0" w:noHBand="0" w:noVBand="1" w:val="04A0"/>
+      </w:tblPr>
+      <w:tblGrid>
+        <w:gridCol w:w="1728"/>
+        <w:gridCol w:w="1728"/>
+        <w:gridCol w:w="1728"/>
+        <w:gridCol w:w="1728"/>
+        <w:gridCol w:w="1728"/>
+      </w:tblGrid>
+      <w:tr>
+        <w:tc>
+          <w:tcPr>
+            <w:tcW w:type="dxa" w:w="1728"/>
+          </w:tcPr>
+          <w:p>
+            <w:r>
+              <w:rPr>
+                <w:b/>
+              </w:rPr>
+              <w:t>차량</w:t>
+            </w:r>
+          </w:p>
+        </w:tc>
+        <w:tc>
+          <w:tcPr>
+            <w:tcW w:type="dxa" w:w="1728"/>
+          </w:tcPr>
+          <w:p>
+            <w:r>
+              <w:rPr>
+                <w:b/>
+              </w:rPr>
+              <w:t>운전자</w:t>
+            </w:r>
+          </w:p>
+        </w:tc>
+        <w:tc>
+          <w:tcPr>
+            <w:tcW w:type="dxa" w:w="1728"/>
+          </w:tcPr>
+          <w:p>
+            <w:r>
+              <w:rPr>
+                <w:b/>
+              </w:rPr>
+              <w:t>탑승 인원</w:t>
+            </w:r>
+          </w:p>
+        </w:tc>
+        <w:tc>
+          <w:tcPr>
+            <w:tcW w:type="dxa" w:w="1728"/>
+          </w:tcPr>
+          <w:p>
+            <w:r>
+              <w:rPr>
+                <w:b/>
+              </w:rPr>
+              <w:t>동행 봉사자</w:t>
+            </w:r>
+          </w:p>
+        </w:tc>
+        <w:tc>
+          <w:tcPr>
+            <w:tcW w:type="dxa" w:w="1728"/>
+          </w:tcPr>
+          <w:p>
+            <w:r>
+              <w:rPr>
+                <w:b/>
+              </w:rPr>
+              <w:t>담당 어르신·승하차 지원</w:t>
+            </w:r>
+          </w:p>
+        </w:tc>
+      </w:tr>
+      <w:tr>
+        <w:tc>
+          <w:tcPr>
+            <w:tcW w:type="dxa" w:w="1728"/>
+          </w:tcPr>
+          <w:p>
+            <w:r>
+              <w:rPr>
+                <w:b w:val="0"/>
+              </w:rPr>
+              <w:t>________</w:t>
+            </w:r>
+          </w:p>
+        </w:tc>
+        <w:tc>
+          <w:tcPr>
+            <w:tcW w:type="dxa" w:w="1728"/>
+          </w:tcPr>
+          <w:p>
+            <w:r>
+              <w:rPr>
+                <w:b w:val="0"/>
+              </w:rPr>
+              <w:t>________</w:t>
+            </w:r>
+          </w:p>
+        </w:tc>
+        <w:tc>
+          <w:tcPr>
+            <w:tcW w:type="dxa" w:w="1728"/>
+          </w:tcPr>
+          <w:p>
+            <w:r>
+              <w:rPr>
+                <w:b w:val="0"/>
+              </w:rPr>
+              <w:t>____명</w:t>
+            </w:r>
+          </w:p>
+        </w:tc>
+        <w:tc>
+          <w:tcPr>
+            <w:tcW w:type="dxa" w:w="1728"/>
+          </w:tcPr>
+          <w:p>
+            <w:r>
+              <w:rPr>
+                <w:b w:val="0"/>
+              </w:rPr>
+              <w:t>________</w:t>
+            </w:r>
+          </w:p>
+        </w:tc>
+        <w:tc>
+          <w:tcPr>
+            <w:tcW w:type="dxa" w:w="1728"/>
+          </w:tcPr>
+          <w:p>
+            <w:r>
+              <w:rPr>
+                <w:b w:val="0"/>
+              </w:rPr>
+              <w:t>________</w:t>
+            </w:r>
+          </w:p>
+        </w:tc>
+      </w:tr>
+      <w:tr>
+        <w:tc>
+          <w:tcPr>
+            <w:tcW w:type="dxa" w:w="1728"/>
+          </w:tcPr>
+          <w:p>
+            <w:r>
+              <w:rPr>
+                <w:b w:val="0"/>
+              </w:rPr>
+              <w:t>________</w:t>
+            </w:r>
+          </w:p>
+        </w:tc>
+        <w:tc>
+          <w:tcPr>
+            <w:tcW w:type="dxa" w:w="1728"/>
+          </w:tcPr>
+          <w:p>
+            <w:r>
+              <w:rPr>
+                <w:b w:val="0"/>
+              </w:rPr>
+              <w:t>________</w:t>
+            </w:r>
+          </w:p>
+        </w:tc>
+        <w:tc>
+          <w:tcPr>
+            <w:tcW w:type="dxa" w:w="1728"/>
+          </w:tcPr>
+          <w:p>
+            <w:r>
+              <w:rPr>
+                <w:b w:val="0"/>
+              </w:rPr>
+              <w:t>____명</w:t>
+            </w:r>
+          </w:p>
+        </w:tc>
+        <w:tc>
+          <w:tcPr>
+            <w:tcW w:type="dxa" w:w="1728"/>
+          </w:tcPr>
+          <w:p>
+            <w:r>
+              <w:rPr>
+                <w:b w:val="0"/>
+              </w:rPr>
+              <w:t>________</w:t>
+            </w:r>
+          </w:p>
+        </w:tc>
+        <w:tc>
+          <w:tcPr>
+            <w:tcW w:type="dxa" w:w="1728"/>
+          </w:tcPr>
+          <w:p>
+            <w:r>
+              <w:rPr>
+                <w:b w:val="0"/>
+              </w:rPr>
+              <w:t>________</w:t>
+            </w:r>
+          </w:p>
+        </w:tc>
+      </w:tr>
+    </w:tbl>
+    <w:p/>
+    <w:p>
+      <w:pPr>
+        <w:pStyle w:val="ListBullet"/>
+      </w:pPr>
+      <w:r>
+        <w:rPr>
+          <w:b w:val="0"/>
+        </w:rPr>
+        <w:t>차량별 정원·안전벨트·보험 확인 : ________</w:t>
+      </w:r>
+    </w:p>
+    <w:p>
+      <w:pPr>
+        <w:pStyle w:val="ListBullet"/>
+      </w:pPr>
+      <w:r>
+        <w:rPr>
+          <w:b w:val="0"/>
+        </w:rPr>
+        <w:t>휠체어 이용자 탑승 방법·보조기 적재 확인 : ________</w:t>
+      </w:r>
+    </w:p>
+    <w:p>
+      <w:pPr>
+        <w:pStyle w:val="ListBullet"/>
+      </w:pPr>
+      <w:r>
+        <w:rPr>
+          <w:b w:val="0"/>
+        </w:rPr>
+        <w:t>이동 보조가 필요한 어르신별 동행자 지정 : ________</w:t>
+      </w:r>
+    </w:p>
+    <w:p>
+      <w:pPr>
+        <w:pStyle w:val="ListBullet"/>
+      </w:pPr>
+      <w:r>
+        <w:rPr>
+          <w:b w:val="0"/>
+        </w:rPr>
+        <w:t>출발·도착·식사 후·귀가 전 인원 확인 담당 : ________</w:t>
+      </w:r>
+    </w:p>
+    <w:p>
+      <w:pPr>
+        <w:pStyle w:val="Heading2"/>
+      </w:pPr>
+      <w:r>
+        <w:rPr>
+          <w:b w:val="0"/>
+        </w:rPr>
+        <w:t>식사·건강 확인</w:t>
+      </w:r>
+    </w:p>
+    <w:tbl>
+      <w:tblPr>
+        <w:tblStyle w:val="TableGrid"/>
+        <w:tblW w:type="auto" w:w="0"/>
+        <w:tblLook w:firstColumn="1" w:firstRow="1" w:lastColumn="0" w:lastRow="0" w:noHBand="0" w:noVBand="1" w:val="04A0"/>
+      </w:tblPr>
+      <w:tblGrid>
+        <w:gridCol w:w="2880"/>
+        <w:gridCol w:w="2880"/>
+        <w:gridCol w:w="2880"/>
+      </w:tblGrid>
+      <w:tr>
+        <w:tc>
+          <w:tcPr>
+            <w:tcW w:type="dxa" w:w="2880"/>
+          </w:tcPr>
+          <w:p>
+            <w:r>
+              <w:rPr>
+                <w:b/>
+              </w:rPr>
+              <w:t>확인 사항</w:t>
+            </w:r>
+          </w:p>
+        </w:tc>
+        <w:tc>
+          <w:tcPr>
+            <w:tcW w:type="dxa" w:w="2880"/>
+          </w:tcPr>
+          <w:p>
+            <w:r>
+              <w:rPr>
+                <w:b/>
+              </w:rPr>
+              <w:t>준비·조치</w:t>
+            </w:r>
+          </w:p>
+        </w:tc>
+        <w:tc>
+          <w:tcPr>
+            <w:tcW w:type="dxa" w:w="2880"/>
+          </w:tcPr>
+          <w:p>
+            <w:r>
+              <w:rPr>
+                <w:b/>
+              </w:rPr>
+              <w:t>담당</w:t>
+            </w:r>
+          </w:p>
+        </w:tc>
+      </w:tr>
+      <w:tr>
+        <w:tc>
+          <w:tcPr>
+            <w:tcW w:type="dxa" w:w="2880"/>
+          </w:tcPr>
+          <w:p>
+            <w:r>
+              <w:rPr>
+                <w:b w:val="0"/>
+              </w:rPr>
+              <w:t>식당·메뉴</w:t>
+            </w:r>
+          </w:p>
+        </w:tc>
+        <w:tc>
+          <w:tcPr>
+            <w:tcW w:type="dxa" w:w="2880"/>
+          </w:tcPr>
+          <w:p>
+            <w:r>
+              <w:rPr>
+                <w:b w:val="0"/>
+              </w:rPr>
+              <w:t>식당 ________ / 부드러운 메뉴 ________ / 좌석·화장실 확인</w:t>
             </w:r>
           </w:p>
         </w:tc>
@@ -1047,6 +1480,8 @@
             </w:r>
           </w:p>
         </w:tc>
+      </w:tr>
+      <w:tr>
         <w:tc>
           <w:tcPr>
             <w:tcW w:type="dxa" w:w="2880"/>
@@ -1056,12 +1491,10 @@
               <w:rPr>
                 <w:b w:val="0"/>
               </w:rPr>
-              <w:t>전체 일정 관리 및 비상 상황 결정</w:t>
+              <w:t>식사 주의</w:t>
             </w:r>
           </w:p>
         </w:tc>
-      </w:tr>
-      <w:tr>
         <w:tc>
           <w:tcPr>
             <w:tcW w:type="dxa" w:w="2880"/>
@@ -1069,9 +1502,9 @@
           <w:p>
             <w:r>
               <w:rPr>
-                <w:b/>
+                <w:b w:val="0"/>
               </w:rPr>
-              <w:t>인솔 봉사</w:t>
+              <w:t>알레르기·씹기·삼키기 어려움·식이 제한을 개별 확인</w:t>
             </w:r>
           </w:p>
         </w:tc>
@@ -1088,6 +1521,8 @@
             </w:r>
           </w:p>
         </w:tc>
+      </w:tr>
+      <w:tr>
         <w:tc>
           <w:tcPr>
             <w:tcW w:type="dxa" w:w="2880"/>
@@ -1097,12 +1532,10 @@
               <w:rPr>
                 <w:b w:val="0"/>
               </w:rPr>
-              <w:t>어르신 1:2 또는 1:3 매칭, 보행 보조</w:t>
+              <w:t>지병·복용약</w:t>
             </w:r>
           </w:p>
         </w:tc>
-      </w:tr>
-      <w:tr>
         <w:tc>
           <w:tcPr>
             <w:tcW w:type="dxa" w:w="2880"/>
@@ -1110,9 +1543,9 @@
           <w:p>
             <w:r>
               <w:rPr>
-                <w:b/>
+                <w:b w:val="0"/>
               </w:rPr>
-              <w:t>의료/안전</w:t>
+              <w:t>본인 동의 아래 필요한 정보와 복용 시간만 확인. 약은 본인 복용 원칙</w:t>
             </w:r>
           </w:p>
         </w:tc>
@@ -1129,6 +1562,8 @@
             </w:r>
           </w:p>
         </w:tc>
+      </w:tr>
+      <w:tr>
         <w:tc>
           <w:tcPr>
             <w:tcW w:type="dxa" w:w="2880"/>
@@ -1138,12 +1573,10 @@
               <w:rPr>
                 <w:b w:val="0"/>
               </w:rPr>
-              <w:t>상비약 지참, 어르신 컨디션 수시 체크</w:t>
+              <w:t>당일 상태</w:t>
             </w:r>
           </w:p>
         </w:tc>
-      </w:tr>
-      <w:tr>
         <w:tc>
           <w:tcPr>
             <w:tcW w:type="dxa" w:w="2880"/>
@@ -1151,9 +1584,9 @@
           <w:p>
             <w:r>
               <w:rPr>
-                <w:b/>
+                <w:b w:val="0"/>
               </w:rPr>
-              <w:t>식사 지원</w:t>
+              <w:t>발열·어지럼·심한 피로 등 확인 후 참여·귀가 여부 협의</w:t>
             </w:r>
           </w:p>
         </w:tc>
@@ -1170,6 +1603,32 @@
             </w:r>
           </w:p>
         </w:tc>
+      </w:tr>
+    </w:tbl>
+    <w:p/>
+    <w:p>
+      <w:pPr>
+        <w:pStyle w:val="Heading2"/>
+      </w:pPr>
+      <w:r>
+        <w:rPr>
+          <w:b w:val="0"/>
+        </w:rPr>
+        <w:t>응급 대비</w:t>
+      </w:r>
+    </w:p>
+    <w:tbl>
+      <w:tblPr>
+        <w:tblStyle w:val="TableGrid"/>
+        <w:tblW w:type="auto" w:w="0"/>
+        <w:tblLook w:firstColumn="1" w:firstRow="1" w:lastColumn="0" w:lastRow="0" w:noHBand="0" w:noVBand="1" w:val="04A0"/>
+      </w:tblPr>
+      <w:tblGrid>
+        <w:gridCol w:w="2880"/>
+        <w:gridCol w:w="2880"/>
+        <w:gridCol w:w="2880"/>
+      </w:tblGrid>
+      <w:tr>
         <w:tc>
           <w:tcPr>
             <w:tcW w:type="dxa" w:w="2880"/>
@@ -1177,9 +1636,35 @@
           <w:p>
             <w:r>
               <w:rPr>
-                <w:b w:val="0"/>
+                <w:b/>
               </w:rPr>
-              <w:t>배식 보조, 가위로 음식 자르기, 물 공급</w:t>
+              <w:t>상황·항목</w:t>
+            </w:r>
+          </w:p>
+        </w:tc>
+        <w:tc>
+          <w:tcPr>
+            <w:tcW w:type="dxa" w:w="2880"/>
+          </w:tcPr>
+          <w:p>
+            <w:r>
+              <w:rPr>
+                <w:b/>
+              </w:rPr>
+              <w:t>대응·확인 내용</w:t>
+            </w:r>
+          </w:p>
+        </w:tc>
+        <w:tc>
+          <w:tcPr>
+            <w:tcW w:type="dxa" w:w="2880"/>
+          </w:tcPr>
+          <w:p>
+            <w:r>
+              <w:rPr>
+                <w:b/>
+              </w:rPr>
+              <w:t>담당</w:t>
             </w:r>
           </w:p>
         </w:tc>
@@ -1192,9 +1677,22 @@
           <w:p>
             <w:r>
               <w:rPr>
-                <w:b/>
+                <w:b w:val="0"/>
               </w:rPr>
-              <w:t>사진/기록</w:t>
+              <w:t>응급 증상·낙상</w:t>
+            </w:r>
+          </w:p>
+        </w:tc>
+        <w:tc>
+          <w:tcPr>
+            <w:tcW w:type="dxa" w:w="2880"/>
+          </w:tcPr>
+          <w:p>
+            <w:r>
+              <w:rPr>
+                <w:b w:val="0"/>
+              </w:rPr>
+              <w:t>즉시 활동 중단, 119 신고, 안내에 따라 대응</w:t>
             </w:r>
           </w:p>
         </w:tc>
@@ -1211,6 +1709,8 @@
             </w:r>
           </w:p>
         </w:tc>
+      </w:tr>
+      <w:tr>
         <w:tc>
           <w:tcPr>
             <w:tcW w:type="dxa" w:w="2880"/>
@@ -1220,7 +1720,156 @@
               <w:rPr>
                 <w:b w:val="0"/>
               </w:rPr>
-              <w:t>활동 사진 촬영 및 단체 사진 촬영</w:t>
+              <w:t>가까운 응급실</w:t>
+            </w:r>
+          </w:p>
+        </w:tc>
+        <w:tc>
+          <w:tcPr>
+            <w:tcW w:type="dxa" w:w="2880"/>
+          </w:tcPr>
+          <w:p>
+            <w:r>
+              <w:rPr>
+                <w:b w:val="0"/>
+              </w:rPr>
+              <w:t>기관명 ________ / 위치 ________ / 이동 시간 ________ (확인 필요)</w:t>
+            </w:r>
+          </w:p>
+        </w:tc>
+        <w:tc>
+          <w:tcPr>
+            <w:tcW w:type="dxa" w:w="2880"/>
+          </w:tcPr>
+          <w:p>
+            <w:r>
+              <w:rPr>
+                <w:b w:val="0"/>
+              </w:rPr>
+              <w:t>________</w:t>
+            </w:r>
+          </w:p>
+        </w:tc>
+      </w:tr>
+      <w:tr>
+        <w:tc>
+          <w:tcPr>
+            <w:tcW w:type="dxa" w:w="2880"/>
+          </w:tcPr>
+          <w:p>
+            <w:r>
+              <w:rPr>
+                <w:b w:val="0"/>
+              </w:rPr>
+              <w:t>연락·동행</w:t>
+            </w:r>
+          </w:p>
+        </w:tc>
+        <w:tc>
+          <w:tcPr>
+            <w:tcW w:type="dxa" w:w="2880"/>
+          </w:tcPr>
+          <w:p>
+            <w:r>
+              <w:rPr>
+                <w:b w:val="0"/>
+              </w:rPr>
+              <w:t>보호자 연락 ________ / 병원 동행 ________ / 남은 인원 인솔 ________</w:t>
+            </w:r>
+          </w:p>
+        </w:tc>
+        <w:tc>
+          <w:tcPr>
+            <w:tcW w:type="dxa" w:w="2880"/>
+          </w:tcPr>
+          <w:p>
+            <w:r>
+              <w:rPr>
+                <w:b w:val="0"/>
+              </w:rPr>
+              <w:t>________</w:t>
+            </w:r>
+          </w:p>
+        </w:tc>
+      </w:tr>
+      <w:tr>
+        <w:tc>
+          <w:tcPr>
+            <w:tcW w:type="dxa" w:w="2880"/>
+          </w:tcPr>
+          <w:p>
+            <w:r>
+              <w:rPr>
+                <w:b w:val="0"/>
+              </w:rPr>
+              <w:t>비상연락망</w:t>
+            </w:r>
+          </w:p>
+        </w:tc>
+        <w:tc>
+          <w:tcPr>
+            <w:tcW w:type="dxa" w:w="2880"/>
+          </w:tcPr>
+          <w:p>
+            <w:r>
+              <w:rPr>
+                <w:b w:val="0"/>
+              </w:rPr>
+              <w:t>보호자 연락처를 사전 확인하고 행사 후 보관·폐기 기준에 따라 처리</w:t>
+            </w:r>
+          </w:p>
+        </w:tc>
+        <w:tc>
+          <w:tcPr>
+            <w:tcW w:type="dxa" w:w="2880"/>
+          </w:tcPr>
+          <w:p>
+            <w:r>
+              <w:rPr>
+                <w:b w:val="0"/>
+              </w:rPr>
+              <w:t>________</w:t>
+            </w:r>
+          </w:p>
+        </w:tc>
+      </w:tr>
+      <w:tr>
+        <w:tc>
+          <w:tcPr>
+            <w:tcW w:type="dxa" w:w="2880"/>
+          </w:tcPr>
+          <w:p>
+            <w:r>
+              <w:rPr>
+                <w:b w:val="0"/>
+              </w:rPr>
+              <w:t>기상 악화</w:t>
+            </w:r>
+          </w:p>
+        </w:tc>
+        <w:tc>
+          <w:tcPr>
+            <w:tcW w:type="dxa" w:w="2880"/>
+          </w:tcPr>
+          <w:p>
+            <w:r>
+              <w:rPr>
+                <w:b w:val="0"/>
+              </w:rPr>
+              <w:t>변경·취소 판단 시점 ________ / 연락 담당 ________</w:t>
+            </w:r>
+          </w:p>
+        </w:tc>
+        <w:tc>
+          <w:tcPr>
+            <w:tcW w:type="dxa" w:w="2880"/>
+          </w:tcPr>
+          <w:p>
+            <w:r>
+              <w:rPr>
+                <w:b w:val="0"/>
+              </w:rPr>
+              <w:t>________</w:t>
             </w:r>
           </w:p>
         </w:tc>
@@ -1235,80 +1884,682 @@
         <w:rPr>
           <w:b w:val="0"/>
         </w:rPr>
-        <w:t>5. 식단 계획 및 어르신 건강 확인</w:t>
+        <w:t>예산표</w:t>
       </w:r>
     </w:p>
+    <w:tbl>
+      <w:tblPr>
+        <w:tblStyle w:val="TableGrid"/>
+        <w:tblW w:type="auto" w:w="0"/>
+        <w:tblLook w:firstColumn="1" w:firstRow="1" w:lastColumn="0" w:lastRow="0" w:noHBand="0" w:noVBand="1" w:val="04A0"/>
+      </w:tblPr>
+      <w:tblGrid>
+        <w:gridCol w:w="1728"/>
+        <w:gridCol w:w="1728"/>
+        <w:gridCol w:w="1728"/>
+        <w:gridCol w:w="1728"/>
+        <w:gridCol w:w="1728"/>
+      </w:tblGrid>
+      <w:tr>
+        <w:tc>
+          <w:tcPr>
+            <w:tcW w:type="dxa" w:w="1728"/>
+          </w:tcPr>
+          <w:p>
+            <w:r>
+              <w:rPr>
+                <w:b/>
+              </w:rPr>
+              <w:t>항목</w:t>
+            </w:r>
+          </w:p>
+        </w:tc>
+        <w:tc>
+          <w:tcPr>
+            <w:tcW w:type="dxa" w:w="1728"/>
+          </w:tcPr>
+          <w:p>
+            <w:r>
+              <w:rPr>
+                <w:b/>
+              </w:rPr>
+              <w:t>단가</w:t>
+            </w:r>
+          </w:p>
+        </w:tc>
+        <w:tc>
+          <w:tcPr>
+            <w:tcW w:type="dxa" w:w="1728"/>
+          </w:tcPr>
+          <w:p>
+            <w:r>
+              <w:rPr>
+                <w:b/>
+              </w:rPr>
+              <w:t>수량</w:t>
+            </w:r>
+          </w:p>
+        </w:tc>
+        <w:tc>
+          <w:tcPr>
+            <w:tcW w:type="dxa" w:w="1728"/>
+          </w:tcPr>
+          <w:p>
+            <w:r>
+              <w:rPr>
+                <w:b/>
+              </w:rPr>
+              <w:t>금액</w:t>
+            </w:r>
+          </w:p>
+        </w:tc>
+        <w:tc>
+          <w:tcPr>
+            <w:tcW w:type="dxa" w:w="1728"/>
+          </w:tcPr>
+          <w:p>
+            <w:r>
+              <w:rPr>
+                <w:b/>
+              </w:rPr>
+              <w:t>비고</w:t>
+            </w:r>
+          </w:p>
+        </w:tc>
+      </w:tr>
+      <w:tr>
+        <w:tc>
+          <w:tcPr>
+            <w:tcW w:type="dxa" w:w="1728"/>
+          </w:tcPr>
+          <w:p>
+            <w:r>
+              <w:rPr>
+                <w:b w:val="0"/>
+              </w:rPr>
+              <w:t>차량·유류비</w:t>
+            </w:r>
+          </w:p>
+        </w:tc>
+        <w:tc>
+          <w:tcPr>
+            <w:tcW w:type="dxa" w:w="1728"/>
+          </w:tcPr>
+          <w:p>
+            <w:r>
+              <w:rPr>
+                <w:b w:val="0"/>
+              </w:rPr>
+              <w:t>________원</w:t>
+            </w:r>
+          </w:p>
+        </w:tc>
+        <w:tc>
+          <w:tcPr>
+            <w:tcW w:type="dxa" w:w="1728"/>
+          </w:tcPr>
+          <w:p>
+            <w:r>
+              <w:rPr>
+                <w:b w:val="0"/>
+              </w:rPr>
+              <w:t>________</w:t>
+            </w:r>
+          </w:p>
+        </w:tc>
+        <w:tc>
+          <w:tcPr>
+            <w:tcW w:type="dxa" w:w="1728"/>
+          </w:tcPr>
+          <w:p>
+            <w:r>
+              <w:rPr>
+                <w:b w:val="0"/>
+              </w:rPr>
+              <w:t>________원</w:t>
+            </w:r>
+          </w:p>
+        </w:tc>
+        <w:tc>
+          <w:tcPr>
+            <w:tcW w:type="dxa" w:w="1728"/>
+          </w:tcPr>
+          <w:p>
+            <w:r>
+              <w:rPr>
+                <w:b w:val="0"/>
+              </w:rPr>
+              <w:t>주차·통행료 포함 여부 확인</w:t>
+            </w:r>
+          </w:p>
+        </w:tc>
+      </w:tr>
+      <w:tr>
+        <w:tc>
+          <w:tcPr>
+            <w:tcW w:type="dxa" w:w="1728"/>
+          </w:tcPr>
+          <w:p>
+            <w:r>
+              <w:rPr>
+                <w:b w:val="0"/>
+              </w:rPr>
+              <w:t>식사비</w:t>
+            </w:r>
+          </w:p>
+        </w:tc>
+        <w:tc>
+          <w:tcPr>
+            <w:tcW w:type="dxa" w:w="1728"/>
+          </w:tcPr>
+          <w:p>
+            <w:r>
+              <w:rPr>
+                <w:b w:val="0"/>
+              </w:rPr>
+              <w:t>________원</w:t>
+            </w:r>
+          </w:p>
+        </w:tc>
+        <w:tc>
+          <w:tcPr>
+            <w:tcW w:type="dxa" w:w="1728"/>
+          </w:tcPr>
+          <w:p>
+            <w:r>
+              <w:rPr>
+                <w:b w:val="0"/>
+              </w:rPr>
+              <w:t>____명</w:t>
+            </w:r>
+          </w:p>
+        </w:tc>
+        <w:tc>
+          <w:tcPr>
+            <w:tcW w:type="dxa" w:w="1728"/>
+          </w:tcPr>
+          <w:p>
+            <w:r>
+              <w:rPr>
+                <w:b w:val="0"/>
+              </w:rPr>
+              <w:t>________원</w:t>
+            </w:r>
+          </w:p>
+        </w:tc>
+        <w:tc>
+          <w:tcPr>
+            <w:tcW w:type="dxa" w:w="1728"/>
+          </w:tcPr>
+          <w:p>
+            <w:r>
+              <w:rPr>
+                <w:b w:val="0"/>
+              </w:rPr>
+              <w:t>봉사자·운전자 포함</w:t>
+            </w:r>
+          </w:p>
+        </w:tc>
+      </w:tr>
+      <w:tr>
+        <w:tc>
+          <w:tcPr>
+            <w:tcW w:type="dxa" w:w="1728"/>
+          </w:tcPr>
+          <w:p>
+            <w:r>
+              <w:rPr>
+                <w:b w:val="0"/>
+              </w:rPr>
+              <w:t>생수·간식</w:t>
+            </w:r>
+          </w:p>
+        </w:tc>
+        <w:tc>
+          <w:tcPr>
+            <w:tcW w:type="dxa" w:w="1728"/>
+          </w:tcPr>
+          <w:p>
+            <w:r>
+              <w:rPr>
+                <w:b w:val="0"/>
+              </w:rPr>
+              <w:t>________원</w:t>
+            </w:r>
+          </w:p>
+        </w:tc>
+        <w:tc>
+          <w:tcPr>
+            <w:tcW w:type="dxa" w:w="1728"/>
+          </w:tcPr>
+          <w:p>
+            <w:r>
+              <w:rPr>
+                <w:b w:val="0"/>
+              </w:rPr>
+              <w:t>____명</w:t>
+            </w:r>
+          </w:p>
+        </w:tc>
+        <w:tc>
+          <w:tcPr>
+            <w:tcW w:type="dxa" w:w="1728"/>
+          </w:tcPr>
+          <w:p>
+            <w:r>
+              <w:rPr>
+                <w:b w:val="0"/>
+              </w:rPr>
+              <w:t>________원</w:t>
+            </w:r>
+          </w:p>
+        </w:tc>
+        <w:tc>
+          <w:tcPr>
+            <w:tcW w:type="dxa" w:w="1728"/>
+          </w:tcPr>
+          <w:p>
+            <w:r>
+              <w:rPr>
+                <w:b w:val="0"/>
+              </w:rPr>
+              <w:t>식이 제한 고려</w:t>
+            </w:r>
+          </w:p>
+        </w:tc>
+      </w:tr>
+      <w:tr>
+        <w:tc>
+          <w:tcPr>
+            <w:tcW w:type="dxa" w:w="1728"/>
+          </w:tcPr>
+          <w:p>
+            <w:r>
+              <w:rPr>
+                <w:b w:val="0"/>
+              </w:rPr>
+              <w:t>입장료</w:t>
+            </w:r>
+          </w:p>
+        </w:tc>
+        <w:tc>
+          <w:tcPr>
+            <w:tcW w:type="dxa" w:w="1728"/>
+          </w:tcPr>
+          <w:p>
+            <w:r>
+              <w:rPr>
+                <w:b w:val="0"/>
+              </w:rPr>
+              <w:t>________원</w:t>
+            </w:r>
+          </w:p>
+        </w:tc>
+        <w:tc>
+          <w:tcPr>
+            <w:tcW w:type="dxa" w:w="1728"/>
+          </w:tcPr>
+          <w:p>
+            <w:r>
+              <w:rPr>
+                <w:b w:val="0"/>
+              </w:rPr>
+              <w:t>____명</w:t>
+            </w:r>
+          </w:p>
+        </w:tc>
+        <w:tc>
+          <w:tcPr>
+            <w:tcW w:type="dxa" w:w="1728"/>
+          </w:tcPr>
+          <w:p>
+            <w:r>
+              <w:rPr>
+                <w:b w:val="0"/>
+              </w:rPr>
+              <w:t>________원</w:t>
+            </w:r>
+          </w:p>
+        </w:tc>
+        <w:tc>
+          <w:tcPr>
+            <w:tcW w:type="dxa" w:w="1728"/>
+          </w:tcPr>
+          <w:p>
+            <w:r>
+              <w:rPr>
+                <w:b w:val="0"/>
+              </w:rPr>
+              <w:t>경로·동행자 감면 확인</w:t>
+            </w:r>
+          </w:p>
+        </w:tc>
+      </w:tr>
+      <w:tr>
+        <w:tc>
+          <w:tcPr>
+            <w:tcW w:type="dxa" w:w="1728"/>
+          </w:tcPr>
+          <w:p>
+            <w:r>
+              <w:rPr>
+                <w:b w:val="0"/>
+              </w:rPr>
+              <w:t>경로 선물</w:t>
+            </w:r>
+          </w:p>
+        </w:tc>
+        <w:tc>
+          <w:tcPr>
+            <w:tcW w:type="dxa" w:w="1728"/>
+          </w:tcPr>
+          <w:p>
+            <w:r>
+              <w:rPr>
+                <w:b w:val="0"/>
+              </w:rPr>
+              <w:t>________원</w:t>
+            </w:r>
+          </w:p>
+        </w:tc>
+        <w:tc>
+          <w:tcPr>
+            <w:tcW w:type="dxa" w:w="1728"/>
+          </w:tcPr>
+          <w:p>
+            <w:r>
+              <w:rPr>
+                <w:b w:val="0"/>
+              </w:rPr>
+              <w:t>____개</w:t>
+            </w:r>
+          </w:p>
+        </w:tc>
+        <w:tc>
+          <w:tcPr>
+            <w:tcW w:type="dxa" w:w="1728"/>
+          </w:tcPr>
+          <w:p>
+            <w:r>
+              <w:rPr>
+                <w:b w:val="0"/>
+              </w:rPr>
+              <w:t>________원</w:t>
+            </w:r>
+          </w:p>
+        </w:tc>
+        <w:tc>
+          <w:tcPr>
+            <w:tcW w:type="dxa" w:w="1728"/>
+          </w:tcPr>
+          <w:p>
+            <w:r>
+              <w:rPr>
+                <w:b w:val="0"/>
+              </w:rPr>
+              <w:t>________</w:t>
+            </w:r>
+          </w:p>
+        </w:tc>
+      </w:tr>
+      <w:tr>
+        <w:tc>
+          <w:tcPr>
+            <w:tcW w:type="dxa" w:w="1728"/>
+          </w:tcPr>
+          <w:p>
+            <w:r>
+              <w:rPr>
+                <w:b w:val="0"/>
+              </w:rPr>
+              <w:t>구급·위생용품</w:t>
+            </w:r>
+          </w:p>
+        </w:tc>
+        <w:tc>
+          <w:tcPr>
+            <w:tcW w:type="dxa" w:w="1728"/>
+          </w:tcPr>
+          <w:p>
+            <w:r>
+              <w:rPr>
+                <w:b w:val="0"/>
+              </w:rPr>
+              <w:t>________원</w:t>
+            </w:r>
+          </w:p>
+        </w:tc>
+        <w:tc>
+          <w:tcPr>
+            <w:tcW w:type="dxa" w:w="1728"/>
+          </w:tcPr>
+          <w:p>
+            <w:r>
+              <w:rPr>
+                <w:b w:val="0"/>
+              </w:rPr>
+              <w:t>________</w:t>
+            </w:r>
+          </w:p>
+        </w:tc>
+        <w:tc>
+          <w:tcPr>
+            <w:tcW w:type="dxa" w:w="1728"/>
+          </w:tcPr>
+          <w:p>
+            <w:r>
+              <w:rPr>
+                <w:b w:val="0"/>
+              </w:rPr>
+              <w:t>________원</w:t>
+            </w:r>
+          </w:p>
+        </w:tc>
+        <w:tc>
+          <w:tcPr>
+            <w:tcW w:type="dxa" w:w="1728"/>
+          </w:tcPr>
+          <w:p>
+            <w:r>
+              <w:rPr>
+                <w:b w:val="0"/>
+              </w:rPr>
+              <w:t>________</w:t>
+            </w:r>
+          </w:p>
+        </w:tc>
+      </w:tr>
+      <w:tr>
+        <w:tc>
+          <w:tcPr>
+            <w:tcW w:type="dxa" w:w="1728"/>
+          </w:tcPr>
+          <w:p>
+            <w:r>
+              <w:rPr>
+                <w:b w:val="0"/>
+              </w:rPr>
+              <w:t>보험료</w:t>
+            </w:r>
+          </w:p>
+        </w:tc>
+        <w:tc>
+          <w:tcPr>
+            <w:tcW w:type="dxa" w:w="1728"/>
+          </w:tcPr>
+          <w:p>
+            <w:r>
+              <w:rPr>
+                <w:b w:val="0"/>
+              </w:rPr>
+              <w:t>________원</w:t>
+            </w:r>
+          </w:p>
+        </w:tc>
+        <w:tc>
+          <w:tcPr>
+            <w:tcW w:type="dxa" w:w="1728"/>
+          </w:tcPr>
+          <w:p>
+            <w:r>
+              <w:rPr>
+                <w:b w:val="0"/>
+              </w:rPr>
+              <w:t>____명</w:t>
+            </w:r>
+          </w:p>
+        </w:tc>
+        <w:tc>
+          <w:tcPr>
+            <w:tcW w:type="dxa" w:w="1728"/>
+          </w:tcPr>
+          <w:p>
+            <w:r>
+              <w:rPr>
+                <w:b w:val="0"/>
+              </w:rPr>
+              <w:t>________원</w:t>
+            </w:r>
+          </w:p>
+        </w:tc>
+        <w:tc>
+          <w:tcPr>
+            <w:tcW w:type="dxa" w:w="1728"/>
+          </w:tcPr>
+          <w:p>
+            <w:r>
+              <w:rPr>
+                <w:b w:val="0"/>
+              </w:rPr>
+              <w:t>기존 보장 확인 후 편성</w:t>
+            </w:r>
+          </w:p>
+        </w:tc>
+      </w:tr>
+      <w:tr>
+        <w:tc>
+          <w:tcPr>
+            <w:tcW w:type="dxa" w:w="1728"/>
+          </w:tcPr>
+          <w:p>
+            <w:r>
+              <w:rPr>
+                <w:b w:val="0"/>
+              </w:rPr>
+              <w:t>예비비</w:t>
+            </w:r>
+          </w:p>
+        </w:tc>
+        <w:tc>
+          <w:tcPr>
+            <w:tcW w:type="dxa" w:w="1728"/>
+          </w:tcPr>
+          <w:p>
+            <w:r>
+              <w:rPr>
+                <w:b w:val="0"/>
+              </w:rPr>
+              <w:t>________원</w:t>
+            </w:r>
+          </w:p>
+        </w:tc>
+        <w:tc>
+          <w:tcPr>
+            <w:tcW w:type="dxa" w:w="1728"/>
+          </w:tcPr>
+          <w:p>
+            <w:r>
+              <w:rPr>
+                <w:b w:val="0"/>
+              </w:rPr>
+              <w:t>1식</w:t>
+            </w:r>
+          </w:p>
+        </w:tc>
+        <w:tc>
+          <w:tcPr>
+            <w:tcW w:type="dxa" w:w="1728"/>
+          </w:tcPr>
+          <w:p>
+            <w:r>
+              <w:rPr>
+                <w:b w:val="0"/>
+              </w:rPr>
+              <w:t>________원</w:t>
+            </w:r>
+          </w:p>
+        </w:tc>
+        <w:tc>
+          <w:tcPr>
+            <w:tcW w:type="dxa" w:w="1728"/>
+          </w:tcPr>
+          <w:p>
+            <w:r>
+              <w:rPr>
+                <w:b w:val="0"/>
+              </w:rPr>
+              <w:t>________</w:t>
+            </w:r>
+          </w:p>
+        </w:tc>
+      </w:tr>
+      <w:tr>
+        <w:tc>
+          <w:tcPr>
+            <w:tcW w:type="dxa" w:w="1728"/>
+          </w:tcPr>
+          <w:p>
+            <w:r>
+              <w:rPr>
+                <w:b/>
+              </w:rPr>
+              <w:t>합계</w:t>
+            </w:r>
+          </w:p>
+        </w:tc>
+        <w:tc>
+          <w:tcPr>
+            <w:tcW w:type="dxa" w:w="1728"/>
+          </w:tcPr>
+          <w:p/>
+        </w:tc>
+        <w:tc>
+          <w:tcPr>
+            <w:tcW w:type="dxa" w:w="1728"/>
+          </w:tcPr>
+          <w:p/>
+        </w:tc>
+        <w:tc>
+          <w:tcPr>
+            <w:tcW w:type="dxa" w:w="1728"/>
+          </w:tcPr>
+          <w:p>
+            <w:r>
+              <w:rPr>
+                <w:b/>
+              </w:rPr>
+              <w:t>________원</w:t>
+            </w:r>
+          </w:p>
+        </w:tc>
+        <w:tc>
+          <w:tcPr>
+            <w:tcW w:type="dxa" w:w="1728"/>
+          </w:tcPr>
+          <w:p/>
+        </w:tc>
+      </w:tr>
+    </w:tbl>
+    <w:p/>
     <w:p>
       <w:pPr>
-        <w:pStyle w:val="Heading3"/>
+        <w:pStyle w:val="Heading2"/>
       </w:pPr>
       <w:r>
         <w:rPr>
           <w:b w:val="0"/>
         </w:rPr>
-        <w:t>5.1. 식당 선정 기준</w:t>
-      </w:r>
-    </w:p>
-    <w:p>
-      <w:pPr>
-        <w:pStyle w:val="ListBullet"/>
-      </w:pPr>
-      <w:r>
-        <w:rPr>
-          <w:b/>
-        </w:rPr>
-        <w:t>메뉴:</w:t>
-      </w:r>
-      <w:r>
-        <w:rPr>
-          <w:b w:val="0"/>
-        </w:rPr>
-        <w:t xml:space="preserve"> 소화가 잘되는 부드러운 음식 (예: 소불고기 전골, 오리 백숙, 두부 요리 등)</w:t>
-      </w:r>
-    </w:p>
-    <w:p>
-      <w:pPr>
-        <w:pStyle w:val="ListBullet"/>
-      </w:pPr>
-      <w:r>
-        <w:rPr>
-          <w:b/>
-        </w:rPr>
-        <w:t>금기 음식:</w:t>
-      </w:r>
-      <w:r>
-        <w:rPr>
-          <w:b w:val="0"/>
-        </w:rPr>
-        <w:t xml:space="preserve"> 너무 맵거나 짠 음식, 질긴 고기, 뼈가 많은 생선 등 제외</w:t>
-      </w:r>
-    </w:p>
-    <w:p>
-      <w:pPr>
-        <w:pStyle w:val="ListBullet"/>
-      </w:pPr>
-      <w:r>
-        <w:rPr>
-          <w:b/>
-        </w:rPr>
-        <w:t>장소:</w:t>
-      </w:r>
-      <w:r>
-        <w:rPr>
-          <w:b w:val="0"/>
-        </w:rPr>
-        <w:t xml:space="preserve"> 좌식(방바닥)보다는 의자가 있는 테이블석 선호</w:t>
-      </w:r>
-    </w:p>
-    <w:p>
-      <w:pPr>
-        <w:pStyle w:val="Heading3"/>
-      </w:pPr>
-      <w:r>
-        <w:rPr>
-          <w:b w:val="0"/>
-        </w:rPr>
-        <w:t>5.2. 사전 건강 확인 리스트</w:t>
+        <w:t>구입 목록</w:t>
       </w:r>
     </w:p>
     <w:tbl>
@@ -1333,7 +2584,7 @@
               <w:rPr>
                 <w:b/>
               </w:rPr>
-              <w:t>어르신 성함</w:t>
+              <w:t>품목</w:t>
             </w:r>
           </w:p>
         </w:tc>
@@ -1346,7 +2597,7 @@
               <w:rPr>
                 <w:b/>
               </w:rPr>
-              <w:t>특이 질환 (당뇨/혈압 등)</w:t>
+              <w:t>수량</w:t>
             </w:r>
           </w:p>
         </w:tc>
@@ -1359,7 +2610,7 @@
               <w:rPr>
                 <w:b/>
               </w:rPr>
-              <w:t>알레르기 및 주의식품</w:t>
+              <w:t>구입처</w:t>
             </w:r>
           </w:p>
         </w:tc>
@@ -1372,7 +2623,7 @@
               <w:rPr>
                 <w:b/>
               </w:rPr>
-              <w:t>복용 약물 (점심)</w:t>
+              <w:t>담당</w:t>
             </w:r>
           </w:p>
         </w:tc>
@@ -1387,7 +2638,7 @@
               <w:rPr>
                 <w:b w:val="0"/>
               </w:rPr>
-              <w:t>________</w:t>
+              <w:t>생수·부드러운 간식</w:t>
             </w:r>
           </w:p>
         </w:tc>
@@ -1441,7 +2692,7 @@
               <w:rPr>
                 <w:b w:val="0"/>
               </w:rPr>
-              <w:t>________</w:t>
+              <w:t>경로 선물</w:t>
             </w:r>
           </w:p>
         </w:tc>
@@ -1495,7 +2746,7 @@
               <w:rPr>
                 <w:b w:val="0"/>
               </w:rPr>
-              <w:t>________</w:t>
+              <w:t>구급·위생용품 보충</w:t>
             </w:r>
           </w:p>
         </w:tc>
@@ -1541,636 +2792,6 @@
       </w:tr>
     </w:tbl>
     <w:p/>
-    <w:p>
-      <w:pPr>
-        <w:pStyle w:val="Heading2"/>
-      </w:pPr>
-      <w:r>
-        <w:rPr>
-          <w:b w:val="0"/>
-        </w:rPr>
-        <w:t>6. 안전 관리 및 응급 상황 대비 계획</w:t>
-      </w:r>
-    </w:p>
-    <w:p>
-      <w:pPr>
-        <w:pStyle w:val="ListBullet"/>
-      </w:pPr>
-      <w:r>
-        <w:rPr>
-          <w:b/>
-        </w:rPr>
-        <w:t>상비약 목록:</w:t>
-      </w:r>
-      <w:r>
-        <w:rPr>
-          <w:b w:val="0"/>
-        </w:rPr>
-        <w:t xml:space="preserve"> 소화제, 지사제, 대역제(멀미약), 상처 연고, 밴드, 혈압계, 혈당측정기</w:t>
-      </w:r>
-    </w:p>
-    <w:p>
-      <w:pPr>
-        <w:pStyle w:val="ListBullet"/>
-      </w:pPr>
-      <w:r>
-        <w:rPr>
-          <w:b/>
-        </w:rPr>
-        <w:t>비상 연락망:</w:t>
-      </w:r>
-    </w:p>
-    <w:p>
-      <w:pPr>
-        <w:pStyle w:val="ListBullet"/>
-      </w:pPr>
-      <w:r>
-        <w:rPr>
-          <w:b w:val="0"/>
-        </w:rPr>
-        <w:t>교회 사무실: ________-________-________</w:t>
-      </w:r>
-    </w:p>
-    <w:p>
-      <w:pPr>
-        <w:pStyle w:val="ListBullet"/>
-      </w:pPr>
-      <w:r>
-        <w:rPr>
-          <w:b w:val="0"/>
-        </w:rPr>
-        <w:t>인근 병원(확인 필요): (병원명) ________-________-________</w:t>
-      </w:r>
-    </w:p>
-    <w:p>
-      <w:pPr>
-        <w:pStyle w:val="ListBullet"/>
-      </w:pPr>
-      <w:r>
-        <w:rPr>
-          <w:b w:val="0"/>
-        </w:rPr>
-        <w:t>119 안전센터(현지): ________-________-________</w:t>
-      </w:r>
-    </w:p>
-    <w:p>
-      <w:pPr>
-        <w:pStyle w:val="ListBullet"/>
-      </w:pPr>
-      <w:r>
-        <w:rPr>
-          <w:b/>
-        </w:rPr>
-        <w:t>행동 지침:</w:t>
-      </w:r>
-    </w:p>
-    <w:p>
-      <w:pPr>
-        <w:pStyle w:val="ListNumber"/>
-      </w:pPr>
-      <w:r>
-        <w:rPr>
-          <w:b w:val="0"/>
-        </w:rPr>
-        <w:t>환자 발생 시 즉시 총괄에게 보고</w:t>
-      </w:r>
-    </w:p>
-    <w:p>
-      <w:pPr>
-        <w:pStyle w:val="ListNumber"/>
-      </w:pPr>
-      <w:r>
-        <w:rPr>
-          <w:b w:val="0"/>
-        </w:rPr>
-        <w:t>의료 봉사자 1차 응급 처치</w:t>
-      </w:r>
-    </w:p>
-    <w:p>
-      <w:pPr>
-        <w:pStyle w:val="ListNumber"/>
-      </w:pPr>
-      <w:r>
-        <w:rPr>
-          <w:b w:val="0"/>
-        </w:rPr>
-        <w:t>필요시 비상용 차량으로 인근 병원 이송 및 가족 연락</w:t>
-      </w:r>
-    </w:p>
-    <w:p>
-      <w:pPr>
-        <w:pStyle w:val="Heading2"/>
-      </w:pPr>
-      <w:r>
-        <w:rPr>
-          <w:b w:val="0"/>
-        </w:rPr>
-        <w:t>7. 준비물 체크리스트</w:t>
-      </w:r>
-    </w:p>
-    <w:p>
-      <w:pPr>
-        <w:pStyle w:val="ListBullet"/>
-      </w:pPr>
-      <w:r>
-        <w:rPr>
-          <w:b w:val="0"/>
-        </w:rPr>
-        <w:t>[ ] 이름표 (성함, 교회명, 연락처 기재)</w:t>
-      </w:r>
-    </w:p>
-    <w:p>
-      <w:pPr>
-        <w:pStyle w:val="ListBullet"/>
-      </w:pPr>
-      <w:r>
-        <w:rPr>
-          <w:b w:val="0"/>
-        </w:rPr>
-        <w:t>[ ] 개인별 복용 약 (사전 안내 필수)</w:t>
-      </w:r>
-    </w:p>
-    <w:p>
-      <w:pPr>
-        <w:pStyle w:val="ListBullet"/>
-      </w:pPr>
-      <w:r>
-        <w:rPr>
-          <w:b w:val="0"/>
-        </w:rPr>
-        <w:t>[ ] 생수 및 간식 (카스텔라, 부드러운 과일 등)</w:t>
-      </w:r>
-    </w:p>
-    <w:p>
-      <w:pPr>
-        <w:pStyle w:val="ListBullet"/>
-      </w:pPr>
-      <w:r>
-        <w:rPr>
-          <w:b w:val="0"/>
-        </w:rPr>
-        <w:t>[ ] 물티슈 및 개인 위생용품</w:t>
-      </w:r>
-    </w:p>
-    <w:p>
-      <w:pPr>
-        <w:pStyle w:val="ListBullet"/>
-      </w:pPr>
-      <w:r>
-        <w:rPr>
-          <w:b w:val="0"/>
-        </w:rPr>
-        <w:t>[ ] 단체 기념품: (확인 필요: 파스, 수건, 생필품 세트 중 택 1)</w:t>
-      </w:r>
-    </w:p>
-    <w:p>
-      <w:pPr>
-        <w:pStyle w:val="ListBullet"/>
-      </w:pPr>
-      <w:r>
-        <w:rPr>
-          <w:b w:val="0"/>
-        </w:rPr>
-        <w:t>[ ] 휴대용 앰프 및 마이크 (버스 내 행사용)</w:t>
-      </w:r>
-    </w:p>
-    <w:p>
-      <w:pPr>
-        <w:pStyle w:val="Heading2"/>
-      </w:pPr>
-      <w:r>
-        <w:rPr>
-          <w:b w:val="0"/>
-        </w:rPr>
-        <w:t>8. 소요 예산안 (안)</w:t>
-      </w:r>
-    </w:p>
-    <w:tbl>
-      <w:tblPr>
-        <w:tblStyle w:val="TableGrid"/>
-        <w:tblW w:type="auto" w:w="0"/>
-        <w:tblLook w:firstColumn="1" w:firstRow="1" w:lastColumn="0" w:lastRow="0" w:noHBand="0" w:noVBand="1" w:val="04A0"/>
-      </w:tblPr>
-      <w:tblGrid>
-        <w:gridCol w:w="2160"/>
-        <w:gridCol w:w="2160"/>
-        <w:gridCol w:w="2160"/>
-        <w:gridCol w:w="2160"/>
-      </w:tblGrid>
-      <w:tr>
-        <w:tc>
-          <w:tcPr>
-            <w:tcW w:type="dxa" w:w="2160"/>
-          </w:tcPr>
-          <w:p>
-            <w:r>
-              <w:rPr>
-                <w:b/>
-              </w:rPr>
-              <w:t>항목</w:t>
-            </w:r>
-          </w:p>
-        </w:tc>
-        <w:tc>
-          <w:tcPr>
-            <w:tcW w:type="dxa" w:w="2160"/>
-          </w:tcPr>
-          <w:p>
-            <w:r>
-              <w:rPr>
-                <w:b/>
-              </w:rPr>
-              <w:t>산출 근거</w:t>
-            </w:r>
-          </w:p>
-        </w:tc>
-        <w:tc>
-          <w:tcPr>
-            <w:tcW w:type="dxa" w:w="2160"/>
-          </w:tcPr>
-          <w:p>
-            <w:r>
-              <w:rPr>
-                <w:b/>
-              </w:rPr>
-              <w:t>예산액</w:t>
-            </w:r>
-          </w:p>
-        </w:tc>
-        <w:tc>
-          <w:tcPr>
-            <w:tcW w:type="dxa" w:w="2160"/>
-          </w:tcPr>
-          <w:p>
-            <w:r>
-              <w:rPr>
-                <w:b/>
-              </w:rPr>
-              <w:t>비고</w:t>
-            </w:r>
-          </w:p>
-        </w:tc>
-      </w:tr>
-      <w:tr>
-        <w:tc>
-          <w:tcPr>
-            <w:tcW w:type="dxa" w:w="2160"/>
-          </w:tcPr>
-          <w:p>
-            <w:r>
-              <w:rPr>
-                <w:b/>
-              </w:rPr>
-              <w:t>식비</w:t>
-            </w:r>
-          </w:p>
-        </w:tc>
-        <w:tc>
-          <w:tcPr>
-            <w:tcW w:type="dxa" w:w="2160"/>
-          </w:tcPr>
-          <w:p>
-            <w:r>
-              <w:rPr>
-                <w:b w:val="0"/>
-              </w:rPr>
-              <w:t>________원 × ________명</w:t>
-            </w:r>
-          </w:p>
-        </w:tc>
-        <w:tc>
-          <w:tcPr>
-            <w:tcW w:type="dxa" w:w="2160"/>
-          </w:tcPr>
-          <w:p>
-            <w:r>
-              <w:rPr>
-                <w:b w:val="0"/>
-              </w:rPr>
-              <w:t>________</w:t>
-            </w:r>
-          </w:p>
-        </w:tc>
-        <w:tc>
-          <w:tcPr>
-            <w:tcW w:type="dxa" w:w="2160"/>
-          </w:tcPr>
-          <w:p>
-            <w:r>
-              <w:rPr>
-                <w:b w:val="0"/>
-              </w:rPr>
-              <w:t>점심 및 간식 포함</w:t>
-            </w:r>
-          </w:p>
-        </w:tc>
-      </w:tr>
-      <w:tr>
-        <w:tc>
-          <w:tcPr>
-            <w:tcW w:type="dxa" w:w="2160"/>
-          </w:tcPr>
-          <w:p>
-            <w:r>
-              <w:rPr>
-                <w:b/>
-              </w:rPr>
-              <w:t>교통비</w:t>
-            </w:r>
-          </w:p>
-        </w:tc>
-        <w:tc>
-          <w:tcPr>
-            <w:tcW w:type="dxa" w:w="2160"/>
-          </w:tcPr>
-          <w:p>
-            <w:r>
-              <w:rPr>
-                <w:b w:val="0"/>
-              </w:rPr>
-              <w:t>유류비 및 통행료</w:t>
-            </w:r>
-          </w:p>
-        </w:tc>
-        <w:tc>
-          <w:tcPr>
-            <w:tcW w:type="dxa" w:w="2160"/>
-          </w:tcPr>
-          <w:p>
-            <w:r>
-              <w:rPr>
-                <w:b w:val="0"/>
-              </w:rPr>
-              <w:t>________</w:t>
-            </w:r>
-          </w:p>
-        </w:tc>
-        <w:tc>
-          <w:tcPr>
-            <w:tcW w:type="dxa" w:w="2160"/>
-          </w:tcPr>
-          <w:p>
-            <w:r>
-              <w:rPr>
-                <w:b w:val="0"/>
-              </w:rPr>
-              <w:t>교회 차량 기준</w:t>
-            </w:r>
-          </w:p>
-        </w:tc>
-      </w:tr>
-      <w:tr>
-        <w:tc>
-          <w:tcPr>
-            <w:tcW w:type="dxa" w:w="2160"/>
-          </w:tcPr>
-          <w:p>
-            <w:r>
-              <w:rPr>
-                <w:b/>
-              </w:rPr>
-              <w:t>입장료</w:t>
-            </w:r>
-          </w:p>
-        </w:tc>
-        <w:tc>
-          <w:tcPr>
-            <w:tcW w:type="dxa" w:w="2160"/>
-          </w:tcPr>
-          <w:p>
-            <w:r>
-              <w:rPr>
-                <w:b w:val="0"/>
-              </w:rPr>
-              <w:t>________원 × ________명</w:t>
-            </w:r>
-          </w:p>
-        </w:tc>
-        <w:tc>
-          <w:tcPr>
-            <w:tcW w:type="dxa" w:w="2160"/>
-          </w:tcPr>
-          <w:p>
-            <w:r>
-              <w:rPr>
-                <w:b w:val="0"/>
-              </w:rPr>
-              <w:t>________</w:t>
-            </w:r>
-          </w:p>
-        </w:tc>
-        <w:tc>
-          <w:tcPr>
-            <w:tcW w:type="dxa" w:w="2160"/>
-          </w:tcPr>
-          <w:p>
-            <w:r>
-              <w:rPr>
-                <w:b w:val="0"/>
-              </w:rPr>
-              <w:t>경로 할인 적용 확인</w:t>
-            </w:r>
-          </w:p>
-        </w:tc>
-      </w:tr>
-      <w:tr>
-        <w:tc>
-          <w:tcPr>
-            <w:tcW w:type="dxa" w:w="2160"/>
-          </w:tcPr>
-          <w:p>
-            <w:r>
-              <w:rPr>
-                <w:b/>
-              </w:rPr>
-              <w:t>기념품비</w:t>
-            </w:r>
-          </w:p>
-        </w:tc>
-        <w:tc>
-          <w:tcPr>
-            <w:tcW w:type="dxa" w:w="2160"/>
-          </w:tcPr>
-          <w:p>
-            <w:r>
-              <w:rPr>
-                <w:b w:val="0"/>
-              </w:rPr>
-              <w:t>________원 × ________명</w:t>
-            </w:r>
-          </w:p>
-        </w:tc>
-        <w:tc>
-          <w:tcPr>
-            <w:tcW w:type="dxa" w:w="2160"/>
-          </w:tcPr>
-          <w:p>
-            <w:r>
-              <w:rPr>
-                <w:b w:val="0"/>
-              </w:rPr>
-              <w:t>________</w:t>
-            </w:r>
-          </w:p>
-        </w:tc>
-        <w:tc>
-          <w:tcPr>
-            <w:tcW w:type="dxa" w:w="2160"/>
-          </w:tcPr>
-          <w:p/>
-        </w:tc>
-      </w:tr>
-      <w:tr>
-        <w:tc>
-          <w:tcPr>
-            <w:tcW w:type="dxa" w:w="2160"/>
-          </w:tcPr>
-          <w:p>
-            <w:r>
-              <w:rPr>
-                <w:b/>
-              </w:rPr>
-              <w:t>예비비</w:t>
-            </w:r>
-          </w:p>
-        </w:tc>
-        <w:tc>
-          <w:tcPr>
-            <w:tcW w:type="dxa" w:w="2160"/>
-          </w:tcPr>
-          <w:p>
-            <w:r>
-              <w:rPr>
-                <w:b w:val="0"/>
-              </w:rPr>
-              <w:t>미집행 대비</w:t>
-            </w:r>
-          </w:p>
-        </w:tc>
-        <w:tc>
-          <w:tcPr>
-            <w:tcW w:type="dxa" w:w="2160"/>
-          </w:tcPr>
-          <w:p>
-            <w:r>
-              <w:rPr>
-                <w:b w:val="0"/>
-              </w:rPr>
-              <w:t>________</w:t>
-            </w:r>
-          </w:p>
-        </w:tc>
-        <w:tc>
-          <w:tcPr>
-            <w:tcW w:type="dxa" w:w="2160"/>
-          </w:tcPr>
-          <w:p/>
-        </w:tc>
-      </w:tr>
-      <w:tr>
-        <w:tc>
-          <w:tcPr>
-            <w:tcW w:type="dxa" w:w="2160"/>
-          </w:tcPr>
-          <w:p>
-            <w:r>
-              <w:rPr>
-                <w:b/>
-              </w:rPr>
-              <w:t>합계</w:t>
-            </w:r>
-          </w:p>
-        </w:tc>
-        <w:tc>
-          <w:tcPr>
-            <w:tcW w:type="dxa" w:w="2160"/>
-          </w:tcPr>
-          <w:p/>
-        </w:tc>
-        <w:tc>
-          <w:tcPr>
-            <w:tcW w:type="dxa" w:w="2160"/>
-          </w:tcPr>
-          <w:p>
-            <w:r>
-              <w:rPr>
-                <w:b/>
-              </w:rPr>
-              <w:t>________</w:t>
-            </w:r>
-          </w:p>
-        </w:tc>
-        <w:tc>
-          <w:tcPr>
-            <w:tcW w:type="dxa" w:w="2160"/>
-          </w:tcPr>
-          <w:p/>
-        </w:tc>
-      </w:tr>
-    </w:tbl>
-    <w:p/>
-    <w:p>
-      <w:pPr>
-        <w:pStyle w:val="Heading2"/>
-      </w:pPr>
-      <w:r>
-        <w:rPr>
-          <w:b w:val="0"/>
-        </w:rPr>
-        <w:t>9. 행정 사항</w:t>
-      </w:r>
-    </w:p>
-    <w:p>
-      <w:pPr>
-        <w:pStyle w:val="ListBullet"/>
-      </w:pPr>
-      <w:r>
-        <w:rPr>
-          <w:b/>
-        </w:rPr>
-        <w:t>공지 방법:</w:t>
-      </w:r>
-      <w:r>
-        <w:rPr>
-          <w:b w:val="0"/>
-        </w:rPr>
-        <w:t xml:space="preserve"> 주보 광고, 구역장/권찰을 통한 구두 안내, 안내문 발송</w:t>
-      </w:r>
-    </w:p>
-    <w:p>
-      <w:pPr>
-        <w:pStyle w:val="ListBullet"/>
-      </w:pPr>
-      <w:r>
-        <w:rPr>
-          <w:b/>
-        </w:rPr>
-        <w:t>참가 신청:</w:t>
-      </w:r>
-      <w:r>
-        <w:rPr>
-          <w:b w:val="0"/>
-        </w:rPr>
-        <w:t xml:space="preserve"> ________월 ________일까지 (신청서 수거)</w:t>
-      </w:r>
-    </w:p>
-    <w:p>
-      <w:pPr>
-        <w:pStyle w:val="ListBullet"/>
-      </w:pPr>
-      <w:r>
-        <w:rPr>
-          <w:b/>
-        </w:rPr>
-        <w:t>봉사자 교육:</w:t>
-      </w:r>
-      <w:r>
-        <w:rPr>
-          <w:b w:val="0"/>
-        </w:rPr>
-        <w:t xml:space="preserve"> 행사 1주일 전 사전 모임 (주의사항 전달)</w:t>
-      </w:r>
-    </w:p>
     <w:sectPr>
       <w:pgSz w:w="12240" w:h="15840"/>
       <w:pgMar w:top="1440" w:right="1800" w:bottom="1440" w:left="1800" w:header="720" w:footer="720" w:gutter="0"/>

--- a/docs/32_시니어_나들이_계획서.docx
+++ b/docs/32_시니어_나들이_계획서.docx
@@ -11,108 +11,131 @@
         <w:rPr>
           <w:b w:val="0"/>
         </w:rPr>
-        <w:t>________년 (교회명) 어르신 나들이·경로 행사 계획서</w:t>
+        <w:t>[연도] (교회명) (부서명) 시니어 나들이·경로 행사 계획서</w:t>
       </w:r>
     </w:p>
-    <w:p>
-      <w:pPr>
-        <w:pStyle w:val="Heading2"/>
-      </w:pPr>
-      <w:r>
-        <w:rPr>
-          <w:b w:val="0"/>
-        </w:rPr>
-        <w:t>개요</w:t>
-      </w:r>
-    </w:p>
-    <w:p>
-      <w:pPr>
-        <w:pStyle w:val="ListBullet"/>
-      </w:pPr>
-      <w:r>
-        <w:rPr>
-          <w:b w:val="0"/>
-        </w:rPr>
-        <w:t>주제 : 함께 걷고 나누는 감사</w:t>
-      </w:r>
-    </w:p>
-    <w:p>
-      <w:pPr>
-        <w:pStyle w:val="ListBullet"/>
-      </w:pPr>
-      <w:r>
-        <w:rPr>
-          <w:b w:val="0"/>
-        </w:rPr>
-        <w:t>주제 말씀 : 시편 92:14</w:t>
-      </w:r>
-    </w:p>
-    <w:p>
-      <w:pPr>
-        <w:pStyle w:val="ListBullet"/>
-      </w:pPr>
-      <w:r>
-        <w:rPr>
-          <w:b w:val="0"/>
-        </w:rPr>
-        <w:t>목적 : 어르신의 교제와 쉼, 감사 나눔</w:t>
-      </w:r>
-    </w:p>
-    <w:p>
-      <w:pPr>
-        <w:pStyle w:val="ListBullet"/>
-      </w:pPr>
-      <w:r>
-        <w:rPr>
-          <w:b w:val="0"/>
-        </w:rPr>
-        <w:t>장소 : ________</w:t>
-      </w:r>
-    </w:p>
-    <w:p>
-      <w:pPr>
-        <w:pStyle w:val="ListBullet"/>
-      </w:pPr>
-      <w:r>
-        <w:rPr>
-          <w:b w:val="0"/>
-        </w:rPr>
-        <w:t>일시 : ________년 ____월 ____일 ____시~____시</w:t>
-      </w:r>
-    </w:p>
-    <w:p>
-      <w:pPr>
-        <w:pStyle w:val="ListBullet"/>
-      </w:pPr>
-      <w:r>
-        <w:rPr>
-          <w:b w:val="0"/>
-        </w:rPr>
-        <w:t>담당 : ________</w:t>
-      </w:r>
-    </w:p>
-    <w:p>
-      <w:pPr>
-        <w:pStyle w:val="ListBullet"/>
-      </w:pPr>
-      <w:r>
-        <w:rPr>
-          <w:b w:val="0"/>
-        </w:rPr>
-        <w:t>대상 : (예상 인원 ____명: 어르신 ____, 동행 봉사자 ____, 운전자 ____)</w:t>
-      </w:r>
-    </w:p>
-    <w:p>
-      <w:pPr>
-        <w:pStyle w:val="Heading2"/>
-      </w:pPr>
-      <w:r>
-        <w:rPr>
-          <w:b w:val="0"/>
-        </w:rPr>
-        <w:t>장소 선정 기준</w:t>
-      </w:r>
-    </w:p>
+    <w:tbl>
+      <w:tblPr>
+        <w:tblStyle w:val="TableGrid"/>
+        <w:tblW w:type="auto" w:w="0"/>
+        <w:tblLook w:firstColumn="1" w:firstRow="1" w:lastColumn="0" w:lastRow="0" w:noHBand="0" w:noVBand="1" w:val="04A0"/>
+      </w:tblPr>
+      <w:tblGrid>
+        <w:gridCol w:w="2160"/>
+        <w:gridCol w:w="2160"/>
+        <w:gridCol w:w="2160"/>
+        <w:gridCol w:w="2160"/>
+      </w:tblGrid>
+      <w:tr>
+        <w:tc>
+          <w:tcPr>
+            <w:tcW w:type="dxa" w:w="2160"/>
+          </w:tcPr>
+          <w:p>
+            <w:r>
+              <w:rPr>
+                <w:b/>
+              </w:rPr>
+              <w:t>작성일</w:t>
+            </w:r>
+          </w:p>
+        </w:tc>
+        <w:tc>
+          <w:tcPr>
+            <w:tcW w:type="dxa" w:w="2160"/>
+          </w:tcPr>
+          <w:p>
+            <w:r>
+              <w:rPr>
+                <w:b/>
+              </w:rPr>
+              <w:t>작성자</w:t>
+            </w:r>
+          </w:p>
+        </w:tc>
+        <w:tc>
+          <w:tcPr>
+            <w:tcW w:type="dxa" w:w="2160"/>
+          </w:tcPr>
+          <w:p>
+            <w:r>
+              <w:rPr>
+                <w:b/>
+              </w:rPr>
+              <w:t>부서</w:t>
+            </w:r>
+          </w:p>
+        </w:tc>
+        <w:tc>
+          <w:tcPr>
+            <w:tcW w:type="dxa" w:w="2160"/>
+          </w:tcPr>
+          <w:p>
+            <w:r>
+              <w:rPr>
+                <w:b/>
+              </w:rPr>
+              <w:t>문서 상태(초안/확정)</w:t>
+            </w:r>
+          </w:p>
+        </w:tc>
+      </w:tr>
+      <w:tr>
+        <w:tc>
+          <w:tcPr>
+            <w:tcW w:type="dxa" w:w="2160"/>
+          </w:tcPr>
+          <w:p>
+            <w:r>
+              <w:rPr>
+                <w:b w:val="0"/>
+              </w:rPr>
+              <w:t>________</w:t>
+            </w:r>
+          </w:p>
+        </w:tc>
+        <w:tc>
+          <w:tcPr>
+            <w:tcW w:type="dxa" w:w="2160"/>
+          </w:tcPr>
+          <w:p>
+            <w:r>
+              <w:rPr>
+                <w:b w:val="0"/>
+              </w:rPr>
+              <w:t>________</w:t>
+            </w:r>
+          </w:p>
+        </w:tc>
+        <w:tc>
+          <w:tcPr>
+            <w:tcW w:type="dxa" w:w="2160"/>
+          </w:tcPr>
+          <w:p>
+            <w:r>
+              <w:rPr>
+                <w:b w:val="0"/>
+              </w:rPr>
+              <w:t>(부서명)</w:t>
+            </w:r>
+          </w:p>
+        </w:tc>
+        <w:tc>
+          <w:tcPr>
+            <w:tcW w:type="dxa" w:w="2160"/>
+          </w:tcPr>
+          <w:p>
+            <w:r>
+              <w:rPr>
+                <w:b w:val="0"/>
+              </w:rPr>
+              <w:t>________</w:t>
+            </w:r>
+          </w:p>
+        </w:tc>
+      </w:tr>
+    </w:tbl>
+    <w:p/>
     <w:tbl>
       <w:tblPr>
         <w:tblStyle w:val="TableGrid"/>
@@ -134,7 +157,7 @@
               <w:rPr>
                 <w:b/>
               </w:rPr>
-              <w:t>항목</w:t>
+              <w:t>작성</w:t>
             </w:r>
           </w:p>
         </w:tc>
@@ -147,7 +170,7 @@
               <w:rPr>
                 <w:b/>
               </w:rPr>
-              <w:t>확인 기준</w:t>
+              <w:t>검토</w:t>
             </w:r>
           </w:p>
         </w:tc>
@@ -160,7 +183,7 @@
               <w:rPr>
                 <w:b/>
               </w:rPr>
-              <w:t>확인 결과</w:t>
+              <w:t>승인</w:t>
             </w:r>
           </w:p>
         </w:tc>
@@ -175,7 +198,7 @@
               <w:rPr>
                 <w:b w:val="0"/>
               </w:rPr>
-              <w:t>이동 거리</w:t>
+              <w:t>________</w:t>
             </w:r>
           </w:p>
         </w:tc>
@@ -188,171 +211,7 @@
               <w:rPr>
                 <w:b w:val="0"/>
               </w:rPr>
-              <w:t>교회에서 편도 1시간 이내 우선, 승하차 장소 가까운 곳</w:t>
-            </w:r>
-          </w:p>
-        </w:tc>
-        <w:tc>
-          <w:tcPr>
-            <w:tcW w:type="dxa" w:w="2880"/>
-          </w:tcPr>
-          <w:p>
-            <w:r>
-              <w:rPr>
-                <w:b w:val="0"/>
-              </w:rPr>
               <w:t>________</w:t>
-            </w:r>
-          </w:p>
-        </w:tc>
-      </w:tr>
-      <w:tr>
-        <w:tc>
-          <w:tcPr>
-            <w:tcW w:type="dxa" w:w="2880"/>
-          </w:tcPr>
-          <w:p>
-            <w:r>
-              <w:rPr>
-                <w:b w:val="0"/>
-              </w:rPr>
-              <w:t>화장실</w:t>
-            </w:r>
-          </w:p>
-        </w:tc>
-        <w:tc>
-          <w:tcPr>
-            <w:tcW w:type="dxa" w:w="2880"/>
-          </w:tcPr>
-          <w:p>
-            <w:r>
-              <w:rPr>
-                <w:b w:val="0"/>
-              </w:rPr>
-              <w:t>식사·활동 장소 가까이 위치, 장애인 화장실 및 안전 손잡이 확인</w:t>
-            </w:r>
-          </w:p>
-        </w:tc>
-        <w:tc>
-          <w:tcPr>
-            <w:tcW w:type="dxa" w:w="2880"/>
-          </w:tcPr>
-          <w:p>
-            <w:r>
-              <w:rPr>
-                <w:b w:val="0"/>
-              </w:rPr>
-              <w:t>________</w:t>
-            </w:r>
-          </w:p>
-        </w:tc>
-      </w:tr>
-      <w:tr>
-        <w:tc>
-          <w:tcPr>
-            <w:tcW w:type="dxa" w:w="2880"/>
-          </w:tcPr>
-          <w:p>
-            <w:r>
-              <w:rPr>
-                <w:b w:val="0"/>
-              </w:rPr>
-              <w:t>휠체어 접근</w:t>
-            </w:r>
-          </w:p>
-        </w:tc>
-        <w:tc>
-          <w:tcPr>
-            <w:tcW w:type="dxa" w:w="2880"/>
-          </w:tcPr>
-          <w:p>
-            <w:r>
-              <w:rPr>
-                <w:b w:val="0"/>
-              </w:rPr>
-              <w:t>주차장부터 활동 장소까지 경사로·승강기·문턱 확인</w:t>
-            </w:r>
-          </w:p>
-        </w:tc>
-        <w:tc>
-          <w:tcPr>
-            <w:tcW w:type="dxa" w:w="2880"/>
-          </w:tcPr>
-          <w:p>
-            <w:r>
-              <w:rPr>
-                <w:b w:val="0"/>
-              </w:rPr>
-              <w:t>________</w:t>
-            </w:r>
-          </w:p>
-        </w:tc>
-      </w:tr>
-      <w:tr>
-        <w:tc>
-          <w:tcPr>
-            <w:tcW w:type="dxa" w:w="2880"/>
-          </w:tcPr>
-          <w:p>
-            <w:r>
-              <w:rPr>
-                <w:b w:val="0"/>
-              </w:rPr>
-              <w:t>휴식 공간</w:t>
-            </w:r>
-          </w:p>
-        </w:tc>
-        <w:tc>
-          <w:tcPr>
-            <w:tcW w:type="dxa" w:w="2880"/>
-          </w:tcPr>
-          <w:p>
-            <w:r>
-              <w:rPr>
-                <w:b w:val="0"/>
-              </w:rPr>
-              <w:t>의자·그늘·실내 휴식 공간 확보, 계단과 긴 도보 구간 피하기</w:t>
-            </w:r>
-          </w:p>
-        </w:tc>
-        <w:tc>
-          <w:tcPr>
-            <w:tcW w:type="dxa" w:w="2880"/>
-          </w:tcPr>
-          <w:p>
-            <w:r>
-              <w:rPr>
-                <w:b w:val="0"/>
-              </w:rPr>
-              <w:t>________</w:t>
-            </w:r>
-          </w:p>
-        </w:tc>
-      </w:tr>
-      <w:tr>
-        <w:tc>
-          <w:tcPr>
-            <w:tcW w:type="dxa" w:w="2880"/>
-          </w:tcPr>
-          <w:p>
-            <w:r>
-              <w:rPr>
-                <w:b w:val="0"/>
-              </w:rPr>
-              <w:t>우천 대안</w:t>
-            </w:r>
-          </w:p>
-        </w:tc>
-        <w:tc>
-          <w:tcPr>
-            <w:tcW w:type="dxa" w:w="2880"/>
-          </w:tcPr>
-          <w:p>
-            <w:r>
-              <w:rPr>
-                <w:b w:val="0"/>
-              </w:rPr>
-              <w:t>실내 대체 장소와 취소·변경 연락 시점 확인</w:t>
             </w:r>
           </w:p>
         </w:tc>
@@ -373,677 +232,11 @@
     </w:tbl>
     <w:p/>
     <w:p>
-      <w:pPr>
-        <w:pStyle w:val="Heading2"/>
-      </w:pPr>
       <w:r>
         <w:rPr>
-          <w:b w:val="0"/>
+          <w:b/>
         </w:rPr>
-        <w:t>준비물</w:t>
-      </w:r>
-    </w:p>
-    <w:tbl>
-      <w:tblPr>
-        <w:tblStyle w:val="TableGrid"/>
-        <w:tblW w:type="auto" w:w="0"/>
-        <w:tblLook w:firstColumn="1" w:firstRow="1" w:lastColumn="0" w:lastRow="0" w:noHBand="0" w:noVBand="1" w:val="04A0"/>
-      </w:tblPr>
-      <w:tblGrid>
-        <w:gridCol w:w="2880"/>
-        <w:gridCol w:w="2880"/>
-        <w:gridCol w:w="2880"/>
-      </w:tblGrid>
-      <w:tr>
-        <w:tc>
-          <w:tcPr>
-            <w:tcW w:type="dxa" w:w="2880"/>
-          </w:tcPr>
-          <w:p>
-            <w:r>
-              <w:rPr>
-                <w:b/>
-              </w:rPr>
-              <w:t>구분</w:t>
-            </w:r>
-          </w:p>
-        </w:tc>
-        <w:tc>
-          <w:tcPr>
-            <w:tcW w:type="dxa" w:w="2880"/>
-          </w:tcPr>
-          <w:p>
-            <w:r>
-              <w:rPr>
-                <w:b/>
-              </w:rPr>
-              <w:t>준비물</w:t>
-            </w:r>
-          </w:p>
-        </w:tc>
-        <w:tc>
-          <w:tcPr>
-            <w:tcW w:type="dxa" w:w="2880"/>
-          </w:tcPr>
-          <w:p>
-            <w:r>
-              <w:rPr>
-                <w:b/>
-              </w:rPr>
-              <w:t>비고</w:t>
-            </w:r>
-          </w:p>
-        </w:tc>
-      </w:tr>
-      <w:tr>
-        <w:tc>
-          <w:tcPr>
-            <w:tcW w:type="dxa" w:w="2880"/>
-          </w:tcPr>
-          <w:p>
-            <w:r>
-              <w:rPr>
-                <w:b w:val="0"/>
-              </w:rPr>
-              <w:t>개인</w:t>
-            </w:r>
-          </w:p>
-        </w:tc>
-        <w:tc>
-          <w:tcPr>
-            <w:tcW w:type="dxa" w:w="2880"/>
-          </w:tcPr>
-          <w:p>
-            <w:r>
-              <w:rPr>
-                <w:b w:val="0"/>
-              </w:rPr>
-              <w:t>편한 신발, 겉옷, 모자, 개인 복용약</w:t>
-            </w:r>
-          </w:p>
-        </w:tc>
-        <w:tc>
-          <w:tcPr>
-            <w:tcW w:type="dxa" w:w="2880"/>
-          </w:tcPr>
-          <w:p>
-            <w:r>
-              <w:rPr>
-                <w:b w:val="0"/>
-              </w:rPr>
-              <w:t>복용 시간 사전 확인</w:t>
-            </w:r>
-          </w:p>
-        </w:tc>
-      </w:tr>
-      <w:tr>
-        <w:tc>
-          <w:tcPr>
-            <w:tcW w:type="dxa" w:w="2880"/>
-          </w:tcPr>
-          <w:p>
-            <w:r>
-              <w:rPr>
-                <w:b w:val="0"/>
-              </w:rPr>
-              <w:t>이동</w:t>
-            </w:r>
-          </w:p>
-        </w:tc>
-        <w:tc>
-          <w:tcPr>
-            <w:tcW w:type="dxa" w:w="2880"/>
-          </w:tcPr>
-          <w:p>
-            <w:r>
-              <w:rPr>
-                <w:b w:val="0"/>
-              </w:rPr>
-              <w:t>차량 명단, 휠체어·보행 보조기, 생수</w:t>
-            </w:r>
-          </w:p>
-        </w:tc>
-        <w:tc>
-          <w:tcPr>
-            <w:tcW w:type="dxa" w:w="2880"/>
-          </w:tcPr>
-          <w:p>
-            <w:r>
-              <w:rPr>
-                <w:b w:val="0"/>
-              </w:rPr>
-              <w:t>보조기 적재 공간 확인</w:t>
-            </w:r>
-          </w:p>
-        </w:tc>
-      </w:tr>
-      <w:tr>
-        <w:tc>
-          <w:tcPr>
-            <w:tcW w:type="dxa" w:w="2880"/>
-          </w:tcPr>
-          <w:p>
-            <w:r>
-              <w:rPr>
-                <w:b w:val="0"/>
-              </w:rPr>
-              <w:t>식사</w:t>
-            </w:r>
-          </w:p>
-        </w:tc>
-        <w:tc>
-          <w:tcPr>
-            <w:tcW w:type="dxa" w:w="2880"/>
-          </w:tcPr>
-          <w:p>
-            <w:r>
-              <w:rPr>
-                <w:b w:val="0"/>
-              </w:rPr>
-              <w:t>부드러운 식사, 물, 물티슈</w:t>
-            </w:r>
-          </w:p>
-        </w:tc>
-        <w:tc>
-          <w:tcPr>
-            <w:tcW w:type="dxa" w:w="2880"/>
-          </w:tcPr>
-          <w:p>
-            <w:r>
-              <w:rPr>
-                <w:b w:val="0"/>
-              </w:rPr>
-              <w:t>떡·견과류 등 삼키기 어려운 음식 주의</w:t>
-            </w:r>
-          </w:p>
-        </w:tc>
-      </w:tr>
-      <w:tr>
-        <w:tc>
-          <w:tcPr>
-            <w:tcW w:type="dxa" w:w="2880"/>
-          </w:tcPr>
-          <w:p>
-            <w:r>
-              <w:rPr>
-                <w:b w:val="0"/>
-              </w:rPr>
-              <w:t>안전</w:t>
-            </w:r>
-          </w:p>
-        </w:tc>
-        <w:tc>
-          <w:tcPr>
-            <w:tcW w:type="dxa" w:w="2880"/>
-          </w:tcPr>
-          <w:p>
-            <w:r>
-              <w:rPr>
-                <w:b w:val="0"/>
-              </w:rPr>
-              <w:t>구급함, 비상연락망, 휴대전화·충전기</w:t>
-            </w:r>
-          </w:p>
-        </w:tc>
-        <w:tc>
-          <w:tcPr>
-            <w:tcW w:type="dxa" w:w="2880"/>
-          </w:tcPr>
-          <w:p>
-            <w:r>
-              <w:rPr>
-                <w:b w:val="0"/>
-              </w:rPr>
-              <w:t>건강정보·연락망은 담당자만 보관</w:t>
-            </w:r>
-          </w:p>
-        </w:tc>
-      </w:tr>
-    </w:tbl>
-    <w:p/>
-    <w:p>
-      <w:pPr>
-        <w:pStyle w:val="Heading2"/>
-      </w:pPr>
-      <w:r>
-        <w:rPr>
-          <w:b w:val="0"/>
-        </w:rPr>
-        <w:t>시간표</w:t>
-      </w:r>
-    </w:p>
-    <w:tbl>
-      <w:tblPr>
-        <w:tblStyle w:val="TableGrid"/>
-        <w:tblW w:type="auto" w:w="0"/>
-        <w:tblLook w:firstColumn="1" w:firstRow="1" w:lastColumn="0" w:lastRow="0" w:noHBand="0" w:noVBand="1" w:val="04A0"/>
-      </w:tblPr>
-      <w:tblGrid>
-        <w:gridCol w:w="2880"/>
-        <w:gridCol w:w="2880"/>
-        <w:gridCol w:w="2880"/>
-      </w:tblGrid>
-      <w:tr>
-        <w:tc>
-          <w:tcPr>
-            <w:tcW w:type="dxa" w:w="2880"/>
-          </w:tcPr>
-          <w:p>
-            <w:r>
-              <w:rPr>
-                <w:b/>
-              </w:rPr>
-              <w:t>시간</w:t>
-            </w:r>
-          </w:p>
-        </w:tc>
-        <w:tc>
-          <w:tcPr>
-            <w:tcW w:type="dxa" w:w="2880"/>
-          </w:tcPr>
-          <w:p>
-            <w:r>
-              <w:rPr>
-                <w:b/>
-              </w:rPr>
-              <w:t>1일차</w:t>
-            </w:r>
-          </w:p>
-        </w:tc>
-        <w:tc>
-          <w:tcPr>
-            <w:tcW w:type="dxa" w:w="2880"/>
-          </w:tcPr>
-          <w:p>
-            <w:r>
-              <w:rPr>
-                <w:b/>
-              </w:rPr>
-              <w:t>2일차</w:t>
-            </w:r>
-          </w:p>
-        </w:tc>
-      </w:tr>
-      <w:tr>
-        <w:tc>
-          <w:tcPr>
-            <w:tcW w:type="dxa" w:w="2880"/>
-          </w:tcPr>
-          <w:p>
-            <w:r>
-              <w:rPr>
-                <w:b w:val="0"/>
-              </w:rPr>
-              <w:t>09:30~10:00</w:t>
-            </w:r>
-          </w:p>
-        </w:tc>
-        <w:tc>
-          <w:tcPr>
-            <w:tcW w:type="dxa" w:w="2880"/>
-          </w:tcPr>
-          <w:p>
-            <w:r>
-              <w:rPr>
-                <w:b w:val="0"/>
-              </w:rPr>
-              <w:t>교회 집결, 건강 상태·인원 확인, 화장실 이용</w:t>
-            </w:r>
-          </w:p>
-        </w:tc>
-        <w:tc>
-          <w:tcPr>
-            <w:tcW w:type="dxa" w:w="2880"/>
-          </w:tcPr>
-          <w:p>
-            <w:r>
-              <w:rPr>
-                <w:b w:val="0"/>
-              </w:rPr>
-              <w:t>해당 없음(당일 행사)</w:t>
-            </w:r>
-          </w:p>
-        </w:tc>
-      </w:tr>
-      <w:tr>
-        <w:tc>
-          <w:tcPr>
-            <w:tcW w:type="dxa" w:w="2880"/>
-          </w:tcPr>
-          <w:p>
-            <w:r>
-              <w:rPr>
-                <w:b w:val="0"/>
-              </w:rPr>
-              <w:t>10:00~11:00</w:t>
-            </w:r>
-          </w:p>
-        </w:tc>
-        <w:tc>
-          <w:tcPr>
-            <w:tcW w:type="dxa" w:w="2880"/>
-          </w:tcPr>
-          <w:p>
-            <w:r>
-              <w:rPr>
-                <w:b w:val="0"/>
-              </w:rPr>
-              <w:t>차량 이동, 필요 시 휴게 정차</w:t>
-            </w:r>
-          </w:p>
-        </w:tc>
-        <w:tc>
-          <w:tcPr>
-            <w:tcW w:type="dxa" w:w="2880"/>
-          </w:tcPr>
-          <w:p>
-            <w:r>
-              <w:rPr>
-                <w:b w:val="0"/>
-              </w:rPr>
-              <w:t>—</w:t>
-            </w:r>
-          </w:p>
-        </w:tc>
-      </w:tr>
-      <w:tr>
-        <w:tc>
-          <w:tcPr>
-            <w:tcW w:type="dxa" w:w="2880"/>
-          </w:tcPr>
-          <w:p>
-            <w:r>
-              <w:rPr>
-                <w:b w:val="0"/>
-              </w:rPr>
-              <w:t>11:00~11:20</w:t>
-            </w:r>
-          </w:p>
-        </w:tc>
-        <w:tc>
-          <w:tcPr>
-            <w:tcW w:type="dxa" w:w="2880"/>
-          </w:tcPr>
-          <w:p>
-            <w:r>
-              <w:rPr>
-                <w:b w:val="0"/>
-              </w:rPr>
-              <w:t>도착, 화장실 이용, 앉아서 휴식</w:t>
-            </w:r>
-          </w:p>
-        </w:tc>
-        <w:tc>
-          <w:tcPr>
-            <w:tcW w:type="dxa" w:w="2880"/>
-          </w:tcPr>
-          <w:p>
-            <w:r>
-              <w:rPr>
-                <w:b w:val="0"/>
-              </w:rPr>
-              <w:t>—</w:t>
-            </w:r>
-          </w:p>
-        </w:tc>
-      </w:tr>
-      <w:tr>
-        <w:tc>
-          <w:tcPr>
-            <w:tcW w:type="dxa" w:w="2880"/>
-          </w:tcPr>
-          <w:p>
-            <w:r>
-              <w:rPr>
-                <w:b w:val="0"/>
-              </w:rPr>
-              <w:t>11:20~11:50</w:t>
-            </w:r>
-          </w:p>
-        </w:tc>
-        <w:tc>
-          <w:tcPr>
-            <w:tcW w:type="dxa" w:w="2880"/>
-          </w:tcPr>
-          <w:p>
-            <w:r>
-              <w:rPr>
-                <w:b w:val="0"/>
-              </w:rPr>
-              <w:t>짧은 산책 또는 앉아서 교제</w:t>
-            </w:r>
-          </w:p>
-        </w:tc>
-        <w:tc>
-          <w:tcPr>
-            <w:tcW w:type="dxa" w:w="2880"/>
-          </w:tcPr>
-          <w:p>
-            <w:r>
-              <w:rPr>
-                <w:b w:val="0"/>
-              </w:rPr>
-              <w:t>—</w:t>
-            </w:r>
-          </w:p>
-        </w:tc>
-      </w:tr>
-      <w:tr>
-        <w:tc>
-          <w:tcPr>
-            <w:tcW w:type="dxa" w:w="2880"/>
-          </w:tcPr>
-          <w:p>
-            <w:r>
-              <w:rPr>
-                <w:b w:val="0"/>
-              </w:rPr>
-              <w:t>11:50~13:00</w:t>
-            </w:r>
-          </w:p>
-        </w:tc>
-        <w:tc>
-          <w:tcPr>
-            <w:tcW w:type="dxa" w:w="2880"/>
-          </w:tcPr>
-          <w:p>
-            <w:r>
-              <w:rPr>
-                <w:b w:val="0"/>
-              </w:rPr>
-              <w:t>점심 식사, 개인 약 복용·휴식</w:t>
-            </w:r>
-          </w:p>
-        </w:tc>
-        <w:tc>
-          <w:tcPr>
-            <w:tcW w:type="dxa" w:w="2880"/>
-          </w:tcPr>
-          <w:p>
-            <w:r>
-              <w:rPr>
-                <w:b w:val="0"/>
-              </w:rPr>
-              <w:t>—</w:t>
-            </w:r>
-          </w:p>
-        </w:tc>
-      </w:tr>
-      <w:tr>
-        <w:tc>
-          <w:tcPr>
-            <w:tcW w:type="dxa" w:w="2880"/>
-          </w:tcPr>
-          <w:p>
-            <w:r>
-              <w:rPr>
-                <w:b w:val="0"/>
-              </w:rPr>
-              <w:t>13:00~13:30</w:t>
-            </w:r>
-          </w:p>
-        </w:tc>
-        <w:tc>
-          <w:tcPr>
-            <w:tcW w:type="dxa" w:w="2880"/>
-          </w:tcPr>
-          <w:p>
-            <w:r>
-              <w:rPr>
-                <w:b w:val="0"/>
-              </w:rPr>
-              <w:t>감사 나눔, 희망자 기념사진</w:t>
-            </w:r>
-          </w:p>
-        </w:tc>
-        <w:tc>
-          <w:tcPr>
-            <w:tcW w:type="dxa" w:w="2880"/>
-          </w:tcPr>
-          <w:p>
-            <w:r>
-              <w:rPr>
-                <w:b w:val="0"/>
-              </w:rPr>
-              <w:t>—</w:t>
-            </w:r>
-          </w:p>
-        </w:tc>
-      </w:tr>
-      <w:tr>
-        <w:tc>
-          <w:tcPr>
-            <w:tcW w:type="dxa" w:w="2880"/>
-          </w:tcPr>
-          <w:p>
-            <w:r>
-              <w:rPr>
-                <w:b w:val="0"/>
-              </w:rPr>
-              <w:t>13:30~14:00</w:t>
-            </w:r>
-          </w:p>
-        </w:tc>
-        <w:tc>
-          <w:tcPr>
-            <w:tcW w:type="dxa" w:w="2880"/>
-          </w:tcPr>
-          <w:p>
-            <w:r>
-              <w:rPr>
-                <w:b w:val="0"/>
-              </w:rPr>
-              <w:t>화장실 이용, 인원 확인, 승차</w:t>
-            </w:r>
-          </w:p>
-        </w:tc>
-        <w:tc>
-          <w:tcPr>
-            <w:tcW w:type="dxa" w:w="2880"/>
-          </w:tcPr>
-          <w:p>
-            <w:r>
-              <w:rPr>
-                <w:b w:val="0"/>
-              </w:rPr>
-              <w:t>—</w:t>
-            </w:r>
-          </w:p>
-        </w:tc>
-      </w:tr>
-      <w:tr>
-        <w:tc>
-          <w:tcPr>
-            <w:tcW w:type="dxa" w:w="2880"/>
-          </w:tcPr>
-          <w:p>
-            <w:r>
-              <w:rPr>
-                <w:b w:val="0"/>
-              </w:rPr>
-              <w:t>14:00~15:00</w:t>
-            </w:r>
-          </w:p>
-        </w:tc>
-        <w:tc>
-          <w:tcPr>
-            <w:tcW w:type="dxa" w:w="2880"/>
-          </w:tcPr>
-          <w:p>
-            <w:r>
-              <w:rPr>
-                <w:b w:val="0"/>
-              </w:rPr>
-              <w:t>교회로 이동, 필요 시 휴게 정차</w:t>
-            </w:r>
-          </w:p>
-        </w:tc>
-        <w:tc>
-          <w:tcPr>
-            <w:tcW w:type="dxa" w:w="2880"/>
-          </w:tcPr>
-          <w:p>
-            <w:r>
-              <w:rPr>
-                <w:b w:val="0"/>
-              </w:rPr>
-              <w:t>—</w:t>
-            </w:r>
-          </w:p>
-        </w:tc>
-      </w:tr>
-      <w:tr>
-        <w:tc>
-          <w:tcPr>
-            <w:tcW w:type="dxa" w:w="2880"/>
-          </w:tcPr>
-          <w:p>
-            <w:r>
-              <w:rPr>
-                <w:b w:val="0"/>
-              </w:rPr>
-              <w:t>15:00~15:20</w:t>
-            </w:r>
-          </w:p>
-        </w:tc>
-        <w:tc>
-          <w:tcPr>
-            <w:tcW w:type="dxa" w:w="2880"/>
-          </w:tcPr>
-          <w:p>
-            <w:r>
-              <w:rPr>
-                <w:b w:val="0"/>
-              </w:rPr>
-              <w:t>건강 상태 확인, 보호자 인계·귀가 확인</w:t>
-            </w:r>
-          </w:p>
-        </w:tc>
-        <w:tc>
-          <w:tcPr>
-            <w:tcW w:type="dxa" w:w="2880"/>
-          </w:tcPr>
-          <w:p>
-            <w:r>
-              <w:rPr>
-                <w:b w:val="0"/>
-              </w:rPr>
-              <w:t>—</w:t>
-            </w:r>
-          </w:p>
-        </w:tc>
-      </w:tr>
-    </w:tbl>
-    <w:p/>
-    <w:p>
-      <w:pPr>
-        <w:pStyle w:val="Heading2"/>
-      </w:pPr>
-      <w:r>
-        <w:rPr>
-          <w:b w:val="0"/>
-        </w:rPr>
-        <w:t>특별활동</w:t>
+        <w:t>요약</w:t>
       </w:r>
     </w:p>
     <w:p>
@@ -1051,19 +244,7 @@
         <w:rPr>
           <w:b w:val="0"/>
         </w:rPr>
-        <w:t xml:space="preserve">1) </w:t>
-      </w:r>
-      <w:r>
-        <w:rPr>
-          <w:b/>
-        </w:rPr>
-        <w:t>선택 산책</w:t>
-      </w:r>
-      <w:r>
-        <w:rPr>
-          <w:b w:val="0"/>
-        </w:rPr>
-        <w:t xml:space="preserve"> : 평탄한 길에서 20~30분 이내로 진행. 걷기 어려운 분은 봉사자와 휴식 공간에서 교제.</w:t>
+        <w:t>승인 요청 사항: 행사 시행, 장소·차량 예약 및 예산 집행 승인을 요청합니다.</w:t>
       </w:r>
     </w:p>
     <w:p>
@@ -1071,19 +252,7 @@
         <w:rPr>
           <w:b w:val="0"/>
         </w:rPr>
-        <w:t xml:space="preserve">2) </w:t>
-      </w:r>
-      <w:r>
-        <w:rPr>
-          <w:b/>
-        </w:rPr>
-        <w:t>감사 나눔</w:t>
-      </w:r>
-      <w:r>
-        <w:rPr>
-          <w:b w:val="0"/>
-        </w:rPr>
-        <w:t xml:space="preserve"> : 앉아서 찬송하고 감사 제목 한 가지씩 나눔. 발언은 희망자만 참여.</w:t>
+        <w:t>핵심 개요: ________에 (장소명)에서 어르신 ________명과 동행 인력 ________명을 대상으로 진행합니다.</w:t>
       </w:r>
     </w:p>
     <w:p>
@@ -1091,19 +260,15 @@
         <w:rPr>
           <w:b w:val="0"/>
         </w:rPr>
-        <w:t xml:space="preserve">3) </w:t>
+        <w:t>운영 원칙: 짧은 이동, 충분한 휴식, 개인별 이동·식사 지원 및 안전한 귀가를 우선합니다.</w:t>
       </w:r>
-      <w:r>
-        <w:rPr>
-          <w:b/>
-        </w:rPr>
-        <w:t>경로 인사</w:t>
-      </w:r>
+    </w:p>
+    <w:p>
       <w:r>
         <w:rPr>
           <w:b w:val="0"/>
         </w:rPr>
-        <w:t xml:space="preserve"> : 축복기도와 작은 선물 전달. 기념사진은 촬영 의사를 확인한 뒤 진행.</w:t>
+        <w:t>예산 총액: 금________원(금________) / 재원: ________ / 승인 요청 담당: ________ / 기한: ________</w:t>
       </w:r>
     </w:p>
     <w:p>
@@ -1114,7 +279,34 @@
         <w:rPr>
           <w:b w:val="0"/>
         </w:rPr>
-        <w:t>차량·동행 봉사자</w:t>
+        <w:t>1. 추진 배경 및 필요성</w:t>
+      </w:r>
+    </w:p>
+    <w:p>
+      <w:r>
+        <w:rPr>
+          <w:b w:val="0"/>
+        </w:rPr>
+        <w:t>가. 어르신의 교제와 신앙생활을 격려하고, 교회 공동체의 존중과 돌봄을 실천하고자 합니다.</w:t>
+      </w:r>
+    </w:p>
+    <w:p>
+      <w:r>
+        <w:rPr>
+          <w:b w:val="0"/>
+        </w:rPr>
+        <w:t>나. 이동 부담과 보행 여건을 고려하여 가까운 장소를 선정하고, 동행 봉사자와 휴식 중심의 일정을 마련할 필요가 있습니다.</w:t>
+      </w:r>
+    </w:p>
+    <w:p>
+      <w:pPr>
+        <w:pStyle w:val="Heading2"/>
+      </w:pPr>
+      <w:r>
+        <w:rPr>
+          <w:b w:val="0"/>
+        </w:rPr>
+        <w:t>2. 목적 및 목표</w:t>
       </w:r>
     </w:p>
     <w:tbl>
@@ -1140,7 +332,7 @@
               <w:rPr>
                 <w:b/>
               </w:rPr>
-              <w:t>차량</w:t>
+              <w:t>구분</w:t>
             </w:r>
           </w:p>
         </w:tc>
@@ -1153,7 +345,7 @@
               <w:rPr>
                 <w:b/>
               </w:rPr>
-              <w:t>운전자</w:t>
+              <w:t>내용</w:t>
             </w:r>
           </w:p>
         </w:tc>
@@ -1166,7 +358,7 @@
               <w:rPr>
                 <w:b/>
               </w:rPr>
-              <w:t>탑승 인원</w:t>
+              <w:t>확인 방법</w:t>
             </w:r>
           </w:p>
         </w:tc>
@@ -1179,7 +371,7 @@
               <w:rPr>
                 <w:b/>
               </w:rPr>
-              <w:t>동행 봉사자</w:t>
+              <w:t>담당</w:t>
             </w:r>
           </w:p>
         </w:tc>
@@ -1192,7 +384,7 @@
               <w:rPr>
                 <w:b/>
               </w:rPr>
-              <w:t>담당 어르신·승하차 지원</w:t>
+              <w:t>기한</w:t>
             </w:r>
           </w:p>
         </w:tc>
@@ -1207,7 +399,7 @@
               <w:rPr>
                 <w:b w:val="0"/>
               </w:rPr>
-              <w:t>________</w:t>
+              <w:t>신앙적 목적</w:t>
             </w:r>
           </w:p>
         </w:tc>
@@ -1220,7 +412,7 @@
               <w:rPr>
                 <w:b w:val="0"/>
               </w:rPr>
-              <w:t>________</w:t>
+              <w:t>어르신을 존중하며 예배·기도와 교제를 통해 공동체의 사랑을 나눕니다.</w:t>
             </w:r>
           </w:p>
         </w:tc>
@@ -1233,7 +425,7 @@
               <w:rPr>
                 <w:b w:val="0"/>
               </w:rPr>
-              <w:t>____명</w:t>
+              <w:t>행사 후 소감 나눔</w:t>
             </w:r>
           </w:p>
         </w:tc>
@@ -1274,6 +466,45 @@
               <w:rPr>
                 <w:b w:val="0"/>
               </w:rPr>
+              <w:t>확인 가능한 목표</w:t>
+            </w:r>
+          </w:p>
+        </w:tc>
+        <w:tc>
+          <w:tcPr>
+            <w:tcW w:type="dxa" w:w="1728"/>
+          </w:tcPr>
+          <w:p>
+            <w:r>
+              <w:rPr>
+                <w:b w:val="0"/>
+              </w:rPr>
+              <w:t>참가자 전원에 대한 동행 담당 지정 및 승하차·귀가 확인</w:t>
+            </w:r>
+          </w:p>
+        </w:tc>
+        <w:tc>
+          <w:tcPr>
+            <w:tcW w:type="dxa" w:w="1728"/>
+          </w:tcPr>
+          <w:p>
+            <w:r>
+              <w:rPr>
+                <w:b w:val="0"/>
+              </w:rPr>
+              <w:t>배정표·인원 확인 기록</w:t>
+            </w:r>
+          </w:p>
+        </w:tc>
+        <w:tc>
+          <w:tcPr>
+            <w:tcW w:type="dxa" w:w="1728"/>
+          </w:tcPr>
+          <w:p>
+            <w:r>
+              <w:rPr>
+                <w:b w:val="0"/>
+              </w:rPr>
               <w:t>________</w:t>
             </w:r>
           </w:p>
@@ -1288,154 +519,6 @@
                 <w:b w:val="0"/>
               </w:rPr>
               <w:t>________</w:t>
-            </w:r>
-          </w:p>
-        </w:tc>
-        <w:tc>
-          <w:tcPr>
-            <w:tcW w:type="dxa" w:w="1728"/>
-          </w:tcPr>
-          <w:p>
-            <w:r>
-              <w:rPr>
-                <w:b w:val="0"/>
-              </w:rPr>
-              <w:t>____명</w:t>
-            </w:r>
-          </w:p>
-        </w:tc>
-        <w:tc>
-          <w:tcPr>
-            <w:tcW w:type="dxa" w:w="1728"/>
-          </w:tcPr>
-          <w:p>
-            <w:r>
-              <w:rPr>
-                <w:b w:val="0"/>
-              </w:rPr>
-              <w:t>________</w:t>
-            </w:r>
-          </w:p>
-        </w:tc>
-        <w:tc>
-          <w:tcPr>
-            <w:tcW w:type="dxa" w:w="1728"/>
-          </w:tcPr>
-          <w:p>
-            <w:r>
-              <w:rPr>
-                <w:b w:val="0"/>
-              </w:rPr>
-              <w:t>________</w:t>
-            </w:r>
-          </w:p>
-        </w:tc>
-      </w:tr>
-    </w:tbl>
-    <w:p/>
-    <w:p>
-      <w:pPr>
-        <w:pStyle w:val="ListBullet"/>
-      </w:pPr>
-      <w:r>
-        <w:rPr>
-          <w:b w:val="0"/>
-        </w:rPr>
-        <w:t>차량별 정원·안전벨트·보험 확인 : ________</w:t>
-      </w:r>
-    </w:p>
-    <w:p>
-      <w:pPr>
-        <w:pStyle w:val="ListBullet"/>
-      </w:pPr>
-      <w:r>
-        <w:rPr>
-          <w:b w:val="0"/>
-        </w:rPr>
-        <w:t>휠체어 이용자 탑승 방법·보조기 적재 확인 : ________</w:t>
-      </w:r>
-    </w:p>
-    <w:p>
-      <w:pPr>
-        <w:pStyle w:val="ListBullet"/>
-      </w:pPr>
-      <w:r>
-        <w:rPr>
-          <w:b w:val="0"/>
-        </w:rPr>
-        <w:t>이동 보조가 필요한 어르신별 동행자 지정 : ________</w:t>
-      </w:r>
-    </w:p>
-    <w:p>
-      <w:pPr>
-        <w:pStyle w:val="ListBullet"/>
-      </w:pPr>
-      <w:r>
-        <w:rPr>
-          <w:b w:val="0"/>
-        </w:rPr>
-        <w:t>출발·도착·식사 후·귀가 전 인원 확인 담당 : ________</w:t>
-      </w:r>
-    </w:p>
-    <w:p>
-      <w:pPr>
-        <w:pStyle w:val="Heading2"/>
-      </w:pPr>
-      <w:r>
-        <w:rPr>
-          <w:b w:val="0"/>
-        </w:rPr>
-        <w:t>식사·건강 확인</w:t>
-      </w:r>
-    </w:p>
-    <w:tbl>
-      <w:tblPr>
-        <w:tblStyle w:val="TableGrid"/>
-        <w:tblW w:type="auto" w:w="0"/>
-        <w:tblLook w:firstColumn="1" w:firstRow="1" w:lastColumn="0" w:lastRow="0" w:noHBand="0" w:noVBand="1" w:val="04A0"/>
-      </w:tblPr>
-      <w:tblGrid>
-        <w:gridCol w:w="2880"/>
-        <w:gridCol w:w="2880"/>
-        <w:gridCol w:w="2880"/>
-      </w:tblGrid>
-      <w:tr>
-        <w:tc>
-          <w:tcPr>
-            <w:tcW w:type="dxa" w:w="2880"/>
-          </w:tcPr>
-          <w:p>
-            <w:r>
-              <w:rPr>
-                <w:b/>
-              </w:rPr>
-              <w:t>확인 사항</w:t>
-            </w:r>
-          </w:p>
-        </w:tc>
-        <w:tc>
-          <w:tcPr>
-            <w:tcW w:type="dxa" w:w="2880"/>
-          </w:tcPr>
-          <w:p>
-            <w:r>
-              <w:rPr>
-                <w:b/>
-              </w:rPr>
-              <w:t>준비·조치</w:t>
-            </w:r>
-          </w:p>
-        </w:tc>
-        <w:tc>
-          <w:tcPr>
-            <w:tcW w:type="dxa" w:w="2880"/>
-          </w:tcPr>
-          <w:p>
-            <w:r>
-              <w:rPr>
-                <w:b/>
-              </w:rPr>
-              <w:t>담당</w:t>
             </w:r>
           </w:p>
         </w:tc>
@@ -1443,33 +526,59 @@
       <w:tr>
         <w:tc>
           <w:tcPr>
-            <w:tcW w:type="dxa" w:w="2880"/>
-          </w:tcPr>
-          <w:p>
-            <w:r>
-              <w:rPr>
-                <w:b w:val="0"/>
-              </w:rPr>
-              <w:t>식당·메뉴</w:t>
-            </w:r>
-          </w:p>
-        </w:tc>
-        <w:tc>
-          <w:tcPr>
-            <w:tcW w:type="dxa" w:w="2880"/>
-          </w:tcPr>
-          <w:p>
-            <w:r>
-              <w:rPr>
-                <w:b w:val="0"/>
-              </w:rPr>
-              <w:t>식당 ________ / 부드러운 메뉴 ________ / 좌석·화장실 확인</w:t>
-            </w:r>
-          </w:p>
-        </w:tc>
-        <w:tc>
-          <w:tcPr>
-            <w:tcW w:type="dxa" w:w="2880"/>
+            <w:tcW w:type="dxa" w:w="1728"/>
+          </w:tcPr>
+          <w:p>
+            <w:r>
+              <w:rPr>
+                <w:b w:val="0"/>
+              </w:rPr>
+              <w:t>확인 가능한 목표</w:t>
+            </w:r>
+          </w:p>
+        </w:tc>
+        <w:tc>
+          <w:tcPr>
+            <w:tcW w:type="dxa" w:w="1728"/>
+          </w:tcPr>
+          <w:p>
+            <w:r>
+              <w:rPr>
+                <w:b w:val="0"/>
+              </w:rPr>
+              <w:t>이동·식사 지원 요청 사전 확인 및 필요한 지원 준비</w:t>
+            </w:r>
+          </w:p>
+        </w:tc>
+        <w:tc>
+          <w:tcPr>
+            <w:tcW w:type="dxa" w:w="1728"/>
+          </w:tcPr>
+          <w:p>
+            <w:r>
+              <w:rPr>
+                <w:b w:val="0"/>
+              </w:rPr>
+              <w:t>별도 회신서·준비 확인표</w:t>
+            </w:r>
+          </w:p>
+        </w:tc>
+        <w:tc>
+          <w:tcPr>
+            <w:tcW w:type="dxa" w:w="1728"/>
+          </w:tcPr>
+          <w:p>
+            <w:r>
+              <w:rPr>
+                <w:b w:val="0"/>
+              </w:rPr>
+              <w:t>________</w:t>
+            </w:r>
+          </w:p>
+        </w:tc>
+        <w:tc>
+          <w:tcPr>
+            <w:tcW w:type="dxa" w:w="1728"/>
           </w:tcPr>
           <w:p>
             <w:r>
@@ -1484,33 +593,46 @@
       <w:tr>
         <w:tc>
           <w:tcPr>
-            <w:tcW w:type="dxa" w:w="2880"/>
-          </w:tcPr>
-          <w:p>
-            <w:r>
-              <w:rPr>
-                <w:b w:val="0"/>
-              </w:rPr>
-              <w:t>식사 주의</w:t>
-            </w:r>
-          </w:p>
-        </w:tc>
-        <w:tc>
-          <w:tcPr>
-            <w:tcW w:type="dxa" w:w="2880"/>
-          </w:tcPr>
-          <w:p>
-            <w:r>
-              <w:rPr>
-                <w:b w:val="0"/>
-              </w:rPr>
-              <w:t>알레르기·씹기·삼키기 어려움·식이 제한을 개별 확인</w:t>
-            </w:r>
-          </w:p>
-        </w:tc>
-        <w:tc>
-          <w:tcPr>
-            <w:tcW w:type="dxa" w:w="2880"/>
+            <w:tcW w:type="dxa" w:w="1728"/>
+          </w:tcPr>
+          <w:p>
+            <w:r>
+              <w:rPr>
+                <w:b w:val="0"/>
+              </w:rPr>
+              <w:t>확인 가능한 목표</w:t>
+            </w:r>
+          </w:p>
+        </w:tc>
+        <w:tc>
+          <w:tcPr>
+            <w:tcW w:type="dxa" w:w="1728"/>
+          </w:tcPr>
+          <w:p>
+            <w:r>
+              <w:rPr>
+                <w:b w:val="0"/>
+              </w:rPr>
+              <w:t>만족도 응답 ________명 이상, 개선사항 ________건 이상 수렴</w:t>
+            </w:r>
+          </w:p>
+        </w:tc>
+        <w:tc>
+          <w:tcPr>
+            <w:tcW w:type="dxa" w:w="1728"/>
+          </w:tcPr>
+          <w:p>
+            <w:r>
+              <w:rPr>
+                <w:b w:val="0"/>
+              </w:rPr>
+              <w:t>간단한 구두·서면 평가</w:t>
+            </w:r>
+          </w:p>
+        </w:tc>
+        <w:tc>
+          <w:tcPr>
+            <w:tcW w:type="dxa" w:w="1728"/>
           </w:tcPr>
           <w:p>
             <w:r>
@@ -1521,78 +643,9 @@
             </w:r>
           </w:p>
         </w:tc>
-      </w:tr>
-      <w:tr>
-        <w:tc>
-          <w:tcPr>
-            <w:tcW w:type="dxa" w:w="2880"/>
-          </w:tcPr>
-          <w:p>
-            <w:r>
-              <w:rPr>
-                <w:b w:val="0"/>
-              </w:rPr>
-              <w:t>지병·복용약</w:t>
-            </w:r>
-          </w:p>
-        </w:tc>
-        <w:tc>
-          <w:tcPr>
-            <w:tcW w:type="dxa" w:w="2880"/>
-          </w:tcPr>
-          <w:p>
-            <w:r>
-              <w:rPr>
-                <w:b w:val="0"/>
-              </w:rPr>
-              <w:t>본인 동의 아래 필요한 정보와 복용 시간만 확인. 약은 본인 복용 원칙</w:t>
-            </w:r>
-          </w:p>
-        </w:tc>
-        <w:tc>
-          <w:tcPr>
-            <w:tcW w:type="dxa" w:w="2880"/>
-          </w:tcPr>
-          <w:p>
-            <w:r>
-              <w:rPr>
-                <w:b w:val="0"/>
-              </w:rPr>
-              <w:t>________</w:t>
-            </w:r>
-          </w:p>
-        </w:tc>
-      </w:tr>
-      <w:tr>
-        <w:tc>
-          <w:tcPr>
-            <w:tcW w:type="dxa" w:w="2880"/>
-          </w:tcPr>
-          <w:p>
-            <w:r>
-              <w:rPr>
-                <w:b w:val="0"/>
-              </w:rPr>
-              <w:t>당일 상태</w:t>
-            </w:r>
-          </w:p>
-        </w:tc>
-        <w:tc>
-          <w:tcPr>
-            <w:tcW w:type="dxa" w:w="2880"/>
-          </w:tcPr>
-          <w:p>
-            <w:r>
-              <w:rPr>
-                <w:b w:val="0"/>
-              </w:rPr>
-              <w:t>발열·어지럼·심한 피로 등 확인 후 참여·귀가 여부 협의</w:t>
-            </w:r>
-          </w:p>
-        </w:tc>
-        <w:tc>
-          <w:tcPr>
-            <w:tcW w:type="dxa" w:w="2880"/>
+        <w:tc>
+          <w:tcPr>
+            <w:tcW w:type="dxa" w:w="1728"/>
           </w:tcPr>
           <w:p>
             <w:r>
@@ -1614,7 +667,7 @@
         <w:rPr>
           <w:b w:val="0"/>
         </w:rPr>
-        <w:t>응급 대비</w:t>
+        <w:t>3. 행사 개요</w:t>
       </w:r>
     </w:p>
     <w:tbl>
@@ -1624,47 +677,33 @@
         <w:tblLook w:firstColumn="1" w:firstRow="1" w:lastColumn="0" w:lastRow="0" w:noHBand="0" w:noVBand="1" w:val="04A0"/>
       </w:tblPr>
       <w:tblGrid>
-        <w:gridCol w:w="2880"/>
-        <w:gridCol w:w="2880"/>
-        <w:gridCol w:w="2880"/>
+        <w:gridCol w:w="4320"/>
+        <w:gridCol w:w="4320"/>
       </w:tblGrid>
       <w:tr>
         <w:tc>
           <w:tcPr>
-            <w:tcW w:type="dxa" w:w="2880"/>
+            <w:tcW w:type="dxa" w:w="4320"/>
           </w:tcPr>
           <w:p>
             <w:r>
               <w:rPr>
                 <w:b/>
               </w:rPr>
-              <w:t>상황·항목</w:t>
-            </w:r>
-          </w:p>
-        </w:tc>
-        <w:tc>
-          <w:tcPr>
-            <w:tcW w:type="dxa" w:w="2880"/>
+              <w:t>항목</w:t>
+            </w:r>
+          </w:p>
+        </w:tc>
+        <w:tc>
+          <w:tcPr>
+            <w:tcW w:type="dxa" w:w="4320"/>
           </w:tcPr>
           <w:p>
             <w:r>
               <w:rPr>
                 <w:b/>
               </w:rPr>
-              <w:t>대응·확인 내용</w:t>
-            </w:r>
-          </w:p>
-        </w:tc>
-        <w:tc>
-          <w:tcPr>
-            <w:tcW w:type="dxa" w:w="2880"/>
-          </w:tcPr>
-          <w:p>
-            <w:r>
-              <w:rPr>
-                <w:b/>
-              </w:rPr>
-              <w:t>담당</w:t>
+              <w:t>내용</w:t>
             </w:r>
           </w:p>
         </w:tc>
@@ -1672,33 +711,20 @@
       <w:tr>
         <w:tc>
           <w:tcPr>
-            <w:tcW w:type="dxa" w:w="2880"/>
-          </w:tcPr>
-          <w:p>
-            <w:r>
-              <w:rPr>
-                <w:b w:val="0"/>
-              </w:rPr>
-              <w:t>응급 증상·낙상</w:t>
-            </w:r>
-          </w:p>
-        </w:tc>
-        <w:tc>
-          <w:tcPr>
-            <w:tcW w:type="dxa" w:w="2880"/>
-          </w:tcPr>
-          <w:p>
-            <w:r>
-              <w:rPr>
-                <w:b w:val="0"/>
-              </w:rPr>
-              <w:t>즉시 활동 중단, 119 신고, 안내에 따라 대응</w:t>
-            </w:r>
-          </w:p>
-        </w:tc>
-        <w:tc>
-          <w:tcPr>
-            <w:tcW w:type="dxa" w:w="2880"/>
+            <w:tcW w:type="dxa" w:w="4320"/>
+          </w:tcPr>
+          <w:p>
+            <w:r>
+              <w:rPr>
+                <w:b w:val="0"/>
+              </w:rPr>
+              <w:t>행사명</w:t>
+            </w:r>
+          </w:p>
+        </w:tc>
+        <w:tc>
+          <w:tcPr>
+            <w:tcW w:type="dxa" w:w="4320"/>
           </w:tcPr>
           <w:p>
             <w:r>
@@ -1713,33 +739,20 @@
       <w:tr>
         <w:tc>
           <w:tcPr>
-            <w:tcW w:type="dxa" w:w="2880"/>
-          </w:tcPr>
-          <w:p>
-            <w:r>
-              <w:rPr>
-                <w:b w:val="0"/>
-              </w:rPr>
-              <w:t>가까운 응급실</w:t>
-            </w:r>
-          </w:p>
-        </w:tc>
-        <w:tc>
-          <w:tcPr>
-            <w:tcW w:type="dxa" w:w="2880"/>
-          </w:tcPr>
-          <w:p>
-            <w:r>
-              <w:rPr>
-                <w:b w:val="0"/>
-              </w:rPr>
-              <w:t>기관명 ________ / 위치 ________ / 이동 시간 ________ (확인 필요)</w:t>
-            </w:r>
-          </w:p>
-        </w:tc>
-        <w:tc>
-          <w:tcPr>
-            <w:tcW w:type="dxa" w:w="2880"/>
+            <w:tcW w:type="dxa" w:w="4320"/>
+          </w:tcPr>
+          <w:p>
+            <w:r>
+              <w:rPr>
+                <w:b w:val="0"/>
+              </w:rPr>
+              <w:t>주제</w:t>
+            </w:r>
+          </w:p>
+        </w:tc>
+        <w:tc>
+          <w:tcPr>
+            <w:tcW w:type="dxa" w:w="4320"/>
           </w:tcPr>
           <w:p>
             <w:r>
@@ -1754,33 +767,20 @@
       <w:tr>
         <w:tc>
           <w:tcPr>
-            <w:tcW w:type="dxa" w:w="2880"/>
-          </w:tcPr>
-          <w:p>
-            <w:r>
-              <w:rPr>
-                <w:b w:val="0"/>
-              </w:rPr>
-              <w:t>연락·동행</w:t>
-            </w:r>
-          </w:p>
-        </w:tc>
-        <w:tc>
-          <w:tcPr>
-            <w:tcW w:type="dxa" w:w="2880"/>
-          </w:tcPr>
-          <w:p>
-            <w:r>
-              <w:rPr>
-                <w:b w:val="0"/>
-              </w:rPr>
-              <w:t>보호자 연락 ________ / 병원 동행 ________ / 남은 인원 인솔 ________</w:t>
-            </w:r>
-          </w:p>
-        </w:tc>
-        <w:tc>
-          <w:tcPr>
-            <w:tcW w:type="dxa" w:w="2880"/>
+            <w:tcW w:type="dxa" w:w="4320"/>
+          </w:tcPr>
+          <w:p>
+            <w:r>
+              <w:rPr>
+                <w:b w:val="0"/>
+              </w:rPr>
+              <w:t>주제 말씀</w:t>
+            </w:r>
+          </w:p>
+        </w:tc>
+        <w:tc>
+          <w:tcPr>
+            <w:tcW w:type="dxa" w:w="4320"/>
           </w:tcPr>
           <w:p>
             <w:r>
@@ -1795,40 +795,27 @@
       <w:tr>
         <w:tc>
           <w:tcPr>
-            <w:tcW w:type="dxa" w:w="2880"/>
-          </w:tcPr>
-          <w:p>
-            <w:r>
-              <w:rPr>
-                <w:b w:val="0"/>
-              </w:rPr>
-              <w:t>비상연락망</w:t>
-            </w:r>
-          </w:p>
-        </w:tc>
-        <w:tc>
-          <w:tcPr>
-            <w:tcW w:type="dxa" w:w="2880"/>
-          </w:tcPr>
-          <w:p>
-            <w:r>
-              <w:rPr>
-                <w:b w:val="0"/>
-              </w:rPr>
-              <w:t>보호자 연락처를 사전 확인하고 행사 후 보관·폐기 기준에 따라 처리</w:t>
-            </w:r>
-          </w:p>
-        </w:tc>
-        <w:tc>
-          <w:tcPr>
-            <w:tcW w:type="dxa" w:w="2880"/>
-          </w:tcPr>
-          <w:p>
-            <w:r>
-              <w:rPr>
-                <w:b w:val="0"/>
-              </w:rPr>
-              <w:t>________</w:t>
+            <w:tcW w:type="dxa" w:w="4320"/>
+          </w:tcPr>
+          <w:p>
+            <w:r>
+              <w:rPr>
+                <w:b w:val="0"/>
+              </w:rPr>
+              <w:t>일시</w:t>
+            </w:r>
+          </w:p>
+        </w:tc>
+        <w:tc>
+          <w:tcPr>
+            <w:tcW w:type="dxa" w:w="4320"/>
+          </w:tcPr>
+          <w:p>
+            <w:r>
+              <w:rPr>
+                <w:b w:val="0"/>
+              </w:rPr>
+              <w:t>________ / ________~________</w:t>
             </w:r>
           </w:p>
         </w:tc>
@@ -1836,33 +823,20 @@
       <w:tr>
         <w:tc>
           <w:tcPr>
-            <w:tcW w:type="dxa" w:w="2880"/>
-          </w:tcPr>
-          <w:p>
-            <w:r>
-              <w:rPr>
-                <w:b w:val="0"/>
-              </w:rPr>
-              <w:t>기상 악화</w:t>
-            </w:r>
-          </w:p>
-        </w:tc>
-        <w:tc>
-          <w:tcPr>
-            <w:tcW w:type="dxa" w:w="2880"/>
-          </w:tcPr>
-          <w:p>
-            <w:r>
-              <w:rPr>
-                <w:b w:val="0"/>
-              </w:rPr>
-              <w:t>변경·취소 판단 시점 ________ / 연락 담당 ________</w:t>
-            </w:r>
-          </w:p>
-        </w:tc>
-        <w:tc>
-          <w:tcPr>
-            <w:tcW w:type="dxa" w:w="2880"/>
+            <w:tcW w:type="dxa" w:w="4320"/>
+          </w:tcPr>
+          <w:p>
+            <w:r>
+              <w:rPr>
+                <w:b w:val="0"/>
+              </w:rPr>
+              <w:t>집결·귀가 장소</w:t>
+            </w:r>
+          </w:p>
+        </w:tc>
+        <w:tc>
+          <w:tcPr>
+            <w:tcW w:type="dxa" w:w="4320"/>
           </w:tcPr>
           <w:p>
             <w:r>
@@ -1870,12 +844,216 @@
                 <w:b w:val="0"/>
               </w:rPr>
               <w:t>________</w:t>
+            </w:r>
+          </w:p>
+        </w:tc>
+      </w:tr>
+      <w:tr>
+        <w:tc>
+          <w:tcPr>
+            <w:tcW w:type="dxa" w:w="4320"/>
+          </w:tcPr>
+          <w:p>
+            <w:r>
+              <w:rPr>
+                <w:b w:val="0"/>
+              </w:rPr>
+              <w:t>행사 장소</w:t>
+            </w:r>
+          </w:p>
+        </w:tc>
+        <w:tc>
+          <w:tcPr>
+            <w:tcW w:type="dxa" w:w="4320"/>
+          </w:tcPr>
+          <w:p>
+            <w:r>
+              <w:rPr>
+                <w:b w:val="0"/>
+              </w:rPr>
+              <w:t>(장소명) / 세부 위치: ________</w:t>
+            </w:r>
+          </w:p>
+        </w:tc>
+      </w:tr>
+      <w:tr>
+        <w:tc>
+          <w:tcPr>
+            <w:tcW w:type="dxa" w:w="4320"/>
+          </w:tcPr>
+          <w:p>
+            <w:r>
+              <w:rPr>
+                <w:b w:val="0"/>
+              </w:rPr>
+              <w:t>대상</w:t>
+            </w:r>
+          </w:p>
+        </w:tc>
+        <w:tc>
+          <w:tcPr>
+            <w:tcW w:type="dxa" w:w="4320"/>
+          </w:tcPr>
+          <w:p>
+            <w:r>
+              <w:rPr>
+                <w:b w:val="0"/>
+              </w:rPr>
+              <w:t>(교회명) 어르신 및 동행이 필요한 참가자</w:t>
+            </w:r>
+          </w:p>
+        </w:tc>
+      </w:tr>
+      <w:tr>
+        <w:tc>
+          <w:tcPr>
+            <w:tcW w:type="dxa" w:w="4320"/>
+          </w:tcPr>
+          <w:p>
+            <w:r>
+              <w:rPr>
+                <w:b w:val="0"/>
+              </w:rPr>
+              <w:t>인원</w:t>
+            </w:r>
+          </w:p>
+        </w:tc>
+        <w:tc>
+          <w:tcPr>
+            <w:tcW w:type="dxa" w:w="4320"/>
+          </w:tcPr>
+          <w:p>
+            <w:r>
+              <w:rPr>
+                <w:b w:val="0"/>
+              </w:rPr>
+              <w:t>어르신 ________명, 동행 봉사자 ________명, 운전 인력 ________명 / 총 ________명</w:t>
+            </w:r>
+          </w:p>
+        </w:tc>
+      </w:tr>
+      <w:tr>
+        <w:tc>
+          <w:tcPr>
+            <w:tcW w:type="dxa" w:w="4320"/>
+          </w:tcPr>
+          <w:p>
+            <w:r>
+              <w:rPr>
+                <w:b w:val="0"/>
+              </w:rPr>
+              <w:t>차량</w:t>
+            </w:r>
+          </w:p>
+        </w:tc>
+        <w:tc>
+          <w:tcPr>
+            <w:tcW w:type="dxa" w:w="4320"/>
+          </w:tcPr>
+          <w:p>
+            <w:r>
+              <w:rPr>
+                <w:b w:val="0"/>
+              </w:rPr>
+              <w:t>________인승 ________대 / 휠체어 탑승·보관 방식: ________(확인 필요)</w:t>
+            </w:r>
+          </w:p>
+        </w:tc>
+      </w:tr>
+      <w:tr>
+        <w:tc>
+          <w:tcPr>
+            <w:tcW w:type="dxa" w:w="4320"/>
+          </w:tcPr>
+          <w:p>
+            <w:r>
+              <w:rPr>
+                <w:b w:val="0"/>
+              </w:rPr>
+              <w:t>주관</w:t>
+            </w:r>
+          </w:p>
+        </w:tc>
+        <w:tc>
+          <w:tcPr>
+            <w:tcW w:type="dxa" w:w="4320"/>
+          </w:tcPr>
+          <w:p>
+            <w:r>
+              <w:rPr>
+                <w:b w:val="0"/>
+              </w:rPr>
+              <w:t>(교회명) (부서명)</w:t>
+            </w:r>
+          </w:p>
+        </w:tc>
+      </w:tr>
+      <w:tr>
+        <w:tc>
+          <w:tcPr>
+            <w:tcW w:type="dxa" w:w="4320"/>
+          </w:tcPr>
+          <w:p>
+            <w:r>
+              <w:rPr>
+                <w:b w:val="0"/>
+              </w:rPr>
+              <w:t>총괄 담당</w:t>
+            </w:r>
+          </w:p>
+        </w:tc>
+        <w:tc>
+          <w:tcPr>
+            <w:tcW w:type="dxa" w:w="4320"/>
+          </w:tcPr>
+          <w:p>
+            <w:r>
+              <w:rPr>
+                <w:b w:val="0"/>
+              </w:rPr>
+              <w:t>________</w:t>
+            </w:r>
+          </w:p>
+        </w:tc>
+      </w:tr>
+      <w:tr>
+        <w:tc>
+          <w:tcPr>
+            <w:tcW w:type="dxa" w:w="4320"/>
+          </w:tcPr>
+          <w:p>
+            <w:r>
+              <w:rPr>
+                <w:b w:val="0"/>
+              </w:rPr>
+              <w:t>참가비</w:t>
+            </w:r>
+          </w:p>
+        </w:tc>
+        <w:tc>
+          <w:tcPr>
+            <w:tcW w:type="dxa" w:w="4320"/>
+          </w:tcPr>
+          <w:p>
+            <w:r>
+              <w:rPr>
+                <w:b w:val="0"/>
+              </w:rPr>
+              <w:t>금________원(금________) / 납부 기한: ________ / 수납 담당: ________</w:t>
             </w:r>
           </w:p>
         </w:tc>
       </w:tr>
     </w:tbl>
     <w:p/>
+    <w:p>
+      <w:r>
+        <w:rPr>
+          <w:b w:val="0"/>
+        </w:rPr>
+        <w:t>※ 날짜는 ‘2026. 10. 24.(토)’, 시간은 ‘09:00’ 형식으로 작성합니다.</w:t>
+      </w:r>
+    </w:p>
     <w:p>
       <w:pPr>
         <w:pStyle w:val="Heading2"/>
@@ -1884,7 +1062,361 @@
         <w:rPr>
           <w:b w:val="0"/>
         </w:rPr>
-        <w:t>예산표</w:t>
+        <w:t>4. 세부 추진 계획</w:t>
+      </w:r>
+    </w:p>
+    <w:p>
+      <w:r>
+        <w:rPr>
+          <w:b w:val="0"/>
+        </w:rPr>
+        <w:t>가. 장소 선정 기준</w:t>
+      </w:r>
+    </w:p>
+    <w:tbl>
+      <w:tblPr>
+        <w:tblStyle w:val="TableGrid"/>
+        <w:tblW w:type="auto" w:w="0"/>
+        <w:tblLook w:firstColumn="1" w:firstRow="1" w:lastColumn="0" w:lastRow="0" w:noHBand="0" w:noVBand="1" w:val="04A0"/>
+      </w:tblPr>
+      <w:tblGrid>
+        <w:gridCol w:w="2160"/>
+        <w:gridCol w:w="2160"/>
+        <w:gridCol w:w="2160"/>
+        <w:gridCol w:w="2160"/>
+      </w:tblGrid>
+      <w:tr>
+        <w:tc>
+          <w:tcPr>
+            <w:tcW w:type="dxa" w:w="2160"/>
+          </w:tcPr>
+          <w:p>
+            <w:r>
+              <w:rPr>
+                <w:b/>
+              </w:rPr>
+              <w:t>기준</w:t>
+            </w:r>
+          </w:p>
+        </w:tc>
+        <w:tc>
+          <w:tcPr>
+            <w:tcW w:type="dxa" w:w="2160"/>
+          </w:tcPr>
+          <w:p>
+            <w:r>
+              <w:rPr>
+                <w:b/>
+              </w:rPr>
+              <w:t>확인·선정 내용</w:t>
+            </w:r>
+          </w:p>
+        </w:tc>
+        <w:tc>
+          <w:tcPr>
+            <w:tcW w:type="dxa" w:w="2160"/>
+          </w:tcPr>
+          <w:p>
+            <w:r>
+              <w:rPr>
+                <w:b/>
+              </w:rPr>
+              <w:t>담당</w:t>
+            </w:r>
+          </w:p>
+        </w:tc>
+        <w:tc>
+          <w:tcPr>
+            <w:tcW w:type="dxa" w:w="2160"/>
+          </w:tcPr>
+          <w:p>
+            <w:r>
+              <w:rPr>
+                <w:b/>
+              </w:rPr>
+              <w:t>기한</w:t>
+            </w:r>
+          </w:p>
+        </w:tc>
+      </w:tr>
+      <w:tr>
+        <w:tc>
+          <w:tcPr>
+            <w:tcW w:type="dxa" w:w="2160"/>
+          </w:tcPr>
+          <w:p>
+            <w:r>
+              <w:rPr>
+                <w:b w:val="0"/>
+              </w:rPr>
+              <w:t>이동 거리</w:t>
+            </w:r>
+          </w:p>
+        </w:tc>
+        <w:tc>
+          <w:tcPr>
+            <w:tcW w:type="dxa" w:w="2160"/>
+          </w:tcPr>
+          <w:p>
+            <w:r>
+              <w:rPr>
+                <w:b w:val="0"/>
+              </w:rPr>
+              <w:t>편도 ________분 이내를 기준으로 선정하고, 정체 시 소요시간과 중간 휴식 장소 확인</w:t>
+            </w:r>
+          </w:p>
+        </w:tc>
+        <w:tc>
+          <w:tcPr>
+            <w:tcW w:type="dxa" w:w="2160"/>
+          </w:tcPr>
+          <w:p>
+            <w:r>
+              <w:rPr>
+                <w:b w:val="0"/>
+              </w:rPr>
+              <w:t>________</w:t>
+            </w:r>
+          </w:p>
+        </w:tc>
+        <w:tc>
+          <w:tcPr>
+            <w:tcW w:type="dxa" w:w="2160"/>
+          </w:tcPr>
+          <w:p>
+            <w:r>
+              <w:rPr>
+                <w:b w:val="0"/>
+              </w:rPr>
+              <w:t>________</w:t>
+            </w:r>
+          </w:p>
+        </w:tc>
+      </w:tr>
+      <w:tr>
+        <w:tc>
+          <w:tcPr>
+            <w:tcW w:type="dxa" w:w="2160"/>
+          </w:tcPr>
+          <w:p>
+            <w:r>
+              <w:rPr>
+                <w:b w:val="0"/>
+              </w:rPr>
+              <w:t>화장실</w:t>
+            </w:r>
+          </w:p>
+        </w:tc>
+        <w:tc>
+          <w:tcPr>
+            <w:tcW w:type="dxa" w:w="2160"/>
+          </w:tcPr>
+          <w:p>
+            <w:r>
+              <w:rPr>
+                <w:b w:val="0"/>
+              </w:rPr>
+              <w:t>하차 지점·식당·활동 장소와의 거리, 장애인 화장실, 미끄럼·문턱 여부 확인</w:t>
+            </w:r>
+          </w:p>
+        </w:tc>
+        <w:tc>
+          <w:tcPr>
+            <w:tcW w:type="dxa" w:w="2160"/>
+          </w:tcPr>
+          <w:p>
+            <w:r>
+              <w:rPr>
+                <w:b w:val="0"/>
+              </w:rPr>
+              <w:t>________</w:t>
+            </w:r>
+          </w:p>
+        </w:tc>
+        <w:tc>
+          <w:tcPr>
+            <w:tcW w:type="dxa" w:w="2160"/>
+          </w:tcPr>
+          <w:p>
+            <w:r>
+              <w:rPr>
+                <w:b w:val="0"/>
+              </w:rPr>
+              <w:t>________</w:t>
+            </w:r>
+          </w:p>
+        </w:tc>
+      </w:tr>
+      <w:tr>
+        <w:tc>
+          <w:tcPr>
+            <w:tcW w:type="dxa" w:w="2160"/>
+          </w:tcPr>
+          <w:p>
+            <w:r>
+              <w:rPr>
+                <w:b w:val="0"/>
+              </w:rPr>
+              <w:t>휠체어 접근</w:t>
+            </w:r>
+          </w:p>
+        </w:tc>
+        <w:tc>
+          <w:tcPr>
+            <w:tcW w:type="dxa" w:w="2160"/>
+          </w:tcPr>
+          <w:p>
+            <w:r>
+              <w:rPr>
+                <w:b w:val="0"/>
+              </w:rPr>
+              <w:t>주차장부터 식당·화장실까지 경사로·승강기·출입문 폭 및 실제 통행 가능 여부 확인</w:t>
+            </w:r>
+          </w:p>
+        </w:tc>
+        <w:tc>
+          <w:tcPr>
+            <w:tcW w:type="dxa" w:w="2160"/>
+          </w:tcPr>
+          <w:p>
+            <w:r>
+              <w:rPr>
+                <w:b w:val="0"/>
+              </w:rPr>
+              <w:t>________</w:t>
+            </w:r>
+          </w:p>
+        </w:tc>
+        <w:tc>
+          <w:tcPr>
+            <w:tcW w:type="dxa" w:w="2160"/>
+          </w:tcPr>
+          <w:p>
+            <w:r>
+              <w:rPr>
+                <w:b w:val="0"/>
+              </w:rPr>
+              <w:t>________</w:t>
+            </w:r>
+          </w:p>
+        </w:tc>
+      </w:tr>
+      <w:tr>
+        <w:tc>
+          <w:tcPr>
+            <w:tcW w:type="dxa" w:w="2160"/>
+          </w:tcPr>
+          <w:p>
+            <w:r>
+              <w:rPr>
+                <w:b w:val="0"/>
+              </w:rPr>
+              <w:t>휴식·기상 대응</w:t>
+            </w:r>
+          </w:p>
+        </w:tc>
+        <w:tc>
+          <w:tcPr>
+            <w:tcW w:type="dxa" w:w="2160"/>
+          </w:tcPr>
+          <w:p>
+            <w:r>
+              <w:rPr>
+                <w:b w:val="0"/>
+              </w:rPr>
+              <w:t>앉아서 쉴 공간, 그늘·실내 대기 장소 및 우천 시 대체 장소 확보</w:t>
+            </w:r>
+          </w:p>
+        </w:tc>
+        <w:tc>
+          <w:tcPr>
+            <w:tcW w:type="dxa" w:w="2160"/>
+          </w:tcPr>
+          <w:p>
+            <w:r>
+              <w:rPr>
+                <w:b w:val="0"/>
+              </w:rPr>
+              <w:t>________</w:t>
+            </w:r>
+          </w:p>
+        </w:tc>
+        <w:tc>
+          <w:tcPr>
+            <w:tcW w:type="dxa" w:w="2160"/>
+          </w:tcPr>
+          <w:p>
+            <w:r>
+              <w:rPr>
+                <w:b w:val="0"/>
+              </w:rPr>
+              <w:t>________</w:t>
+            </w:r>
+          </w:p>
+        </w:tc>
+      </w:tr>
+      <w:tr>
+        <w:tc>
+          <w:tcPr>
+            <w:tcW w:type="dxa" w:w="2160"/>
+          </w:tcPr>
+          <w:p>
+            <w:r>
+              <w:rPr>
+                <w:b w:val="0"/>
+              </w:rPr>
+              <w:t>식사·응급 접근</w:t>
+            </w:r>
+          </w:p>
+        </w:tc>
+        <w:tc>
+          <w:tcPr>
+            <w:tcW w:type="dxa" w:w="2160"/>
+          </w:tcPr>
+          <w:p>
+            <w:r>
+              <w:rPr>
+                <w:b w:val="0"/>
+              </w:rPr>
+              <w:t>식사 형태 조정 가능 여부와 응급차 진입 위치·인근 응급의료기관 확인</w:t>
+            </w:r>
+          </w:p>
+        </w:tc>
+        <w:tc>
+          <w:tcPr>
+            <w:tcW w:type="dxa" w:w="2160"/>
+          </w:tcPr>
+          <w:p>
+            <w:r>
+              <w:rPr>
+                <w:b w:val="0"/>
+              </w:rPr>
+              <w:t>________</w:t>
+            </w:r>
+          </w:p>
+        </w:tc>
+        <w:tc>
+          <w:tcPr>
+            <w:tcW w:type="dxa" w:w="2160"/>
+          </w:tcPr>
+          <w:p>
+            <w:r>
+              <w:rPr>
+                <w:b w:val="0"/>
+              </w:rPr>
+              <w:t>________</w:t>
+            </w:r>
+          </w:p>
+        </w:tc>
+      </w:tr>
+    </w:tbl>
+    <w:p/>
+    <w:p>
+      <w:r>
+        <w:rPr>
+          <w:b w:val="0"/>
+        </w:rPr>
+        <w:t>나. 시간표</w:t>
       </w:r>
     </w:p>
     <w:tbl>
@@ -1910,7 +1442,7 @@
               <w:rPr>
                 <w:b/>
               </w:rPr>
-              <w:t>항목</w:t>
+              <w:t>시간</w:t>
             </w:r>
           </w:p>
         </w:tc>
@@ -1923,7 +1455,7 @@
               <w:rPr>
                 <w:b/>
               </w:rPr>
-              <w:t>단가</w:t>
+              <w:t>내용</w:t>
             </w:r>
           </w:p>
         </w:tc>
@@ -1936,7 +1468,7 @@
               <w:rPr>
                 <w:b/>
               </w:rPr>
-              <w:t>수량</w:t>
+              <w:t>운영 기준</w:t>
             </w:r>
           </w:p>
         </w:tc>
@@ -1949,7 +1481,7 @@
               <w:rPr>
                 <w:b/>
               </w:rPr>
-              <w:t>금액</w:t>
+              <w:t>담당</w:t>
             </w:r>
           </w:p>
         </w:tc>
@@ -1962,7 +1494,7 @@
               <w:rPr>
                 <w:b/>
               </w:rPr>
-              <w:t>비고</w:t>
+              <w:t>준비 완료 기한</w:t>
             </w:r>
           </w:p>
         </w:tc>
@@ -1977,7 +1509,7 @@
               <w:rPr>
                 <w:b w:val="0"/>
               </w:rPr>
-              <w:t>차량·유류비</w:t>
+              <w:t>09:30~10:00</w:t>
             </w:r>
           </w:p>
         </w:tc>
@@ -1990,7 +1522,7 @@
               <w:rPr>
                 <w:b w:val="0"/>
               </w:rPr>
-              <w:t>________원</w:t>
+              <w:t>집결·기도·승차</w:t>
             </w:r>
           </w:p>
         </w:tc>
@@ -2003,6 +1535,19 @@
               <w:rPr>
                 <w:b w:val="0"/>
               </w:rPr>
+              <w:t>화장실 이용, 인원·안전띠 확인, 서두르지 않고 승차</w:t>
+            </w:r>
+          </w:p>
+        </w:tc>
+        <w:tc>
+          <w:tcPr>
+            <w:tcW w:type="dxa" w:w="1728"/>
+          </w:tcPr>
+          <w:p>
+            <w:r>
+              <w:rPr>
+                <w:b w:val="0"/>
+              </w:rPr>
               <w:t>________</w:t>
             </w:r>
           </w:p>
@@ -2016,20 +1561,7 @@
               <w:rPr>
                 <w:b w:val="0"/>
               </w:rPr>
-              <w:t>________원</w:t>
-            </w:r>
-          </w:p>
-        </w:tc>
-        <w:tc>
-          <w:tcPr>
-            <w:tcW w:type="dxa" w:w="1728"/>
-          </w:tcPr>
-          <w:p>
-            <w:r>
-              <w:rPr>
-                <w:b w:val="0"/>
-              </w:rPr>
-              <w:t>주차·통행료 포함 여부 확인</w:t>
+              <w:t>________</w:t>
             </w:r>
           </w:p>
         </w:tc>
@@ -2044,7 +1576,7 @@
               <w:rPr>
                 <w:b w:val="0"/>
               </w:rPr>
-              <w:t>식사비</w:t>
+              <w:t>10:00~10:40</w:t>
             </w:r>
           </w:p>
         </w:tc>
@@ -2057,7 +1589,7 @@
               <w:rPr>
                 <w:b w:val="0"/>
               </w:rPr>
-              <w:t>________원</w:t>
+              <w:t>이동</w:t>
             </w:r>
           </w:p>
         </w:tc>
@@ -2070,7 +1602,7 @@
               <w:rPr>
                 <w:b w:val="0"/>
               </w:rPr>
-              <w:t>____명</w:t>
+              <w:t>실제 이동시간 확인 후 조정, 필요 시 중간 휴식</w:t>
             </w:r>
           </w:p>
         </w:tc>
@@ -2083,7 +1615,7 @@
               <w:rPr>
                 <w:b w:val="0"/>
               </w:rPr>
-              <w:t>________원</w:t>
+              <w:t>________</w:t>
             </w:r>
           </w:p>
         </w:tc>
@@ -2096,7 +1628,7 @@
               <w:rPr>
                 <w:b w:val="0"/>
               </w:rPr>
-              <w:t>봉사자·운전자 포함</w:t>
+              <w:t>________</w:t>
             </w:r>
           </w:p>
         </w:tc>
@@ -2111,7 +1643,7 @@
               <w:rPr>
                 <w:b w:val="0"/>
               </w:rPr>
-              <w:t>생수·간식</w:t>
+              <w:t>10:40~11:10</w:t>
             </w:r>
           </w:p>
         </w:tc>
@@ -2124,7 +1656,7 @@
               <w:rPr>
                 <w:b w:val="0"/>
               </w:rPr>
-              <w:t>________원</w:t>
+              <w:t>도착·휴식</w:t>
             </w:r>
           </w:p>
         </w:tc>
@@ -2137,7 +1669,7 @@
               <w:rPr>
                 <w:b w:val="0"/>
               </w:rPr>
-              <w:t>____명</w:t>
+              <w:t>하차 지원, 화장실 안내, 착석 휴식</w:t>
             </w:r>
           </w:p>
         </w:tc>
@@ -2150,7 +1682,7 @@
               <w:rPr>
                 <w:b w:val="0"/>
               </w:rPr>
-              <w:t>________원</w:t>
+              <w:t>________</w:t>
             </w:r>
           </w:p>
         </w:tc>
@@ -2163,7 +1695,7 @@
               <w:rPr>
                 <w:b w:val="0"/>
               </w:rPr>
-              <w:t>식이 제한 고려</w:t>
+              <w:t>________</w:t>
             </w:r>
           </w:p>
         </w:tc>
@@ -2178,7 +1710,7 @@
               <w:rPr>
                 <w:b w:val="0"/>
               </w:rPr>
-              <w:t>입장료</w:t>
+              <w:t>11:10~11:40</w:t>
             </w:r>
           </w:p>
         </w:tc>
@@ -2191,7 +1723,7 @@
               <w:rPr>
                 <w:b w:val="0"/>
               </w:rPr>
-              <w:t>________원</w:t>
+              <w:t>감사 나눔·선택 활동</w:t>
             </w:r>
           </w:p>
         </w:tc>
@@ -2204,7 +1736,7 @@
               <w:rPr>
                 <w:b w:val="0"/>
               </w:rPr>
-              <w:t>____명</w:t>
+              <w:t>앉아서 참여 가능, 산책은 희망자만 동행</w:t>
             </w:r>
           </w:p>
         </w:tc>
@@ -2217,7 +1749,7 @@
               <w:rPr>
                 <w:b w:val="0"/>
               </w:rPr>
-              <w:t>________원</w:t>
+              <w:t>________</w:t>
             </w:r>
           </w:p>
         </w:tc>
@@ -2230,7 +1762,7 @@
               <w:rPr>
                 <w:b w:val="0"/>
               </w:rPr>
-              <w:t>경로·동행자 감면 확인</w:t>
+              <w:t>________</w:t>
             </w:r>
           </w:p>
         </w:tc>
@@ -2245,7 +1777,7 @@
               <w:rPr>
                 <w:b w:val="0"/>
               </w:rPr>
-              <w:t>경로 선물</w:t>
+              <w:t>11:40~12:00</w:t>
             </w:r>
           </w:p>
         </w:tc>
@@ -2258,7 +1790,7 @@
               <w:rPr>
                 <w:b w:val="0"/>
               </w:rPr>
-              <w:t>________원</w:t>
+              <w:t>식사 장소 이동·휴식</w:t>
             </w:r>
           </w:p>
         </w:tc>
@@ -2271,7 +1803,7 @@
               <w:rPr>
                 <w:b w:val="0"/>
               </w:rPr>
-              <w:t>____개</w:t>
+              <w:t>보행 속도에 맞춰 소그룹 이동</w:t>
             </w:r>
           </w:p>
         </w:tc>
@@ -2284,7 +1816,7 @@
               <w:rPr>
                 <w:b w:val="0"/>
               </w:rPr>
-              <w:t>________원</w:t>
+              <w:t>________</w:t>
             </w:r>
           </w:p>
         </w:tc>
@@ -2312,7 +1844,7 @@
               <w:rPr>
                 <w:b w:val="0"/>
               </w:rPr>
-              <w:t>구급·위생용품</w:t>
+              <w:t>12:00~13:00</w:t>
             </w:r>
           </w:p>
         </w:tc>
@@ -2325,7 +1857,7 @@
               <w:rPr>
                 <w:b w:val="0"/>
               </w:rPr>
-              <w:t>________원</w:t>
+              <w:t>점심 식사</w:t>
             </w:r>
           </w:p>
         </w:tc>
@@ -2338,20 +1870,20 @@
               <w:rPr>
                 <w:b w:val="0"/>
               </w:rPr>
+              <w:t>부드러운 메뉴·개별 요청 확인, 충분한 식사시간 확보</w:t>
+            </w:r>
+          </w:p>
+        </w:tc>
+        <w:tc>
+          <w:tcPr>
+            <w:tcW w:type="dxa" w:w="1728"/>
+          </w:tcPr>
+          <w:p>
+            <w:r>
+              <w:rPr>
+                <w:b w:val="0"/>
+              </w:rPr>
               <w:t>________</w:t>
-            </w:r>
-          </w:p>
-        </w:tc>
-        <w:tc>
-          <w:tcPr>
-            <w:tcW w:type="dxa" w:w="1728"/>
-          </w:tcPr>
-          <w:p>
-            <w:r>
-              <w:rPr>
-                <w:b w:val="0"/>
-              </w:rPr>
-              <w:t>________원</w:t>
             </w:r>
           </w:p>
         </w:tc>
@@ -2379,7 +1911,7 @@
               <w:rPr>
                 <w:b w:val="0"/>
               </w:rPr>
-              <w:t>보험료</w:t>
+              <w:t>13:00~13:40</w:t>
             </w:r>
           </w:p>
         </w:tc>
@@ -2392,7 +1924,7 @@
               <w:rPr>
                 <w:b w:val="0"/>
               </w:rPr>
-              <w:t>________원</w:t>
+              <w:t>자유 교제·휴식</w:t>
             </w:r>
           </w:p>
         </w:tc>
@@ -2405,7 +1937,7 @@
               <w:rPr>
                 <w:b w:val="0"/>
               </w:rPr>
-              <w:t>____명</w:t>
+              <w:t>활동 참여를 강요하지 않고 실내 휴식 제공</w:t>
             </w:r>
           </w:p>
         </w:tc>
@@ -2418,7 +1950,7 @@
               <w:rPr>
                 <w:b w:val="0"/>
               </w:rPr>
-              <w:t>________원</w:t>
+              <w:t>________</w:t>
             </w:r>
           </w:p>
         </w:tc>
@@ -2431,7 +1963,7 @@
               <w:rPr>
                 <w:b w:val="0"/>
               </w:rPr>
-              <w:t>기존 보장 확인 후 편성</w:t>
+              <w:t>________</w:t>
             </w:r>
           </w:p>
         </w:tc>
@@ -2446,7 +1978,7 @@
               <w:rPr>
                 <w:b w:val="0"/>
               </w:rPr>
-              <w:t>예비비</w:t>
+              <w:t>13:40~14:00</w:t>
             </w:r>
           </w:p>
         </w:tc>
@@ -2459,7 +1991,7 @@
               <w:rPr>
                 <w:b w:val="0"/>
               </w:rPr>
-              <w:t>________원</w:t>
+              <w:t>화장실 이용·승차</w:t>
             </w:r>
           </w:p>
         </w:tc>
@@ -2472,7 +2004,7 @@
               <w:rPr>
                 <w:b w:val="0"/>
               </w:rPr>
-              <w:t>1식</w:t>
+              <w:t>인원·소지품 확인, 승차 지원</w:t>
             </w:r>
           </w:p>
         </w:tc>
@@ -2485,7 +2017,7 @@
               <w:rPr>
                 <w:b w:val="0"/>
               </w:rPr>
-              <w:t>________원</w:t>
+              <w:t>________</w:t>
             </w:r>
           </w:p>
         </w:tc>
@@ -2511,9 +2043,9 @@
           <w:p>
             <w:r>
               <w:rPr>
-                <w:b/>
-              </w:rPr>
-              <w:t>합계</w:t>
+                <w:b w:val="0"/>
+              </w:rPr>
+              <w:t>14:00~14:40</w:t>
             </w:r>
           </w:p>
         </w:tc>
@@ -2521,13 +2053,27 @@
           <w:tcPr>
             <w:tcW w:type="dxa" w:w="1728"/>
           </w:tcPr>
-          <w:p/>
+          <w:p>
+            <w:r>
+              <w:rPr>
+                <w:b w:val="0"/>
+              </w:rPr>
+              <w:t>귀가 이동</w:t>
+            </w:r>
+          </w:p>
         </w:tc>
         <w:tc>
           <w:tcPr>
             <w:tcW w:type="dxa" w:w="1728"/>
           </w:tcPr>
-          <w:p/>
+          <w:p>
+            <w:r>
+              <w:rPr>
+                <w:b w:val="0"/>
+              </w:rPr>
+              <w:t>피로·불편 여부 확인</w:t>
+            </w:r>
+          </w:p>
         </w:tc>
         <w:tc>
           <w:tcPr>
@@ -2536,9 +2082,9 @@
           <w:p>
             <w:r>
               <w:rPr>
-                <w:b/>
-              </w:rPr>
-              <w:t>________원</w:t>
+                <w:b w:val="0"/>
+              </w:rPr>
+              <w:t>________</w:t>
             </w:r>
           </w:p>
         </w:tc>
@@ -2546,20 +2092,91 @@
           <w:tcPr>
             <w:tcW w:type="dxa" w:w="1728"/>
           </w:tcPr>
-          <w:p/>
+          <w:p>
+            <w:r>
+              <w:rPr>
+                <w:b w:val="0"/>
+              </w:rPr>
+              <w:t>________</w:t>
+            </w:r>
+          </w:p>
+        </w:tc>
+      </w:tr>
+      <w:tr>
+        <w:tc>
+          <w:tcPr>
+            <w:tcW w:type="dxa" w:w="1728"/>
+          </w:tcPr>
+          <w:p>
+            <w:r>
+              <w:rPr>
+                <w:b w:val="0"/>
+              </w:rPr>
+              <w:t>14:40~15:00</w:t>
+            </w:r>
+          </w:p>
+        </w:tc>
+        <w:tc>
+          <w:tcPr>
+            <w:tcW w:type="dxa" w:w="1728"/>
+          </w:tcPr>
+          <w:p>
+            <w:r>
+              <w:rPr>
+                <w:b w:val="0"/>
+              </w:rPr>
+              <w:t>도착·귀가 확인</w:t>
+            </w:r>
+          </w:p>
+        </w:tc>
+        <w:tc>
+          <w:tcPr>
+            <w:tcW w:type="dxa" w:w="1728"/>
+          </w:tcPr>
+          <w:p>
+            <w:r>
+              <w:rPr>
+                <w:b w:val="0"/>
+              </w:rPr>
+              <w:t>보호자 인계 또는 사전 합의한 귀가 방식 확인</w:t>
+            </w:r>
+          </w:p>
+        </w:tc>
+        <w:tc>
+          <w:tcPr>
+            <w:tcW w:type="dxa" w:w="1728"/>
+          </w:tcPr>
+          <w:p>
+            <w:r>
+              <w:rPr>
+                <w:b w:val="0"/>
+              </w:rPr>
+              <w:t>________</w:t>
+            </w:r>
+          </w:p>
+        </w:tc>
+        <w:tc>
+          <w:tcPr>
+            <w:tcW w:type="dxa" w:w="1728"/>
+          </w:tcPr>
+          <w:p>
+            <w:r>
+              <w:rPr>
+                <w:b w:val="0"/>
+              </w:rPr>
+              <w:t>________</w:t>
+            </w:r>
+          </w:p>
         </w:tc>
       </w:tr>
     </w:tbl>
     <w:p/>
     <w:p>
-      <w:pPr>
-        <w:pStyle w:val="Heading2"/>
-      </w:pPr>
       <w:r>
         <w:rPr>
           <w:b w:val="0"/>
         </w:rPr>
-        <w:t>구입 목록</w:t>
+        <w:t>다. 업무분장</w:t>
       </w:r>
     </w:p>
     <w:tbl>
@@ -2584,7 +2201,7 @@
               <w:rPr>
                 <w:b/>
               </w:rPr>
-              <w:t>품목</w:t>
+              <w:t>업무</w:t>
             </w:r>
           </w:p>
         </w:tc>
@@ -2597,7 +2214,7 @@
               <w:rPr>
                 <w:b/>
               </w:rPr>
-              <w:t>수량</w:t>
+              <w:t>담당</w:t>
             </w:r>
           </w:p>
         </w:tc>
@@ -2610,7 +2227,7 @@
               <w:rPr>
                 <w:b/>
               </w:rPr>
-              <w:t>구입처</w:t>
+              <w:t>기한</w:t>
             </w:r>
           </w:p>
         </w:tc>
@@ -2623,7 +2240,7 @@
               <w:rPr>
                 <w:b/>
               </w:rPr>
-              <w:t>담당</w:t>
+              <w:t>확인</w:t>
             </w:r>
           </w:p>
         </w:tc>
@@ -2638,7 +2255,7 @@
               <w:rPr>
                 <w:b w:val="0"/>
               </w:rPr>
-              <w:t>생수·부드러운 간식</w:t>
+              <w:t>사전 답사·장소 예약·대체 장소 확보</w:t>
             </w:r>
           </w:p>
         </w:tc>
@@ -2692,7 +2309,7 @@
               <w:rPr>
                 <w:b w:val="0"/>
               </w:rPr>
-              <w:t>경로 선물</w:t>
+              <w:t>참가 신청 접수·개별 지원 요청 확인</w:t>
             </w:r>
           </w:p>
         </w:tc>
@@ -2746,7 +2363,277 @@
               <w:rPr>
                 <w:b w:val="0"/>
               </w:rPr>
-              <w:t>구급·위생용품 보충</w:t>
+              <w:t>차량 계약·보험·좌석·운전자 및 운행계획 확인</w:t>
+            </w:r>
+          </w:p>
+        </w:tc>
+        <w:tc>
+          <w:tcPr>
+            <w:tcW w:type="dxa" w:w="2160"/>
+          </w:tcPr>
+          <w:p>
+            <w:r>
+              <w:rPr>
+                <w:b w:val="0"/>
+              </w:rPr>
+              <w:t>________</w:t>
+            </w:r>
+          </w:p>
+        </w:tc>
+        <w:tc>
+          <w:tcPr>
+            <w:tcW w:type="dxa" w:w="2160"/>
+          </w:tcPr>
+          <w:p>
+            <w:r>
+              <w:rPr>
+                <w:b w:val="0"/>
+              </w:rPr>
+              <w:t>________</w:t>
+            </w:r>
+          </w:p>
+        </w:tc>
+        <w:tc>
+          <w:tcPr>
+            <w:tcW w:type="dxa" w:w="2160"/>
+          </w:tcPr>
+          <w:p>
+            <w:r>
+              <w:rPr>
+                <w:b w:val="0"/>
+              </w:rPr>
+              <w:t>________</w:t>
+            </w:r>
+          </w:p>
+        </w:tc>
+      </w:tr>
+      <w:tr>
+        <w:tc>
+          <w:tcPr>
+            <w:tcW w:type="dxa" w:w="2160"/>
+          </w:tcPr>
+          <w:p>
+            <w:r>
+              <w:rPr>
+                <w:b w:val="0"/>
+              </w:rPr>
+              <w:t>동행 봉사자 ________명 확보·참가자별 담당 배정</w:t>
+            </w:r>
+          </w:p>
+        </w:tc>
+        <w:tc>
+          <w:tcPr>
+            <w:tcW w:type="dxa" w:w="2160"/>
+          </w:tcPr>
+          <w:p>
+            <w:r>
+              <w:rPr>
+                <w:b w:val="0"/>
+              </w:rPr>
+              <w:t>________</w:t>
+            </w:r>
+          </w:p>
+        </w:tc>
+        <w:tc>
+          <w:tcPr>
+            <w:tcW w:type="dxa" w:w="2160"/>
+          </w:tcPr>
+          <w:p>
+            <w:r>
+              <w:rPr>
+                <w:b w:val="0"/>
+              </w:rPr>
+              <w:t>________</w:t>
+            </w:r>
+          </w:p>
+        </w:tc>
+        <w:tc>
+          <w:tcPr>
+            <w:tcW w:type="dxa" w:w="2160"/>
+          </w:tcPr>
+          <w:p>
+            <w:r>
+              <w:rPr>
+                <w:b w:val="0"/>
+              </w:rPr>
+              <w:t>________</w:t>
+            </w:r>
+          </w:p>
+        </w:tc>
+      </w:tr>
+      <w:tr>
+        <w:tc>
+          <w:tcPr>
+            <w:tcW w:type="dxa" w:w="2160"/>
+          </w:tcPr>
+          <w:p>
+            <w:r>
+              <w:rPr>
+                <w:b w:val="0"/>
+              </w:rPr>
+              <w:t>승하차·화장실 이동·휠체어 지원 역할 교육</w:t>
+            </w:r>
+          </w:p>
+        </w:tc>
+        <w:tc>
+          <w:tcPr>
+            <w:tcW w:type="dxa" w:w="2160"/>
+          </w:tcPr>
+          <w:p>
+            <w:r>
+              <w:rPr>
+                <w:b w:val="0"/>
+              </w:rPr>
+              <w:t>________</w:t>
+            </w:r>
+          </w:p>
+        </w:tc>
+        <w:tc>
+          <w:tcPr>
+            <w:tcW w:type="dxa" w:w="2160"/>
+          </w:tcPr>
+          <w:p>
+            <w:r>
+              <w:rPr>
+                <w:b w:val="0"/>
+              </w:rPr>
+              <w:t>________</w:t>
+            </w:r>
+          </w:p>
+        </w:tc>
+        <w:tc>
+          <w:tcPr>
+            <w:tcW w:type="dxa" w:w="2160"/>
+          </w:tcPr>
+          <w:p>
+            <w:r>
+              <w:rPr>
+                <w:b w:val="0"/>
+              </w:rPr>
+              <w:t>________</w:t>
+            </w:r>
+          </w:p>
+        </w:tc>
+      </w:tr>
+      <w:tr>
+        <w:tc>
+          <w:tcPr>
+            <w:tcW w:type="dxa" w:w="2160"/>
+          </w:tcPr>
+          <w:p>
+            <w:r>
+              <w:rPr>
+                <w:b w:val="0"/>
+              </w:rPr>
+              <w:t>부드러운 식사·음료·개별 식사 요청 협의</w:t>
+            </w:r>
+          </w:p>
+        </w:tc>
+        <w:tc>
+          <w:tcPr>
+            <w:tcW w:type="dxa" w:w="2160"/>
+          </w:tcPr>
+          <w:p>
+            <w:r>
+              <w:rPr>
+                <w:b w:val="0"/>
+              </w:rPr>
+              <w:t>________</w:t>
+            </w:r>
+          </w:p>
+        </w:tc>
+        <w:tc>
+          <w:tcPr>
+            <w:tcW w:type="dxa" w:w="2160"/>
+          </w:tcPr>
+          <w:p>
+            <w:r>
+              <w:rPr>
+                <w:b w:val="0"/>
+              </w:rPr>
+              <w:t>________</w:t>
+            </w:r>
+          </w:p>
+        </w:tc>
+        <w:tc>
+          <w:tcPr>
+            <w:tcW w:type="dxa" w:w="2160"/>
+          </w:tcPr>
+          <w:p>
+            <w:r>
+              <w:rPr>
+                <w:b w:val="0"/>
+              </w:rPr>
+              <w:t>________</w:t>
+            </w:r>
+          </w:p>
+        </w:tc>
+      </w:tr>
+      <w:tr>
+        <w:tc>
+          <w:tcPr>
+            <w:tcW w:type="dxa" w:w="2160"/>
+          </w:tcPr>
+          <w:p>
+            <w:r>
+              <w:rPr>
+                <w:b w:val="0"/>
+              </w:rPr>
+              <w:t>응급 연락체계·구급물품 준비</w:t>
+            </w:r>
+          </w:p>
+        </w:tc>
+        <w:tc>
+          <w:tcPr>
+            <w:tcW w:type="dxa" w:w="2160"/>
+          </w:tcPr>
+          <w:p>
+            <w:r>
+              <w:rPr>
+                <w:b w:val="0"/>
+              </w:rPr>
+              <w:t>________</w:t>
+            </w:r>
+          </w:p>
+        </w:tc>
+        <w:tc>
+          <w:tcPr>
+            <w:tcW w:type="dxa" w:w="2160"/>
+          </w:tcPr>
+          <w:p>
+            <w:r>
+              <w:rPr>
+                <w:b w:val="0"/>
+              </w:rPr>
+              <w:t>________</w:t>
+            </w:r>
+          </w:p>
+        </w:tc>
+        <w:tc>
+          <w:tcPr>
+            <w:tcW w:type="dxa" w:w="2160"/>
+          </w:tcPr>
+          <w:p>
+            <w:r>
+              <w:rPr>
+                <w:b w:val="0"/>
+              </w:rPr>
+              <w:t>________</w:t>
+            </w:r>
+          </w:p>
+        </w:tc>
+      </w:tr>
+      <w:tr>
+        <w:tc>
+          <w:tcPr>
+            <w:tcW w:type="dxa" w:w="2160"/>
+          </w:tcPr>
+          <w:p>
+            <w:r>
+              <w:rPr>
+                <w:b w:val="0"/>
+              </w:rPr>
+              <w:t>예산 집행·증빙 관리·정산 보고</w:t>
             </w:r>
           </w:p>
         </w:tc>
@@ -2792,6 +2679,2716 @@
       </w:tr>
     </w:tbl>
     <w:p/>
+    <w:p>
+      <w:pPr>
+        <w:pStyle w:val="Heading2"/>
+      </w:pPr>
+      <w:r>
+        <w:rPr>
+          <w:b w:val="0"/>
+        </w:rPr>
+        <w:t>5. 안전관리 계획</w:t>
+      </w:r>
+    </w:p>
+    <w:p>
+      <w:r>
+        <w:rPr>
+          <w:b w:val="0"/>
+        </w:rPr>
+        <w:t>가. 예방 및 대응</w:t>
+      </w:r>
+    </w:p>
+    <w:tbl>
+      <w:tblPr>
+        <w:tblStyle w:val="TableGrid"/>
+        <w:tblW w:type="auto" w:w="0"/>
+        <w:tblLook w:firstColumn="1" w:firstRow="1" w:lastColumn="0" w:lastRow="0" w:noHBand="0" w:noVBand="1" w:val="04A0"/>
+      </w:tblPr>
+      <w:tblGrid>
+        <w:gridCol w:w="2160"/>
+        <w:gridCol w:w="2160"/>
+        <w:gridCol w:w="2160"/>
+        <w:gridCol w:w="2160"/>
+      </w:tblGrid>
+      <w:tr>
+        <w:tc>
+          <w:tcPr>
+            <w:tcW w:type="dxa" w:w="2160"/>
+          </w:tcPr>
+          <w:p>
+            <w:r>
+              <w:rPr>
+                <w:b/>
+              </w:rPr>
+              <w:t>위험요인</w:t>
+            </w:r>
+          </w:p>
+        </w:tc>
+        <w:tc>
+          <w:tcPr>
+            <w:tcW w:type="dxa" w:w="2160"/>
+          </w:tcPr>
+          <w:p>
+            <w:r>
+              <w:rPr>
+                <w:b/>
+              </w:rPr>
+              <w:t>예방조치</w:t>
+            </w:r>
+          </w:p>
+        </w:tc>
+        <w:tc>
+          <w:tcPr>
+            <w:tcW w:type="dxa" w:w="2160"/>
+          </w:tcPr>
+          <w:p>
+            <w:r>
+              <w:rPr>
+                <w:b/>
+              </w:rPr>
+              <w:t>담당</w:t>
+            </w:r>
+          </w:p>
+        </w:tc>
+        <w:tc>
+          <w:tcPr>
+            <w:tcW w:type="dxa" w:w="2160"/>
+          </w:tcPr>
+          <w:p>
+            <w:r>
+              <w:rPr>
+                <w:b/>
+              </w:rPr>
+              <w:t>완료 기한</w:t>
+            </w:r>
+          </w:p>
+        </w:tc>
+      </w:tr>
+      <w:tr>
+        <w:tc>
+          <w:tcPr>
+            <w:tcW w:type="dxa" w:w="2160"/>
+          </w:tcPr>
+          <w:p>
+            <w:r>
+              <w:rPr>
+                <w:b w:val="0"/>
+              </w:rPr>
+              <w:t>장시간 이동·피로</w:t>
+            </w:r>
+          </w:p>
+        </w:tc>
+        <w:tc>
+          <w:tcPr>
+            <w:tcW w:type="dxa" w:w="2160"/>
+          </w:tcPr>
+          <w:p>
+            <w:r>
+              <w:rPr>
+                <w:b w:val="0"/>
+              </w:rPr>
+              <w:t>이동시간을 사전 확인하고 휴식을 확보하며, 당일 상태에 따라 활동 축소</w:t>
+            </w:r>
+          </w:p>
+        </w:tc>
+        <w:tc>
+          <w:tcPr>
+            <w:tcW w:type="dxa" w:w="2160"/>
+          </w:tcPr>
+          <w:p>
+            <w:r>
+              <w:rPr>
+                <w:b w:val="0"/>
+              </w:rPr>
+              <w:t>________</w:t>
+            </w:r>
+          </w:p>
+        </w:tc>
+        <w:tc>
+          <w:tcPr>
+            <w:tcW w:type="dxa" w:w="2160"/>
+          </w:tcPr>
+          <w:p>
+            <w:r>
+              <w:rPr>
+                <w:b w:val="0"/>
+              </w:rPr>
+              <w:t>________</w:t>
+            </w:r>
+          </w:p>
+        </w:tc>
+      </w:tr>
+      <w:tr>
+        <w:tc>
+          <w:tcPr>
+            <w:tcW w:type="dxa" w:w="2160"/>
+          </w:tcPr>
+          <w:p>
+            <w:r>
+              <w:rPr>
+                <w:b w:val="0"/>
+              </w:rPr>
+              <w:t>낙상·승하차 사고</w:t>
+            </w:r>
+          </w:p>
+        </w:tc>
+        <w:tc>
+          <w:tcPr>
+            <w:tcW w:type="dxa" w:w="2160"/>
+          </w:tcPr>
+          <w:p>
+            <w:r>
+              <w:rPr>
+                <w:b w:val="0"/>
+              </w:rPr>
+              <w:t>계단·경사·젖은 바닥 확인, 승하차 시 동행 지원, 운행 중 안전띠 착용 확인</w:t>
+            </w:r>
+          </w:p>
+        </w:tc>
+        <w:tc>
+          <w:tcPr>
+            <w:tcW w:type="dxa" w:w="2160"/>
+          </w:tcPr>
+          <w:p>
+            <w:r>
+              <w:rPr>
+                <w:b w:val="0"/>
+              </w:rPr>
+              <w:t>________</w:t>
+            </w:r>
+          </w:p>
+        </w:tc>
+        <w:tc>
+          <w:tcPr>
+            <w:tcW w:type="dxa" w:w="2160"/>
+          </w:tcPr>
+          <w:p>
+            <w:r>
+              <w:rPr>
+                <w:b w:val="0"/>
+              </w:rPr>
+              <w:t>________</w:t>
+            </w:r>
+          </w:p>
+        </w:tc>
+      </w:tr>
+      <w:tr>
+        <w:tc>
+          <w:tcPr>
+            <w:tcW w:type="dxa" w:w="2160"/>
+          </w:tcPr>
+          <w:p>
+            <w:r>
+              <w:rPr>
+                <w:b w:val="0"/>
+              </w:rPr>
+              <w:t>휠체어 이동 곤란</w:t>
+            </w:r>
+          </w:p>
+        </w:tc>
+        <w:tc>
+          <w:tcPr>
+            <w:tcW w:type="dxa" w:w="2160"/>
+          </w:tcPr>
+          <w:p>
+            <w:r>
+              <w:rPr>
+                <w:b w:val="0"/>
+              </w:rPr>
+              <w:t>접근 동선과 차량 내 고정·탑승 방식을 업체에 확인하고 지원 인력 배정</w:t>
+            </w:r>
+          </w:p>
+        </w:tc>
+        <w:tc>
+          <w:tcPr>
+            <w:tcW w:type="dxa" w:w="2160"/>
+          </w:tcPr>
+          <w:p>
+            <w:r>
+              <w:rPr>
+                <w:b w:val="0"/>
+              </w:rPr>
+              <w:t>________</w:t>
+            </w:r>
+          </w:p>
+        </w:tc>
+        <w:tc>
+          <w:tcPr>
+            <w:tcW w:type="dxa" w:w="2160"/>
+          </w:tcPr>
+          <w:p>
+            <w:r>
+              <w:rPr>
+                <w:b w:val="0"/>
+              </w:rPr>
+              <w:t>________</w:t>
+            </w:r>
+          </w:p>
+        </w:tc>
+      </w:tr>
+      <w:tr>
+        <w:tc>
+          <w:tcPr>
+            <w:tcW w:type="dxa" w:w="2160"/>
+          </w:tcPr>
+          <w:p>
+            <w:r>
+              <w:rPr>
+                <w:b w:val="0"/>
+              </w:rPr>
+              <w:t>식사 곤란·알레르기·지병 관련 불편</w:t>
+            </w:r>
+          </w:p>
+        </w:tc>
+        <w:tc>
+          <w:tcPr>
+            <w:tcW w:type="dxa" w:w="2160"/>
+          </w:tcPr>
+          <w:p>
+            <w:r>
+              <w:rPr>
+                <w:b w:val="0"/>
+              </w:rPr>
+              <w:t>별도 회신서로 필요한 최소 정보 확인, 부드러운 음식 및 개인별 제한식 제공 가능 여부 협의</w:t>
+            </w:r>
+          </w:p>
+        </w:tc>
+        <w:tc>
+          <w:tcPr>
+            <w:tcW w:type="dxa" w:w="2160"/>
+          </w:tcPr>
+          <w:p>
+            <w:r>
+              <w:rPr>
+                <w:b w:val="0"/>
+              </w:rPr>
+              <w:t>________</w:t>
+            </w:r>
+          </w:p>
+        </w:tc>
+        <w:tc>
+          <w:tcPr>
+            <w:tcW w:type="dxa" w:w="2160"/>
+          </w:tcPr>
+          <w:p>
+            <w:r>
+              <w:rPr>
+                <w:b w:val="0"/>
+              </w:rPr>
+              <w:t>________</w:t>
+            </w:r>
+          </w:p>
+        </w:tc>
+      </w:tr>
+      <w:tr>
+        <w:tc>
+          <w:tcPr>
+            <w:tcW w:type="dxa" w:w="2160"/>
+          </w:tcPr>
+          <w:p>
+            <w:r>
+              <w:rPr>
+                <w:b w:val="0"/>
+              </w:rPr>
+              <w:t>복약 관련 혼선</w:t>
+            </w:r>
+          </w:p>
+        </w:tc>
+        <w:tc>
+          <w:tcPr>
+            <w:tcW w:type="dxa" w:w="2160"/>
+          </w:tcPr>
+          <w:p>
+            <w:r>
+              <w:rPr>
+                <w:b w:val="0"/>
+              </w:rPr>
+              <w:t>본인·보호자와 평소 복약 및 필요한 지원을 사전 확인하고 임의 투약 금지</w:t>
+            </w:r>
+          </w:p>
+        </w:tc>
+        <w:tc>
+          <w:tcPr>
+            <w:tcW w:type="dxa" w:w="2160"/>
+          </w:tcPr>
+          <w:p>
+            <w:r>
+              <w:rPr>
+                <w:b w:val="0"/>
+              </w:rPr>
+              <w:t>________</w:t>
+            </w:r>
+          </w:p>
+        </w:tc>
+        <w:tc>
+          <w:tcPr>
+            <w:tcW w:type="dxa" w:w="2160"/>
+          </w:tcPr>
+          <w:p>
+            <w:r>
+              <w:rPr>
+                <w:b w:val="0"/>
+              </w:rPr>
+              <w:t>________</w:t>
+            </w:r>
+          </w:p>
+        </w:tc>
+      </w:tr>
+      <w:tr>
+        <w:tc>
+          <w:tcPr>
+            <w:tcW w:type="dxa" w:w="2160"/>
+          </w:tcPr>
+          <w:p>
+            <w:r>
+              <w:rPr>
+                <w:b w:val="0"/>
+              </w:rPr>
+              <w:t>이탈·인원 누락</w:t>
+            </w:r>
+          </w:p>
+        </w:tc>
+        <w:tc>
+          <w:tcPr>
+            <w:tcW w:type="dxa" w:w="2160"/>
+          </w:tcPr>
+          <w:p>
+            <w:r>
+              <w:rPr>
+                <w:b w:val="0"/>
+              </w:rPr>
+              <w:t>차량·소그룹별 동행 담당 지정, 출발·도착·이동·귀가 때 인원 대조</w:t>
+            </w:r>
+          </w:p>
+        </w:tc>
+        <w:tc>
+          <w:tcPr>
+            <w:tcW w:type="dxa" w:w="2160"/>
+          </w:tcPr>
+          <w:p>
+            <w:r>
+              <w:rPr>
+                <w:b w:val="0"/>
+              </w:rPr>
+              <w:t>________</w:t>
+            </w:r>
+          </w:p>
+        </w:tc>
+        <w:tc>
+          <w:tcPr>
+            <w:tcW w:type="dxa" w:w="2160"/>
+          </w:tcPr>
+          <w:p>
+            <w:r>
+              <w:rPr>
+                <w:b w:val="0"/>
+              </w:rPr>
+              <w:t>________</w:t>
+            </w:r>
+          </w:p>
+        </w:tc>
+      </w:tr>
+      <w:tr>
+        <w:tc>
+          <w:tcPr>
+            <w:tcW w:type="dxa" w:w="2160"/>
+          </w:tcPr>
+          <w:p>
+            <w:r>
+              <w:rPr>
+                <w:b w:val="0"/>
+              </w:rPr>
+              <w:t>기상 악화</w:t>
+            </w:r>
+          </w:p>
+        </w:tc>
+        <w:tc>
+          <w:tcPr>
+            <w:tcW w:type="dxa" w:w="2160"/>
+          </w:tcPr>
+          <w:p>
+            <w:r>
+              <w:rPr>
+                <w:b w:val="0"/>
+              </w:rPr>
+              <w:t>기상과 현장 상황 확인 후 실내 대체·연기·취소 결정 및 개별 안내</w:t>
+            </w:r>
+          </w:p>
+        </w:tc>
+        <w:tc>
+          <w:tcPr>
+            <w:tcW w:type="dxa" w:w="2160"/>
+          </w:tcPr>
+          <w:p>
+            <w:r>
+              <w:rPr>
+                <w:b w:val="0"/>
+              </w:rPr>
+              <w:t>________</w:t>
+            </w:r>
+          </w:p>
+        </w:tc>
+        <w:tc>
+          <w:tcPr>
+            <w:tcW w:type="dxa" w:w="2160"/>
+          </w:tcPr>
+          <w:p>
+            <w:r>
+              <w:rPr>
+                <w:b w:val="0"/>
+              </w:rPr>
+              <w:t>________</w:t>
+            </w:r>
+          </w:p>
+        </w:tc>
+      </w:tr>
+      <w:tr>
+        <w:tc>
+          <w:tcPr>
+            <w:tcW w:type="dxa" w:w="2160"/>
+          </w:tcPr>
+          <w:p>
+            <w:r>
+              <w:rPr>
+                <w:b w:val="0"/>
+              </w:rPr>
+              <w:t>응급상황</w:t>
+            </w:r>
+          </w:p>
+        </w:tc>
+        <w:tc>
+          <w:tcPr>
+            <w:tcW w:type="dxa" w:w="2160"/>
+          </w:tcPr>
+          <w:p>
+            <w:r>
+              <w:rPr>
+                <w:b w:val="0"/>
+              </w:rPr>
+              <w:t>119 신고, 위치 안내, 현장 안전 확보, 보호자 연락 및 병원 동행 역할 지정</w:t>
+            </w:r>
+          </w:p>
+        </w:tc>
+        <w:tc>
+          <w:tcPr>
+            <w:tcW w:type="dxa" w:w="2160"/>
+          </w:tcPr>
+          <w:p>
+            <w:r>
+              <w:rPr>
+                <w:b w:val="0"/>
+              </w:rPr>
+              <w:t>________</w:t>
+            </w:r>
+          </w:p>
+        </w:tc>
+        <w:tc>
+          <w:tcPr>
+            <w:tcW w:type="dxa" w:w="2160"/>
+          </w:tcPr>
+          <w:p>
+            <w:r>
+              <w:rPr>
+                <w:b w:val="0"/>
+              </w:rPr>
+              <w:t>________</w:t>
+            </w:r>
+          </w:p>
+        </w:tc>
+      </w:tr>
+    </w:tbl>
+    <w:p/>
+    <w:p>
+      <w:r>
+        <w:rPr>
+          <w:b w:val="0"/>
+        </w:rPr>
+        <w:t>나. 응급 대응 역할 및 운영 결정</w:t>
+      </w:r>
+    </w:p>
+    <w:tbl>
+      <w:tblPr>
+        <w:tblStyle w:val="TableGrid"/>
+        <w:tblW w:type="auto" w:w="0"/>
+        <w:tblLook w:firstColumn="1" w:firstRow="1" w:lastColumn="0" w:lastRow="0" w:noHBand="0" w:noVBand="1" w:val="04A0"/>
+      </w:tblPr>
+      <w:tblGrid>
+        <w:gridCol w:w="2160"/>
+        <w:gridCol w:w="2160"/>
+        <w:gridCol w:w="2160"/>
+        <w:gridCol w:w="2160"/>
+      </w:tblGrid>
+      <w:tr>
+        <w:tc>
+          <w:tcPr>
+            <w:tcW w:type="dxa" w:w="2160"/>
+          </w:tcPr>
+          <w:p>
+            <w:r>
+              <w:rPr>
+                <w:b/>
+              </w:rPr>
+              <w:t>사항</w:t>
+            </w:r>
+          </w:p>
+        </w:tc>
+        <w:tc>
+          <w:tcPr>
+            <w:tcW w:type="dxa" w:w="2160"/>
+          </w:tcPr>
+          <w:p>
+            <w:r>
+              <w:rPr>
+                <w:b/>
+              </w:rPr>
+              <w:t>내용</w:t>
+            </w:r>
+          </w:p>
+        </w:tc>
+        <w:tc>
+          <w:tcPr>
+            <w:tcW w:type="dxa" w:w="2160"/>
+          </w:tcPr>
+          <w:p>
+            <w:r>
+              <w:rPr>
+                <w:b/>
+              </w:rPr>
+              <w:t>담당</w:t>
+            </w:r>
+          </w:p>
+        </w:tc>
+        <w:tc>
+          <w:tcPr>
+            <w:tcW w:type="dxa" w:w="2160"/>
+          </w:tcPr>
+          <w:p>
+            <w:r>
+              <w:rPr>
+                <w:b/>
+              </w:rPr>
+              <w:t>확인 기한</w:t>
+            </w:r>
+          </w:p>
+        </w:tc>
+      </w:tr>
+      <w:tr>
+        <w:tc>
+          <w:tcPr>
+            <w:tcW w:type="dxa" w:w="2160"/>
+          </w:tcPr>
+          <w:p>
+            <w:r>
+              <w:rPr>
+                <w:b w:val="0"/>
+              </w:rPr>
+              <w:t>현장 총괄</w:t>
+            </w:r>
+          </w:p>
+        </w:tc>
+        <w:tc>
+          <w:tcPr>
+            <w:tcW w:type="dxa" w:w="2160"/>
+          </w:tcPr>
+          <w:p>
+            <w:r>
+              <w:rPr>
+                <w:b w:val="0"/>
+              </w:rPr>
+              <w:t>활동 중단·대피·일정 변경 판단</w:t>
+            </w:r>
+          </w:p>
+        </w:tc>
+        <w:tc>
+          <w:tcPr>
+            <w:tcW w:type="dxa" w:w="2160"/>
+          </w:tcPr>
+          <w:p>
+            <w:r>
+              <w:rPr>
+                <w:b w:val="0"/>
+              </w:rPr>
+              <w:t>________</w:t>
+            </w:r>
+          </w:p>
+        </w:tc>
+        <w:tc>
+          <w:tcPr>
+            <w:tcW w:type="dxa" w:w="2160"/>
+          </w:tcPr>
+          <w:p>
+            <w:r>
+              <w:rPr>
+                <w:b w:val="0"/>
+              </w:rPr>
+              <w:t>________</w:t>
+            </w:r>
+          </w:p>
+        </w:tc>
+      </w:tr>
+      <w:tr>
+        <w:tc>
+          <w:tcPr>
+            <w:tcW w:type="dxa" w:w="2160"/>
+          </w:tcPr>
+          <w:p>
+            <w:r>
+              <w:rPr>
+                <w:b w:val="0"/>
+              </w:rPr>
+              <w:t>신고·현장 안내</w:t>
+            </w:r>
+          </w:p>
+        </w:tc>
+        <w:tc>
+          <w:tcPr>
+            <w:tcW w:type="dxa" w:w="2160"/>
+          </w:tcPr>
+          <w:p>
+            <w:r>
+              <w:rPr>
+                <w:b w:val="0"/>
+              </w:rPr>
+              <w:t>119 신고 및 응급차 진입 지점 안내</w:t>
+            </w:r>
+          </w:p>
+        </w:tc>
+        <w:tc>
+          <w:tcPr>
+            <w:tcW w:type="dxa" w:w="2160"/>
+          </w:tcPr>
+          <w:p>
+            <w:r>
+              <w:rPr>
+                <w:b w:val="0"/>
+              </w:rPr>
+              <w:t>________</w:t>
+            </w:r>
+          </w:p>
+        </w:tc>
+        <w:tc>
+          <w:tcPr>
+            <w:tcW w:type="dxa" w:w="2160"/>
+          </w:tcPr>
+          <w:p>
+            <w:r>
+              <w:rPr>
+                <w:b w:val="0"/>
+              </w:rPr>
+              <w:t>________</w:t>
+            </w:r>
+          </w:p>
+        </w:tc>
+      </w:tr>
+      <w:tr>
+        <w:tc>
+          <w:tcPr>
+            <w:tcW w:type="dxa" w:w="2160"/>
+          </w:tcPr>
+          <w:p>
+            <w:r>
+              <w:rPr>
+                <w:b w:val="0"/>
+              </w:rPr>
+              <w:t>보호자 연락·병원 동행</w:t>
+            </w:r>
+          </w:p>
+        </w:tc>
+        <w:tc>
+          <w:tcPr>
+            <w:tcW w:type="dxa" w:w="2160"/>
+          </w:tcPr>
+          <w:p>
+            <w:r>
+              <w:rPr>
+                <w:b w:val="0"/>
+              </w:rPr>
+              <w:t>별도 비공개 연락망 활용, 남은 참가자 돌봄 인력 유지</w:t>
+            </w:r>
+          </w:p>
+        </w:tc>
+        <w:tc>
+          <w:tcPr>
+            <w:tcW w:type="dxa" w:w="2160"/>
+          </w:tcPr>
+          <w:p>
+            <w:r>
+              <w:rPr>
+                <w:b w:val="0"/>
+              </w:rPr>
+              <w:t>________</w:t>
+            </w:r>
+          </w:p>
+        </w:tc>
+        <w:tc>
+          <w:tcPr>
+            <w:tcW w:type="dxa" w:w="2160"/>
+          </w:tcPr>
+          <w:p>
+            <w:r>
+              <w:rPr>
+                <w:b w:val="0"/>
+              </w:rPr>
+              <w:t>________</w:t>
+            </w:r>
+          </w:p>
+        </w:tc>
+      </w:tr>
+      <w:tr>
+        <w:tc>
+          <w:tcPr>
+            <w:tcW w:type="dxa" w:w="2160"/>
+          </w:tcPr>
+          <w:p>
+            <w:r>
+              <w:rPr>
+                <w:b w:val="0"/>
+              </w:rPr>
+              <w:t>응급의료기관 확인</w:t>
+            </w:r>
+          </w:p>
+        </w:tc>
+        <w:tc>
+          <w:tcPr>
+            <w:tcW w:type="dxa" w:w="2160"/>
+          </w:tcPr>
+          <w:p>
+            <w:r>
+              <w:rPr>
+                <w:b w:val="0"/>
+              </w:rPr>
+              <w:t>기관명: ________ / 이동시간: ________(확인 필요)</w:t>
+            </w:r>
+          </w:p>
+        </w:tc>
+        <w:tc>
+          <w:tcPr>
+            <w:tcW w:type="dxa" w:w="2160"/>
+          </w:tcPr>
+          <w:p>
+            <w:r>
+              <w:rPr>
+                <w:b w:val="0"/>
+              </w:rPr>
+              <w:t>________</w:t>
+            </w:r>
+          </w:p>
+        </w:tc>
+        <w:tc>
+          <w:tcPr>
+            <w:tcW w:type="dxa" w:w="2160"/>
+          </w:tcPr>
+          <w:p>
+            <w:r>
+              <w:rPr>
+                <w:b w:val="0"/>
+              </w:rPr>
+              <w:t>________</w:t>
+            </w:r>
+          </w:p>
+        </w:tc>
+      </w:tr>
+      <w:tr>
+        <w:tc>
+          <w:tcPr>
+            <w:tcW w:type="dxa" w:w="2160"/>
+          </w:tcPr>
+          <w:p>
+            <w:r>
+              <w:rPr>
+                <w:b w:val="0"/>
+              </w:rPr>
+              <w:t>진행 여부 안내</w:t>
+            </w:r>
+          </w:p>
+        </w:tc>
+        <w:tc>
+          <w:tcPr>
+            <w:tcW w:type="dxa" w:w="2160"/>
+          </w:tcPr>
+          <w:p>
+            <w:r>
+              <w:rPr>
+                <w:b w:val="0"/>
+              </w:rPr>
+              <w:t>최종 판단 시각: ________ / 안내 방법: ________</w:t>
+            </w:r>
+          </w:p>
+        </w:tc>
+        <w:tc>
+          <w:tcPr>
+            <w:tcW w:type="dxa" w:w="2160"/>
+          </w:tcPr>
+          <w:p>
+            <w:r>
+              <w:rPr>
+                <w:b w:val="0"/>
+              </w:rPr>
+              <w:t>________</w:t>
+            </w:r>
+          </w:p>
+        </w:tc>
+        <w:tc>
+          <w:tcPr>
+            <w:tcW w:type="dxa" w:w="2160"/>
+          </w:tcPr>
+          <w:p>
+            <w:r>
+              <w:rPr>
+                <w:b w:val="0"/>
+              </w:rPr>
+              <w:t>________</w:t>
+            </w:r>
+          </w:p>
+        </w:tc>
+      </w:tr>
+    </w:tbl>
+    <w:p/>
+    <w:p>
+      <w:r>
+        <w:rPr>
+          <w:b w:val="0"/>
+        </w:rPr>
+        <w:t>다. 보호자 연락처와 건강정보는 공개 계획서에 기재하지 않습니다. 별도 신청·회신서와 비공개 연락망으로 관리하며, 접근 담당은 ________, 보관 종료일은 ________, 파기 담당은 ________로 지정합니다.</w:t>
+      </w:r>
+    </w:p>
+    <w:p>
+      <w:pPr>
+        <w:pStyle w:val="Heading2"/>
+      </w:pPr>
+      <w:r>
+        <w:rPr>
+          <w:b w:val="0"/>
+        </w:rPr>
+        <w:t>6. 소요 예산 및 재원</w:t>
+      </w:r>
+    </w:p>
+    <w:p>
+      <w:r>
+        <w:rPr>
+          <w:b w:val="0"/>
+        </w:rPr>
+        <w:t>가. 예산 내역</w:t>
+      </w:r>
+    </w:p>
+    <w:p>
+      <w:r>
+        <w:rPr>
+          <w:b w:val="0"/>
+        </w:rPr>
+        <w:t>(단위: 원)</w:t>
+      </w:r>
+    </w:p>
+    <w:tbl>
+      <w:tblPr>
+        <w:tblStyle w:val="TableGrid"/>
+        <w:tblW w:type="auto" w:w="0"/>
+        <w:tblLook w:firstColumn="1" w:firstRow="1" w:lastColumn="0" w:lastRow="0" w:noHBand="0" w:noVBand="1" w:val="04A0"/>
+      </w:tblPr>
+      <w:tblGrid>
+        <w:gridCol w:w="2160"/>
+        <w:gridCol w:w="2160"/>
+        <w:gridCol w:w="2160"/>
+        <w:gridCol w:w="2160"/>
+      </w:tblGrid>
+      <w:tr>
+        <w:tc>
+          <w:tcPr>
+            <w:tcW w:type="dxa" w:w="2160"/>
+          </w:tcPr>
+          <w:p>
+            <w:r>
+              <w:rPr>
+                <w:b/>
+              </w:rPr>
+              <w:t>항목</w:t>
+            </w:r>
+          </w:p>
+        </w:tc>
+        <w:tc>
+          <w:tcPr>
+            <w:tcW w:type="dxa" w:w="2160"/>
+          </w:tcPr>
+          <w:p>
+            <w:r>
+              <w:rPr>
+                <w:b/>
+              </w:rPr>
+              <w:t>산출근거</w:t>
+            </w:r>
+          </w:p>
+        </w:tc>
+        <w:tc>
+          <w:tcPr>
+            <w:tcW w:type="dxa" w:w="2160"/>
+          </w:tcPr>
+          <w:p>
+            <w:r>
+              <w:rPr>
+                <w:b/>
+              </w:rPr>
+              <w:t>금액</w:t>
+            </w:r>
+          </w:p>
+        </w:tc>
+        <w:tc>
+          <w:tcPr>
+            <w:tcW w:type="dxa" w:w="2160"/>
+          </w:tcPr>
+          <w:p>
+            <w:r>
+              <w:rPr>
+                <w:b/>
+              </w:rPr>
+              <w:t>재원</w:t>
+            </w:r>
+          </w:p>
+        </w:tc>
+      </w:tr>
+      <w:tr>
+        <w:tc>
+          <w:tcPr>
+            <w:tcW w:type="dxa" w:w="2160"/>
+          </w:tcPr>
+          <w:p>
+            <w:r>
+              <w:rPr>
+                <w:b w:val="0"/>
+              </w:rPr>
+              <w:t>차량 임차료</w:t>
+            </w:r>
+          </w:p>
+        </w:tc>
+        <w:tc>
+          <w:tcPr>
+            <w:tcW w:type="dxa" w:w="2160"/>
+          </w:tcPr>
+          <w:p>
+            <w:r>
+              <w:rPr>
+                <w:b w:val="0"/>
+              </w:rPr>
+              <w:t>________원 × ________대</w:t>
+            </w:r>
+          </w:p>
+        </w:tc>
+        <w:tc>
+          <w:tcPr>
+            <w:tcW w:type="dxa" w:w="2160"/>
+          </w:tcPr>
+          <w:p>
+            <w:r>
+              <w:rPr>
+                <w:b w:val="0"/>
+              </w:rPr>
+              <w:t>________</w:t>
+            </w:r>
+          </w:p>
+        </w:tc>
+        <w:tc>
+          <w:tcPr>
+            <w:tcW w:type="dxa" w:w="2160"/>
+          </w:tcPr>
+          <w:p>
+            <w:r>
+              <w:rPr>
+                <w:b w:val="0"/>
+              </w:rPr>
+              <w:t>________</w:t>
+            </w:r>
+          </w:p>
+        </w:tc>
+      </w:tr>
+      <w:tr>
+        <w:tc>
+          <w:tcPr>
+            <w:tcW w:type="dxa" w:w="2160"/>
+          </w:tcPr>
+          <w:p>
+            <w:r>
+              <w:rPr>
+                <w:b w:val="0"/>
+              </w:rPr>
+              <w:t>식비</w:t>
+            </w:r>
+          </w:p>
+        </w:tc>
+        <w:tc>
+          <w:tcPr>
+            <w:tcW w:type="dxa" w:w="2160"/>
+          </w:tcPr>
+          <w:p>
+            <w:r>
+              <w:rPr>
+                <w:b w:val="0"/>
+              </w:rPr>
+              <w:t>________원 × ________명</w:t>
+            </w:r>
+          </w:p>
+        </w:tc>
+        <w:tc>
+          <w:tcPr>
+            <w:tcW w:type="dxa" w:w="2160"/>
+          </w:tcPr>
+          <w:p>
+            <w:r>
+              <w:rPr>
+                <w:b w:val="0"/>
+              </w:rPr>
+              <w:t>________</w:t>
+            </w:r>
+          </w:p>
+        </w:tc>
+        <w:tc>
+          <w:tcPr>
+            <w:tcW w:type="dxa" w:w="2160"/>
+          </w:tcPr>
+          <w:p>
+            <w:r>
+              <w:rPr>
+                <w:b w:val="0"/>
+              </w:rPr>
+              <w:t>________</w:t>
+            </w:r>
+          </w:p>
+        </w:tc>
+      </w:tr>
+      <w:tr>
+        <w:tc>
+          <w:tcPr>
+            <w:tcW w:type="dxa" w:w="2160"/>
+          </w:tcPr>
+          <w:p>
+            <w:r>
+              <w:rPr>
+                <w:b w:val="0"/>
+              </w:rPr>
+              <w:t>간식·음료비</w:t>
+            </w:r>
+          </w:p>
+        </w:tc>
+        <w:tc>
+          <w:tcPr>
+            <w:tcW w:type="dxa" w:w="2160"/>
+          </w:tcPr>
+          <w:p>
+            <w:r>
+              <w:rPr>
+                <w:b w:val="0"/>
+              </w:rPr>
+              <w:t>________원 × ________명</w:t>
+            </w:r>
+          </w:p>
+        </w:tc>
+        <w:tc>
+          <w:tcPr>
+            <w:tcW w:type="dxa" w:w="2160"/>
+          </w:tcPr>
+          <w:p>
+            <w:r>
+              <w:rPr>
+                <w:b w:val="0"/>
+              </w:rPr>
+              <w:t>________</w:t>
+            </w:r>
+          </w:p>
+        </w:tc>
+        <w:tc>
+          <w:tcPr>
+            <w:tcW w:type="dxa" w:w="2160"/>
+          </w:tcPr>
+          <w:p>
+            <w:r>
+              <w:rPr>
+                <w:b w:val="0"/>
+              </w:rPr>
+              <w:t>________</w:t>
+            </w:r>
+          </w:p>
+        </w:tc>
+      </w:tr>
+      <w:tr>
+        <w:tc>
+          <w:tcPr>
+            <w:tcW w:type="dxa" w:w="2160"/>
+          </w:tcPr>
+          <w:p>
+            <w:r>
+              <w:rPr>
+                <w:b w:val="0"/>
+              </w:rPr>
+              <w:t>입장·시설 이용료</w:t>
+            </w:r>
+          </w:p>
+        </w:tc>
+        <w:tc>
+          <w:tcPr>
+            <w:tcW w:type="dxa" w:w="2160"/>
+          </w:tcPr>
+          <w:p>
+            <w:r>
+              <w:rPr>
+                <w:b w:val="0"/>
+              </w:rPr>
+              <w:t>________원 × ________명</w:t>
+            </w:r>
+          </w:p>
+        </w:tc>
+        <w:tc>
+          <w:tcPr>
+            <w:tcW w:type="dxa" w:w="2160"/>
+          </w:tcPr>
+          <w:p>
+            <w:r>
+              <w:rPr>
+                <w:b w:val="0"/>
+              </w:rPr>
+              <w:t>________</w:t>
+            </w:r>
+          </w:p>
+        </w:tc>
+        <w:tc>
+          <w:tcPr>
+            <w:tcW w:type="dxa" w:w="2160"/>
+          </w:tcPr>
+          <w:p>
+            <w:r>
+              <w:rPr>
+                <w:b w:val="0"/>
+              </w:rPr>
+              <w:t>________</w:t>
+            </w:r>
+          </w:p>
+        </w:tc>
+      </w:tr>
+      <w:tr>
+        <w:tc>
+          <w:tcPr>
+            <w:tcW w:type="dxa" w:w="2160"/>
+          </w:tcPr>
+          <w:p>
+            <w:r>
+              <w:rPr>
+                <w:b w:val="0"/>
+              </w:rPr>
+              <w:t>보험료</w:t>
+            </w:r>
+          </w:p>
+        </w:tc>
+        <w:tc>
+          <w:tcPr>
+            <w:tcW w:type="dxa" w:w="2160"/>
+          </w:tcPr>
+          <w:p>
+            <w:r>
+              <w:rPr>
+                <w:b w:val="0"/>
+              </w:rPr>
+              <w:t>________원 × ________명</w:t>
+            </w:r>
+          </w:p>
+        </w:tc>
+        <w:tc>
+          <w:tcPr>
+            <w:tcW w:type="dxa" w:w="2160"/>
+          </w:tcPr>
+          <w:p>
+            <w:r>
+              <w:rPr>
+                <w:b w:val="0"/>
+              </w:rPr>
+              <w:t>________</w:t>
+            </w:r>
+          </w:p>
+        </w:tc>
+        <w:tc>
+          <w:tcPr>
+            <w:tcW w:type="dxa" w:w="2160"/>
+          </w:tcPr>
+          <w:p>
+            <w:r>
+              <w:rPr>
+                <w:b w:val="0"/>
+              </w:rPr>
+              <w:t>________</w:t>
+            </w:r>
+          </w:p>
+        </w:tc>
+      </w:tr>
+      <w:tr>
+        <w:tc>
+          <w:tcPr>
+            <w:tcW w:type="dxa" w:w="2160"/>
+          </w:tcPr>
+          <w:p>
+            <w:r>
+              <w:rPr>
+                <w:b w:val="0"/>
+              </w:rPr>
+              <w:t>안전·운영 물품비</w:t>
+            </w:r>
+          </w:p>
+        </w:tc>
+        <w:tc>
+          <w:tcPr>
+            <w:tcW w:type="dxa" w:w="2160"/>
+          </w:tcPr>
+          <w:p>
+            <w:r>
+              <w:rPr>
+                <w:b w:val="0"/>
+              </w:rPr>
+              <w:t>________원 × ________개</w:t>
+            </w:r>
+          </w:p>
+        </w:tc>
+        <w:tc>
+          <w:tcPr>
+            <w:tcW w:type="dxa" w:w="2160"/>
+          </w:tcPr>
+          <w:p>
+            <w:r>
+              <w:rPr>
+                <w:b w:val="0"/>
+              </w:rPr>
+              <w:t>________</w:t>
+            </w:r>
+          </w:p>
+        </w:tc>
+        <w:tc>
+          <w:tcPr>
+            <w:tcW w:type="dxa" w:w="2160"/>
+          </w:tcPr>
+          <w:p>
+            <w:r>
+              <w:rPr>
+                <w:b w:val="0"/>
+              </w:rPr>
+              <w:t>________</w:t>
+            </w:r>
+          </w:p>
+        </w:tc>
+      </w:tr>
+      <w:tr>
+        <w:tc>
+          <w:tcPr>
+            <w:tcW w:type="dxa" w:w="2160"/>
+          </w:tcPr>
+          <w:p>
+            <w:r>
+              <w:rPr>
+                <w:b w:val="0"/>
+              </w:rPr>
+              <w:t>예비비</w:t>
+            </w:r>
+          </w:p>
+        </w:tc>
+        <w:tc>
+          <w:tcPr>
+            <w:tcW w:type="dxa" w:w="2160"/>
+          </w:tcPr>
+          <w:p>
+            <w:r>
+              <w:rPr>
+                <w:b w:val="0"/>
+              </w:rPr>
+              <w:t>________원 × 1식</w:t>
+            </w:r>
+          </w:p>
+        </w:tc>
+        <w:tc>
+          <w:tcPr>
+            <w:tcW w:type="dxa" w:w="2160"/>
+          </w:tcPr>
+          <w:p>
+            <w:r>
+              <w:rPr>
+                <w:b w:val="0"/>
+              </w:rPr>
+              <w:t>________</w:t>
+            </w:r>
+          </w:p>
+        </w:tc>
+        <w:tc>
+          <w:tcPr>
+            <w:tcW w:type="dxa" w:w="2160"/>
+          </w:tcPr>
+          <w:p>
+            <w:r>
+              <w:rPr>
+                <w:b w:val="0"/>
+              </w:rPr>
+              <w:t>________</w:t>
+            </w:r>
+          </w:p>
+        </w:tc>
+      </w:tr>
+      <w:tr>
+        <w:tc>
+          <w:tcPr>
+            <w:tcW w:type="dxa" w:w="2160"/>
+          </w:tcPr>
+          <w:p>
+            <w:r>
+              <w:rPr>
+                <w:b w:val="0"/>
+              </w:rPr>
+              <w:t>합계</w:t>
+            </w:r>
+          </w:p>
+        </w:tc>
+        <w:tc>
+          <w:tcPr>
+            <w:tcW w:type="dxa" w:w="2160"/>
+          </w:tcPr>
+          <w:p/>
+        </w:tc>
+        <w:tc>
+          <w:tcPr>
+            <w:tcW w:type="dxa" w:w="2160"/>
+          </w:tcPr>
+          <w:p>
+            <w:r>
+              <w:rPr>
+                <w:b w:val="0"/>
+              </w:rPr>
+              <w:t>________</w:t>
+            </w:r>
+          </w:p>
+        </w:tc>
+        <w:tc>
+          <w:tcPr>
+            <w:tcW w:type="dxa" w:w="2160"/>
+          </w:tcPr>
+          <w:p>
+            <w:r>
+              <w:rPr>
+                <w:b w:val="0"/>
+              </w:rPr>
+              <w:t>________</w:t>
+            </w:r>
+          </w:p>
+        </w:tc>
+      </w:tr>
+    </w:tbl>
+    <w:p/>
+    <w:p>
+      <w:r>
+        <w:rPr>
+          <w:b w:val="0"/>
+        </w:rPr>
+        <w:t>총액: 금________원(금________)</w:t>
+      </w:r>
+    </w:p>
+    <w:p>
+      <w:r>
+        <w:rPr>
+          <w:b w:val="0"/>
+        </w:rPr>
+        <w:t>나. 집행 및 정산 관리</w:t>
+      </w:r>
+    </w:p>
+    <w:tbl>
+      <w:tblPr>
+        <w:tblStyle w:val="TableGrid"/>
+        <w:tblW w:type="auto" w:w="0"/>
+        <w:tblLook w:firstColumn="1" w:firstRow="1" w:lastColumn="0" w:lastRow="0" w:noHBand="0" w:noVBand="1" w:val="04A0"/>
+      </w:tblPr>
+      <w:tblGrid>
+        <w:gridCol w:w="2160"/>
+        <w:gridCol w:w="2160"/>
+        <w:gridCol w:w="2160"/>
+        <w:gridCol w:w="2160"/>
+      </w:tblGrid>
+      <w:tr>
+        <w:tc>
+          <w:tcPr>
+            <w:tcW w:type="dxa" w:w="2160"/>
+          </w:tcPr>
+          <w:p>
+            <w:r>
+              <w:rPr>
+                <w:b/>
+              </w:rPr>
+              <w:t>실행 사항</w:t>
+            </w:r>
+          </w:p>
+        </w:tc>
+        <w:tc>
+          <w:tcPr>
+            <w:tcW w:type="dxa" w:w="2160"/>
+          </w:tcPr>
+          <w:p>
+            <w:r>
+              <w:rPr>
+                <w:b/>
+              </w:rPr>
+              <w:t>담당</w:t>
+            </w:r>
+          </w:p>
+        </w:tc>
+        <w:tc>
+          <w:tcPr>
+            <w:tcW w:type="dxa" w:w="2160"/>
+          </w:tcPr>
+          <w:p>
+            <w:r>
+              <w:rPr>
+                <w:b/>
+              </w:rPr>
+              <w:t>기한</w:t>
+            </w:r>
+          </w:p>
+        </w:tc>
+        <w:tc>
+          <w:tcPr>
+            <w:tcW w:type="dxa" w:w="2160"/>
+          </w:tcPr>
+          <w:p>
+            <w:r>
+              <w:rPr>
+                <w:b/>
+              </w:rPr>
+              <w:t>확인자</w:t>
+            </w:r>
+          </w:p>
+        </w:tc>
+      </w:tr>
+      <w:tr>
+        <w:tc>
+          <w:tcPr>
+            <w:tcW w:type="dxa" w:w="2160"/>
+          </w:tcPr>
+          <w:p>
+            <w:r>
+              <w:rPr>
+                <w:b w:val="0"/>
+              </w:rPr>
+              <w:t>지출 전 예산·집행 승인 및 초과·변경 지출 사전 승인</w:t>
+            </w:r>
+          </w:p>
+        </w:tc>
+        <w:tc>
+          <w:tcPr>
+            <w:tcW w:type="dxa" w:w="2160"/>
+          </w:tcPr>
+          <w:p>
+            <w:r>
+              <w:rPr>
+                <w:b w:val="0"/>
+              </w:rPr>
+              <w:t>________</w:t>
+            </w:r>
+          </w:p>
+        </w:tc>
+        <w:tc>
+          <w:tcPr>
+            <w:tcW w:type="dxa" w:w="2160"/>
+          </w:tcPr>
+          <w:p>
+            <w:r>
+              <w:rPr>
+                <w:b w:val="0"/>
+              </w:rPr>
+              <w:t>________</w:t>
+            </w:r>
+          </w:p>
+        </w:tc>
+        <w:tc>
+          <w:tcPr>
+            <w:tcW w:type="dxa" w:w="2160"/>
+          </w:tcPr>
+          <w:p>
+            <w:r>
+              <w:rPr>
+                <w:b w:val="0"/>
+              </w:rPr>
+              <w:t>________</w:t>
+            </w:r>
+          </w:p>
+        </w:tc>
+      </w:tr>
+      <w:tr>
+        <w:tc>
+          <w:tcPr>
+            <w:tcW w:type="dxa" w:w="2160"/>
+          </w:tcPr>
+          <w:p>
+            <w:r>
+              <w:rPr>
+                <w:b w:val="0"/>
+              </w:rPr>
+              <w:t>교회 명의 계좌·승인된 결제수단 사용, 개인 계좌와 혼용 금지</w:t>
+            </w:r>
+          </w:p>
+        </w:tc>
+        <w:tc>
+          <w:tcPr>
+            <w:tcW w:type="dxa" w:w="2160"/>
+          </w:tcPr>
+          <w:p>
+            <w:r>
+              <w:rPr>
+                <w:b w:val="0"/>
+              </w:rPr>
+              <w:t>________</w:t>
+            </w:r>
+          </w:p>
+        </w:tc>
+        <w:tc>
+          <w:tcPr>
+            <w:tcW w:type="dxa" w:w="2160"/>
+          </w:tcPr>
+          <w:p>
+            <w:r>
+              <w:rPr>
+                <w:b w:val="0"/>
+              </w:rPr>
+              <w:t>________</w:t>
+            </w:r>
+          </w:p>
+        </w:tc>
+        <w:tc>
+          <w:tcPr>
+            <w:tcW w:type="dxa" w:w="2160"/>
+          </w:tcPr>
+          <w:p>
+            <w:r>
+              <w:rPr>
+                <w:b w:val="0"/>
+              </w:rPr>
+              <w:t>________</w:t>
+            </w:r>
+          </w:p>
+        </w:tc>
+      </w:tr>
+      <w:tr>
+        <w:tc>
+          <w:tcPr>
+            <w:tcW w:type="dxa" w:w="2160"/>
+          </w:tcPr>
+          <w:p>
+            <w:r>
+              <w:rPr>
+                <w:b w:val="0"/>
+              </w:rPr>
+              <w:t>거래별 일자·사용처·목적·금액 기록 및 영수증 번호 연결</w:t>
+            </w:r>
+          </w:p>
+        </w:tc>
+        <w:tc>
+          <w:tcPr>
+            <w:tcW w:type="dxa" w:w="2160"/>
+          </w:tcPr>
+          <w:p>
+            <w:r>
+              <w:rPr>
+                <w:b w:val="0"/>
+              </w:rPr>
+              <w:t>________</w:t>
+            </w:r>
+          </w:p>
+        </w:tc>
+        <w:tc>
+          <w:tcPr>
+            <w:tcW w:type="dxa" w:w="2160"/>
+          </w:tcPr>
+          <w:p>
+            <w:r>
+              <w:rPr>
+                <w:b w:val="0"/>
+              </w:rPr>
+              <w:t>________</w:t>
+            </w:r>
+          </w:p>
+        </w:tc>
+        <w:tc>
+          <w:tcPr>
+            <w:tcW w:type="dxa" w:w="2160"/>
+          </w:tcPr>
+          <w:p>
+            <w:r>
+              <w:rPr>
+                <w:b w:val="0"/>
+              </w:rPr>
+              <w:t>________</w:t>
+            </w:r>
+          </w:p>
+        </w:tc>
+      </w:tr>
+      <w:tr>
+        <w:tc>
+          <w:tcPr>
+            <w:tcW w:type="dxa" w:w="2160"/>
+          </w:tcPr>
+          <w:p>
+            <w:r>
+              <w:rPr>
+                <w:b w:val="0"/>
+              </w:rPr>
+              <w:t>현금 수납·잔액은 두 사람이 함께 계수하고 각각 서명</w:t>
+            </w:r>
+          </w:p>
+        </w:tc>
+        <w:tc>
+          <w:tcPr>
+            <w:tcW w:type="dxa" w:w="2160"/>
+          </w:tcPr>
+          <w:p>
+            <w:r>
+              <w:rPr>
+                <w:b w:val="0"/>
+              </w:rPr>
+              <w:t>________</w:t>
+            </w:r>
+          </w:p>
+        </w:tc>
+        <w:tc>
+          <w:tcPr>
+            <w:tcW w:type="dxa" w:w="2160"/>
+          </w:tcPr>
+          <w:p>
+            <w:r>
+              <w:rPr>
+                <w:b w:val="0"/>
+              </w:rPr>
+              <w:t>________</w:t>
+            </w:r>
+          </w:p>
+        </w:tc>
+        <w:tc>
+          <w:tcPr>
+            <w:tcW w:type="dxa" w:w="2160"/>
+          </w:tcPr>
+          <w:p>
+            <w:r>
+              <w:rPr>
+                <w:b w:val="0"/>
+              </w:rPr>
+              <w:t>________</w:t>
+            </w:r>
+          </w:p>
+        </w:tc>
+      </w:tr>
+      <w:tr>
+        <w:tc>
+          <w:tcPr>
+            <w:tcW w:type="dxa" w:w="2160"/>
+          </w:tcPr>
+          <w:p>
+            <w:r>
+              <w:rPr>
+                <w:b w:val="0"/>
+              </w:rPr>
+              <w:t>집행자 외 다른 사람의 증빙·잔액 대조 확인</w:t>
+            </w:r>
+          </w:p>
+        </w:tc>
+        <w:tc>
+          <w:tcPr>
+            <w:tcW w:type="dxa" w:w="2160"/>
+          </w:tcPr>
+          <w:p>
+            <w:r>
+              <w:rPr>
+                <w:b w:val="0"/>
+              </w:rPr>
+              <w:t>________</w:t>
+            </w:r>
+          </w:p>
+        </w:tc>
+        <w:tc>
+          <w:tcPr>
+            <w:tcW w:type="dxa" w:w="2160"/>
+          </w:tcPr>
+          <w:p>
+            <w:r>
+              <w:rPr>
+                <w:b w:val="0"/>
+              </w:rPr>
+              <w:t>________</w:t>
+            </w:r>
+          </w:p>
+        </w:tc>
+        <w:tc>
+          <w:tcPr>
+            <w:tcW w:type="dxa" w:w="2160"/>
+          </w:tcPr>
+          <w:p>
+            <w:r>
+              <w:rPr>
+                <w:b w:val="0"/>
+              </w:rPr>
+              <w:t>________</w:t>
+            </w:r>
+          </w:p>
+        </w:tc>
+      </w:tr>
+      <w:tr>
+        <w:tc>
+          <w:tcPr>
+            <w:tcW w:type="dxa" w:w="2160"/>
+          </w:tcPr>
+          <w:p>
+            <w:r>
+              <w:rPr>
+                <w:b w:val="0"/>
+              </w:rPr>
+              <w:t>행사별 정산 및 해당 월 재정보고 반영</w:t>
+            </w:r>
+          </w:p>
+        </w:tc>
+        <w:tc>
+          <w:tcPr>
+            <w:tcW w:type="dxa" w:w="2160"/>
+          </w:tcPr>
+          <w:p>
+            <w:r>
+              <w:rPr>
+                <w:b w:val="0"/>
+              </w:rPr>
+              <w:t>________</w:t>
+            </w:r>
+          </w:p>
+        </w:tc>
+        <w:tc>
+          <w:tcPr>
+            <w:tcW w:type="dxa" w:w="2160"/>
+          </w:tcPr>
+          <w:p>
+            <w:r>
+              <w:rPr>
+                <w:b w:val="0"/>
+              </w:rPr>
+              <w:t>________</w:t>
+            </w:r>
+          </w:p>
+        </w:tc>
+        <w:tc>
+          <w:tcPr>
+            <w:tcW w:type="dxa" w:w="2160"/>
+          </w:tcPr>
+          <w:p>
+            <w:r>
+              <w:rPr>
+                <w:b w:val="0"/>
+              </w:rPr>
+              <w:t>________</w:t>
+            </w:r>
+          </w:p>
+        </w:tc>
+      </w:tr>
+    </w:tbl>
+    <w:p/>
+    <w:p>
+      <w:pPr>
+        <w:pStyle w:val="Heading2"/>
+      </w:pPr>
+      <w:r>
+        <w:rPr>
+          <w:b w:val="0"/>
+        </w:rPr>
+        <w:t>7. 기대 효과 및 평가 방법</w:t>
+      </w:r>
+    </w:p>
+    <w:tbl>
+      <w:tblPr>
+        <w:tblStyle w:val="TableGrid"/>
+        <w:tblW w:type="auto" w:w="0"/>
+        <w:tblLook w:firstColumn="1" w:firstRow="1" w:lastColumn="0" w:lastRow="0" w:noHBand="0" w:noVBand="1" w:val="04A0"/>
+      </w:tblPr>
+      <w:tblGrid>
+        <w:gridCol w:w="1728"/>
+        <w:gridCol w:w="1728"/>
+        <w:gridCol w:w="1728"/>
+        <w:gridCol w:w="1728"/>
+        <w:gridCol w:w="1728"/>
+      </w:tblGrid>
+      <w:tr>
+        <w:tc>
+          <w:tcPr>
+            <w:tcW w:type="dxa" w:w="1728"/>
+          </w:tcPr>
+          <w:p>
+            <w:r>
+              <w:rPr>
+                <w:b/>
+              </w:rPr>
+              <w:t>구분</w:t>
+            </w:r>
+          </w:p>
+        </w:tc>
+        <w:tc>
+          <w:tcPr>
+            <w:tcW w:type="dxa" w:w="1728"/>
+          </w:tcPr>
+          <w:p>
+            <w:r>
+              <w:rPr>
+                <w:b/>
+              </w:rPr>
+              <w:t>기대 효과·평가 내용</w:t>
+            </w:r>
+          </w:p>
+        </w:tc>
+        <w:tc>
+          <w:tcPr>
+            <w:tcW w:type="dxa" w:w="1728"/>
+          </w:tcPr>
+          <w:p>
+            <w:r>
+              <w:rPr>
+                <w:b/>
+              </w:rPr>
+              <w:t>확인 자료</w:t>
+            </w:r>
+          </w:p>
+        </w:tc>
+        <w:tc>
+          <w:tcPr>
+            <w:tcW w:type="dxa" w:w="1728"/>
+          </w:tcPr>
+          <w:p>
+            <w:r>
+              <w:rPr>
+                <w:b/>
+              </w:rPr>
+              <w:t>담당</w:t>
+            </w:r>
+          </w:p>
+        </w:tc>
+        <w:tc>
+          <w:tcPr>
+            <w:tcW w:type="dxa" w:w="1728"/>
+          </w:tcPr>
+          <w:p>
+            <w:r>
+              <w:rPr>
+                <w:b/>
+              </w:rPr>
+              <w:t>기한</w:t>
+            </w:r>
+          </w:p>
+        </w:tc>
+      </w:tr>
+      <w:tr>
+        <w:tc>
+          <w:tcPr>
+            <w:tcW w:type="dxa" w:w="1728"/>
+          </w:tcPr>
+          <w:p>
+            <w:r>
+              <w:rPr>
+                <w:b w:val="0"/>
+              </w:rPr>
+              <w:t>신앙적 효과</w:t>
+            </w:r>
+          </w:p>
+        </w:tc>
+        <w:tc>
+          <w:tcPr>
+            <w:tcW w:type="dxa" w:w="1728"/>
+          </w:tcPr>
+          <w:p>
+            <w:r>
+              <w:rPr>
+                <w:b w:val="0"/>
+              </w:rPr>
+              <w:t>존중과 돌봄을 경험하고 교제의 기회를 가짐</w:t>
+            </w:r>
+          </w:p>
+        </w:tc>
+        <w:tc>
+          <w:tcPr>
+            <w:tcW w:type="dxa" w:w="1728"/>
+          </w:tcPr>
+          <w:p>
+            <w:r>
+              <w:rPr>
+                <w:b w:val="0"/>
+              </w:rPr>
+              <w:t>자율적인 소감 나눔</w:t>
+            </w:r>
+          </w:p>
+        </w:tc>
+        <w:tc>
+          <w:tcPr>
+            <w:tcW w:type="dxa" w:w="1728"/>
+          </w:tcPr>
+          <w:p>
+            <w:r>
+              <w:rPr>
+                <w:b w:val="0"/>
+              </w:rPr>
+              <w:t>________</w:t>
+            </w:r>
+          </w:p>
+        </w:tc>
+        <w:tc>
+          <w:tcPr>
+            <w:tcW w:type="dxa" w:w="1728"/>
+          </w:tcPr>
+          <w:p>
+            <w:r>
+              <w:rPr>
+                <w:b w:val="0"/>
+              </w:rPr>
+              <w:t>________</w:t>
+            </w:r>
+          </w:p>
+        </w:tc>
+      </w:tr>
+      <w:tr>
+        <w:tc>
+          <w:tcPr>
+            <w:tcW w:type="dxa" w:w="1728"/>
+          </w:tcPr>
+          <w:p>
+            <w:r>
+              <w:rPr>
+                <w:b w:val="0"/>
+              </w:rPr>
+              <w:t>참여·지원</w:t>
+            </w:r>
+          </w:p>
+        </w:tc>
+        <w:tc>
+          <w:tcPr>
+            <w:tcW w:type="dxa" w:w="1728"/>
+          </w:tcPr>
+          <w:p>
+            <w:r>
+              <w:rPr>
+                <w:b w:val="0"/>
+              </w:rPr>
+              <w:t>실제 참가 인원, 동행 배정 및 귀가 확인 완료 여부 평가</w:t>
+            </w:r>
+          </w:p>
+        </w:tc>
+        <w:tc>
+          <w:tcPr>
+            <w:tcW w:type="dxa" w:w="1728"/>
+          </w:tcPr>
+          <w:p>
+            <w:r>
+              <w:rPr>
+                <w:b w:val="0"/>
+              </w:rPr>
+              <w:t>인원 확인표·동행 기록</w:t>
+            </w:r>
+          </w:p>
+        </w:tc>
+        <w:tc>
+          <w:tcPr>
+            <w:tcW w:type="dxa" w:w="1728"/>
+          </w:tcPr>
+          <w:p>
+            <w:r>
+              <w:rPr>
+                <w:b w:val="0"/>
+              </w:rPr>
+              <w:t>________</w:t>
+            </w:r>
+          </w:p>
+        </w:tc>
+        <w:tc>
+          <w:tcPr>
+            <w:tcW w:type="dxa" w:w="1728"/>
+          </w:tcPr>
+          <w:p>
+            <w:r>
+              <w:rPr>
+                <w:b w:val="0"/>
+              </w:rPr>
+              <w:t>________</w:t>
+            </w:r>
+          </w:p>
+        </w:tc>
+      </w:tr>
+      <w:tr>
+        <w:tc>
+          <w:tcPr>
+            <w:tcW w:type="dxa" w:w="1728"/>
+          </w:tcPr>
+          <w:p>
+            <w:r>
+              <w:rPr>
+                <w:b w:val="0"/>
+              </w:rPr>
+              <w:t>운영·안전</w:t>
+            </w:r>
+          </w:p>
+        </w:tc>
+        <w:tc>
+          <w:tcPr>
+            <w:tcW w:type="dxa" w:w="1728"/>
+          </w:tcPr>
+          <w:p>
+            <w:r>
+              <w:rPr>
+                <w:b w:val="0"/>
+              </w:rPr>
+              <w:t>이동·식사·휴식의 적절성과 사고·불편·조치사항 점검</w:t>
+            </w:r>
+          </w:p>
+        </w:tc>
+        <w:tc>
+          <w:tcPr>
+            <w:tcW w:type="dxa" w:w="1728"/>
+          </w:tcPr>
+          <w:p>
+            <w:r>
+              <w:rPr>
+                <w:b w:val="0"/>
+              </w:rPr>
+              <w:t>점검표·운영 기록</w:t>
+            </w:r>
+          </w:p>
+        </w:tc>
+        <w:tc>
+          <w:tcPr>
+            <w:tcW w:type="dxa" w:w="1728"/>
+          </w:tcPr>
+          <w:p>
+            <w:r>
+              <w:rPr>
+                <w:b w:val="0"/>
+              </w:rPr>
+              <w:t>________</w:t>
+            </w:r>
+          </w:p>
+        </w:tc>
+        <w:tc>
+          <w:tcPr>
+            <w:tcW w:type="dxa" w:w="1728"/>
+          </w:tcPr>
+          <w:p>
+            <w:r>
+              <w:rPr>
+                <w:b w:val="0"/>
+              </w:rPr>
+              <w:t>________</w:t>
+            </w:r>
+          </w:p>
+        </w:tc>
+      </w:tr>
+      <w:tr>
+        <w:tc>
+          <w:tcPr>
+            <w:tcW w:type="dxa" w:w="1728"/>
+          </w:tcPr>
+          <w:p>
+            <w:r>
+              <w:rPr>
+                <w:b w:val="0"/>
+              </w:rPr>
+              <w:t>재정</w:t>
+            </w:r>
+          </w:p>
+        </w:tc>
+        <w:tc>
+          <w:tcPr>
+            <w:tcW w:type="dxa" w:w="1728"/>
+          </w:tcPr>
+          <w:p>
+            <w:r>
+              <w:rPr>
+                <w:b w:val="0"/>
+              </w:rPr>
+              <w:t>예산 대비 집행액과 차이 사유, 증빙 누락 여부 확인</w:t>
+            </w:r>
+          </w:p>
+        </w:tc>
+        <w:tc>
+          <w:tcPr>
+            <w:tcW w:type="dxa" w:w="1728"/>
+          </w:tcPr>
+          <w:p>
+            <w:r>
+              <w:rPr>
+                <w:b w:val="0"/>
+              </w:rPr>
+              <w:t>정산서·증빙 목록</w:t>
+            </w:r>
+          </w:p>
+        </w:tc>
+        <w:tc>
+          <w:tcPr>
+            <w:tcW w:type="dxa" w:w="1728"/>
+          </w:tcPr>
+          <w:p>
+            <w:r>
+              <w:rPr>
+                <w:b w:val="0"/>
+              </w:rPr>
+              <w:t>________</w:t>
+            </w:r>
+          </w:p>
+        </w:tc>
+        <w:tc>
+          <w:tcPr>
+            <w:tcW w:type="dxa" w:w="1728"/>
+          </w:tcPr>
+          <w:p>
+            <w:r>
+              <w:rPr>
+                <w:b w:val="0"/>
+              </w:rPr>
+              <w:t>________</w:t>
+            </w:r>
+          </w:p>
+        </w:tc>
+      </w:tr>
+      <w:tr>
+        <w:tc>
+          <w:tcPr>
+            <w:tcW w:type="dxa" w:w="1728"/>
+          </w:tcPr>
+          <w:p>
+            <w:r>
+              <w:rPr>
+                <w:b w:val="0"/>
+              </w:rPr>
+              <w:t>개선</w:t>
+            </w:r>
+          </w:p>
+        </w:tc>
+        <w:tc>
+          <w:tcPr>
+            <w:tcW w:type="dxa" w:w="1728"/>
+          </w:tcPr>
+          <w:p>
+            <w:r>
+              <w:rPr>
+                <w:b w:val="0"/>
+              </w:rPr>
+              <w:t>어르신·봉사자 의견을 다음 행사에 반영</w:t>
+            </w:r>
+          </w:p>
+        </w:tc>
+        <w:tc>
+          <w:tcPr>
+            <w:tcW w:type="dxa" w:w="1728"/>
+          </w:tcPr>
+          <w:p>
+            <w:r>
+              <w:rPr>
+                <w:b w:val="0"/>
+              </w:rPr>
+              <w:t>평가 기록·개선사항 목록</w:t>
+            </w:r>
+          </w:p>
+        </w:tc>
+        <w:tc>
+          <w:tcPr>
+            <w:tcW w:type="dxa" w:w="1728"/>
+          </w:tcPr>
+          <w:p>
+            <w:r>
+              <w:rPr>
+                <w:b w:val="0"/>
+              </w:rPr>
+              <w:t>________</w:t>
+            </w:r>
+          </w:p>
+        </w:tc>
+        <w:tc>
+          <w:tcPr>
+            <w:tcW w:type="dxa" w:w="1728"/>
+          </w:tcPr>
+          <w:p>
+            <w:r>
+              <w:rPr>
+                <w:b w:val="0"/>
+              </w:rPr>
+              <w:t>________</w:t>
+            </w:r>
+          </w:p>
+        </w:tc>
+      </w:tr>
+    </w:tbl>
+    <w:p/>
+    <w:p>
+      <w:pPr>
+        <w:pStyle w:val="Heading2"/>
+      </w:pPr>
+      <w:r>
+        <w:rPr>
+          <w:b w:val="0"/>
+        </w:rPr>
+        <w:t>8. 향후 일정</w:t>
+      </w:r>
+    </w:p>
+    <w:tbl>
+      <w:tblPr>
+        <w:tblStyle w:val="TableGrid"/>
+        <w:tblW w:type="auto" w:w="0"/>
+        <w:tblLook w:firstColumn="1" w:firstRow="1" w:lastColumn="0" w:lastRow="0" w:noHBand="0" w:noVBand="1" w:val="04A0"/>
+      </w:tblPr>
+      <w:tblGrid>
+        <w:gridCol w:w="2160"/>
+        <w:gridCol w:w="2160"/>
+        <w:gridCol w:w="2160"/>
+        <w:gridCol w:w="2160"/>
+      </w:tblGrid>
+      <w:tr>
+        <w:tc>
+          <w:tcPr>
+            <w:tcW w:type="dxa" w:w="2160"/>
+          </w:tcPr>
+          <w:p>
+            <w:r>
+              <w:rPr>
+                <w:b/>
+              </w:rPr>
+              <w:t>내용</w:t>
+            </w:r>
+          </w:p>
+        </w:tc>
+        <w:tc>
+          <w:tcPr>
+            <w:tcW w:type="dxa" w:w="2160"/>
+          </w:tcPr>
+          <w:p>
+            <w:r>
+              <w:rPr>
+                <w:b/>
+              </w:rPr>
+              <w:t>담당</w:t>
+            </w:r>
+          </w:p>
+        </w:tc>
+        <w:tc>
+          <w:tcPr>
+            <w:tcW w:type="dxa" w:w="2160"/>
+          </w:tcPr>
+          <w:p>
+            <w:r>
+              <w:rPr>
+                <w:b/>
+              </w:rPr>
+              <w:t>기한</w:t>
+            </w:r>
+          </w:p>
+        </w:tc>
+        <w:tc>
+          <w:tcPr>
+            <w:tcW w:type="dxa" w:w="2160"/>
+          </w:tcPr>
+          <w:p>
+            <w:r>
+              <w:rPr>
+                <w:b/>
+              </w:rPr>
+              <w:t>완료 확인</w:t>
+            </w:r>
+          </w:p>
+        </w:tc>
+      </w:tr>
+      <w:tr>
+        <w:tc>
+          <w:tcPr>
+            <w:tcW w:type="dxa" w:w="2160"/>
+          </w:tcPr>
+          <w:p>
+            <w:r>
+              <w:rPr>
+                <w:b w:val="0"/>
+              </w:rPr>
+              <w:t>계획 승인·사전 답사·장소 확정</w:t>
+            </w:r>
+          </w:p>
+        </w:tc>
+        <w:tc>
+          <w:tcPr>
+            <w:tcW w:type="dxa" w:w="2160"/>
+          </w:tcPr>
+          <w:p>
+            <w:r>
+              <w:rPr>
+                <w:b w:val="0"/>
+              </w:rPr>
+              <w:t>________</w:t>
+            </w:r>
+          </w:p>
+        </w:tc>
+        <w:tc>
+          <w:tcPr>
+            <w:tcW w:type="dxa" w:w="2160"/>
+          </w:tcPr>
+          <w:p>
+            <w:r>
+              <w:rPr>
+                <w:b w:val="0"/>
+              </w:rPr>
+              <w:t>________</w:t>
+            </w:r>
+          </w:p>
+        </w:tc>
+        <w:tc>
+          <w:tcPr>
+            <w:tcW w:type="dxa" w:w="2160"/>
+          </w:tcPr>
+          <w:p>
+            <w:r>
+              <w:rPr>
+                <w:b w:val="0"/>
+              </w:rPr>
+              <w:t>________</w:t>
+            </w:r>
+          </w:p>
+        </w:tc>
+      </w:tr>
+      <w:tr>
+        <w:tc>
+          <w:tcPr>
+            <w:tcW w:type="dxa" w:w="2160"/>
+          </w:tcPr>
+          <w:p>
+            <w:r>
+              <w:rPr>
+                <w:b w:val="0"/>
+              </w:rPr>
+              <w:t>참가 안내·신청 접수·지원 요청 확인</w:t>
+            </w:r>
+          </w:p>
+        </w:tc>
+        <w:tc>
+          <w:tcPr>
+            <w:tcW w:type="dxa" w:w="2160"/>
+          </w:tcPr>
+          <w:p>
+            <w:r>
+              <w:rPr>
+                <w:b w:val="0"/>
+              </w:rPr>
+              <w:t>________</w:t>
+            </w:r>
+          </w:p>
+        </w:tc>
+        <w:tc>
+          <w:tcPr>
+            <w:tcW w:type="dxa" w:w="2160"/>
+          </w:tcPr>
+          <w:p>
+            <w:r>
+              <w:rPr>
+                <w:b w:val="0"/>
+              </w:rPr>
+              <w:t>________</w:t>
+            </w:r>
+          </w:p>
+        </w:tc>
+        <w:tc>
+          <w:tcPr>
+            <w:tcW w:type="dxa" w:w="2160"/>
+          </w:tcPr>
+          <w:p>
+            <w:r>
+              <w:rPr>
+                <w:b w:val="0"/>
+              </w:rPr>
+              <w:t>________</w:t>
+            </w:r>
+          </w:p>
+        </w:tc>
+      </w:tr>
+      <w:tr>
+        <w:tc>
+          <w:tcPr>
+            <w:tcW w:type="dxa" w:w="2160"/>
+          </w:tcPr>
+          <w:p>
+            <w:r>
+              <w:rPr>
+                <w:b w:val="0"/>
+              </w:rPr>
+              <w:t>차량·식사 확정 및 동행 봉사자 교육</w:t>
+            </w:r>
+          </w:p>
+        </w:tc>
+        <w:tc>
+          <w:tcPr>
+            <w:tcW w:type="dxa" w:w="2160"/>
+          </w:tcPr>
+          <w:p>
+            <w:r>
+              <w:rPr>
+                <w:b w:val="0"/>
+              </w:rPr>
+              <w:t>________</w:t>
+            </w:r>
+          </w:p>
+        </w:tc>
+        <w:tc>
+          <w:tcPr>
+            <w:tcW w:type="dxa" w:w="2160"/>
+          </w:tcPr>
+          <w:p>
+            <w:r>
+              <w:rPr>
+                <w:b w:val="0"/>
+              </w:rPr>
+              <w:t>________</w:t>
+            </w:r>
+          </w:p>
+        </w:tc>
+        <w:tc>
+          <w:tcPr>
+            <w:tcW w:type="dxa" w:w="2160"/>
+          </w:tcPr>
+          <w:p>
+            <w:r>
+              <w:rPr>
+                <w:b w:val="0"/>
+              </w:rPr>
+              <w:t>________</w:t>
+            </w:r>
+          </w:p>
+        </w:tc>
+      </w:tr>
+      <w:tr>
+        <w:tc>
+          <w:tcPr>
+            <w:tcW w:type="dxa" w:w="2160"/>
+          </w:tcPr>
+          <w:p>
+            <w:r>
+              <w:rPr>
+                <w:b w:val="0"/>
+              </w:rPr>
+              <w:t>기상·참가 인원·안전 준비 최종 점검</w:t>
+            </w:r>
+          </w:p>
+        </w:tc>
+        <w:tc>
+          <w:tcPr>
+            <w:tcW w:type="dxa" w:w="2160"/>
+          </w:tcPr>
+          <w:p>
+            <w:r>
+              <w:rPr>
+                <w:b w:val="0"/>
+              </w:rPr>
+              <w:t>________</w:t>
+            </w:r>
+          </w:p>
+        </w:tc>
+        <w:tc>
+          <w:tcPr>
+            <w:tcW w:type="dxa" w:w="2160"/>
+          </w:tcPr>
+          <w:p>
+            <w:r>
+              <w:rPr>
+                <w:b w:val="0"/>
+              </w:rPr>
+              <w:t>________</w:t>
+            </w:r>
+          </w:p>
+        </w:tc>
+        <w:tc>
+          <w:tcPr>
+            <w:tcW w:type="dxa" w:w="2160"/>
+          </w:tcPr>
+          <w:p>
+            <w:r>
+              <w:rPr>
+                <w:b w:val="0"/>
+              </w:rPr>
+              <w:t>________</w:t>
+            </w:r>
+          </w:p>
+        </w:tc>
+      </w:tr>
+      <w:tr>
+        <w:tc>
+          <w:tcPr>
+            <w:tcW w:type="dxa" w:w="2160"/>
+          </w:tcPr>
+          <w:p>
+            <w:r>
+              <w:rPr>
+                <w:b w:val="0"/>
+              </w:rPr>
+              <w:t>행사 시행 및 전원 귀가 확인</w:t>
+            </w:r>
+          </w:p>
+        </w:tc>
+        <w:tc>
+          <w:tcPr>
+            <w:tcW w:type="dxa" w:w="2160"/>
+          </w:tcPr>
+          <w:p>
+            <w:r>
+              <w:rPr>
+                <w:b w:val="0"/>
+              </w:rPr>
+              <w:t>________</w:t>
+            </w:r>
+          </w:p>
+        </w:tc>
+        <w:tc>
+          <w:tcPr>
+            <w:tcW w:type="dxa" w:w="2160"/>
+          </w:tcPr>
+          <w:p>
+            <w:r>
+              <w:rPr>
+                <w:b w:val="0"/>
+              </w:rPr>
+              <w:t>________</w:t>
+            </w:r>
+          </w:p>
+        </w:tc>
+        <w:tc>
+          <w:tcPr>
+            <w:tcW w:type="dxa" w:w="2160"/>
+          </w:tcPr>
+          <w:p>
+            <w:r>
+              <w:rPr>
+                <w:b w:val="0"/>
+              </w:rPr>
+              <w:t>________</w:t>
+            </w:r>
+          </w:p>
+        </w:tc>
+      </w:tr>
+      <w:tr>
+        <w:tc>
+          <w:tcPr>
+            <w:tcW w:type="dxa" w:w="2160"/>
+          </w:tcPr>
+          <w:p>
+            <w:r>
+              <w:rPr>
+                <w:b w:val="0"/>
+              </w:rPr>
+              <w:t>결과보고·정산·개선사항 확정</w:t>
+            </w:r>
+          </w:p>
+        </w:tc>
+        <w:tc>
+          <w:tcPr>
+            <w:tcW w:type="dxa" w:w="2160"/>
+          </w:tcPr>
+          <w:p>
+            <w:r>
+              <w:rPr>
+                <w:b w:val="0"/>
+              </w:rPr>
+              <w:t>________</w:t>
+            </w:r>
+          </w:p>
+        </w:tc>
+        <w:tc>
+          <w:tcPr>
+            <w:tcW w:type="dxa" w:w="2160"/>
+          </w:tcPr>
+          <w:p>
+            <w:r>
+              <w:rPr>
+                <w:b w:val="0"/>
+              </w:rPr>
+              <w:t>________</w:t>
+            </w:r>
+          </w:p>
+        </w:tc>
+        <w:tc>
+          <w:tcPr>
+            <w:tcW w:type="dxa" w:w="2160"/>
+          </w:tcPr>
+          <w:p>
+            <w:r>
+              <w:rPr>
+                <w:b w:val="0"/>
+              </w:rPr>
+              <w:t>________</w:t>
+            </w:r>
+          </w:p>
+        </w:tc>
+      </w:tr>
+      <w:tr>
+        <w:tc>
+          <w:tcPr>
+            <w:tcW w:type="dxa" w:w="2160"/>
+          </w:tcPr>
+          <w:p>
+            <w:r>
+              <w:rPr>
+                <w:b w:val="0"/>
+              </w:rPr>
+              <w:t>개인정보 보관기간 종료 후 파기</w:t>
+            </w:r>
+          </w:p>
+        </w:tc>
+        <w:tc>
+          <w:tcPr>
+            <w:tcW w:type="dxa" w:w="2160"/>
+          </w:tcPr>
+          <w:p>
+            <w:r>
+              <w:rPr>
+                <w:b w:val="0"/>
+              </w:rPr>
+              <w:t>________</w:t>
+            </w:r>
+          </w:p>
+        </w:tc>
+        <w:tc>
+          <w:tcPr>
+            <w:tcW w:type="dxa" w:w="2160"/>
+          </w:tcPr>
+          <w:p>
+            <w:r>
+              <w:rPr>
+                <w:b w:val="0"/>
+              </w:rPr>
+              <w:t>________</w:t>
+            </w:r>
+          </w:p>
+        </w:tc>
+        <w:tc>
+          <w:tcPr>
+            <w:tcW w:type="dxa" w:w="2160"/>
+          </w:tcPr>
+          <w:p>
+            <w:r>
+              <w:rPr>
+                <w:b w:val="0"/>
+              </w:rPr>
+              <w:t>________</w:t>
+            </w:r>
+          </w:p>
+        </w:tc>
+      </w:tr>
+    </w:tbl>
+    <w:p/>
+    <w:p>
+      <w:r>
+        <w:rPr>
+          <w:b w:val="0"/>
+        </w:rPr>
+        <w:t>붙임 1. 참가 신청·개별 지원 회신서(별도 비공개 관리, 수집항목·목적·보유기간·동의 거부권 및 불이익 안내와 개인정보 수집·이용 동의 한 줄 포함) 1부.</w:t>
+      </w:r>
+    </w:p>
+    <w:p>
+      <w:r>
+        <w:rPr>
+          <w:b w:val="0"/>
+        </w:rPr>
+        <w:t>붙임 2. 차량·동행 봉사자 배정 및 인원 확인표(별도 비공개 관리) 1부.</w:t>
+      </w:r>
+    </w:p>
+    <w:p>
+      <w:r>
+        <w:rPr>
+          <w:b w:val="0"/>
+        </w:rPr>
+        <w:t>붙임 3. 사전 답사·행사 안전 점검표 1부.</w:t>
+      </w:r>
+    </w:p>
     <w:sectPr>
       <w:pgSz w:w="12240" w:h="15840"/>
       <w:pgMar w:top="1440" w:right="1800" w:bottom="1440" w:left="1800" w:header="720" w:footer="720" w:gutter="0"/>
